--- a/Documentazione/Ricerca_Tesi.docx
+++ b/Documentazione/Ricerca_Tesi.docx
@@ -37,7 +37,27 @@
           <w:sz w:val="30"/>
           <w:szCs w:val="30"/>
         </w:rPr>
-        <w:t>(Computer Vision e Object Classification)</w:t>
+        <w:t xml:space="preserve">(Computer Vision e Object </w:t>
+      </w:r>
+      <w:proofErr w:type="spellStart"/>
+      <w:r>
+        <w:rPr>
+          <w:i/>
+          <w:iCs/>
+          <w:sz w:val="30"/>
+          <w:szCs w:val="30"/>
+        </w:rPr>
+        <w:t>Classification</w:t>
+      </w:r>
+      <w:proofErr w:type="spellEnd"/>
+      <w:r>
+        <w:rPr>
+          <w:i/>
+          <w:iCs/>
+          <w:sz w:val="30"/>
+          <w:szCs w:val="30"/>
+        </w:rPr>
+        <w:t>)</w:t>
       </w:r>
     </w:p>
     <w:p>
@@ -156,7 +176,23 @@
           <w:sz w:val="22"/>
           <w:szCs w:val="22"/>
         </w:rPr>
-        <w:t>: attraverso dei modelli di Deep Learning la macchina riesce a elaborare l’immagine mediante specifici task. Questi modelli vengono addestrati precedentemente tramite il caricamento di migliaia e migliaia di immagini etichettate e pre-identificate.</w:t>
+        <w:t xml:space="preserve">: attraverso dei modelli di Deep Learning la macchina riesce a elaborare l’immagine mediante specifici task. Questi modelli vengono addestrati precedentemente tramite il caricamento di migliaia e migliaia di immagini etichettate e </w:t>
+      </w:r>
+      <w:proofErr w:type="spellStart"/>
+      <w:r>
+        <w:rPr>
+          <w:sz w:val="22"/>
+          <w:szCs w:val="22"/>
+        </w:rPr>
+        <w:t>pre</w:t>
+      </w:r>
+      <w:proofErr w:type="spellEnd"/>
+      <w:r>
+        <w:rPr>
+          <w:sz w:val="22"/>
+          <w:szCs w:val="22"/>
+        </w:rPr>
+        <w:t>-identificate.</w:t>
       </w:r>
     </w:p>
     <w:p>
@@ -250,7 +286,27 @@
           <w:sz w:val="22"/>
           <w:szCs w:val="22"/>
         </w:rPr>
-        <w:t>Classificazione dell’immagine (Image Classification)</w:t>
+        <w:t xml:space="preserve">Classificazione dell’immagine (Image </w:t>
+      </w:r>
+      <w:proofErr w:type="spellStart"/>
+      <w:r>
+        <w:rPr>
+          <w:b/>
+          <w:bCs/>
+          <w:sz w:val="22"/>
+          <w:szCs w:val="22"/>
+        </w:rPr>
+        <w:t>Classification</w:t>
+      </w:r>
+      <w:proofErr w:type="spellEnd"/>
+      <w:r>
+        <w:rPr>
+          <w:b/>
+          <w:bCs/>
+          <w:sz w:val="22"/>
+          <w:szCs w:val="22"/>
+        </w:rPr>
+        <w:t>)</w:t>
       </w:r>
       <w:r>
         <w:rPr>
@@ -278,7 +334,27 @@
           <w:sz w:val="22"/>
           <w:szCs w:val="22"/>
         </w:rPr>
-        <w:t>Rilevamento degli oggetti (Object Detection)</w:t>
+        <w:t xml:space="preserve">Rilevamento degli oggetti (Object </w:t>
+      </w:r>
+      <w:proofErr w:type="spellStart"/>
+      <w:r>
+        <w:rPr>
+          <w:b/>
+          <w:bCs/>
+          <w:sz w:val="22"/>
+          <w:szCs w:val="22"/>
+        </w:rPr>
+        <w:t>Detection</w:t>
+      </w:r>
+      <w:proofErr w:type="spellEnd"/>
+      <w:r>
+        <w:rPr>
+          <w:b/>
+          <w:bCs/>
+          <w:sz w:val="22"/>
+          <w:szCs w:val="22"/>
+        </w:rPr>
+        <w:t>)</w:t>
       </w:r>
       <w:r>
         <w:rPr>
@@ -320,7 +396,27 @@
           <w:sz w:val="22"/>
           <w:szCs w:val="22"/>
         </w:rPr>
-        <w:t>Classificazione degli Oggetti (Object Classification):</w:t>
+        <w:t xml:space="preserve">Classificazione degli Oggetti (Object </w:t>
+      </w:r>
+      <w:proofErr w:type="spellStart"/>
+      <w:r>
+        <w:rPr>
+          <w:b/>
+          <w:bCs/>
+          <w:sz w:val="22"/>
+          <w:szCs w:val="22"/>
+        </w:rPr>
+        <w:t>Classification</w:t>
+      </w:r>
+      <w:proofErr w:type="spellEnd"/>
+      <w:r>
+        <w:rPr>
+          <w:b/>
+          <w:bCs/>
+          <w:sz w:val="22"/>
+          <w:szCs w:val="22"/>
+        </w:rPr>
+        <w:t>):</w:t>
       </w:r>
       <w:r>
         <w:rPr>
@@ -366,8 +462,19 @@
           <w:sz w:val="22"/>
           <w:szCs w:val="22"/>
         </w:rPr>
-        <w:t>Object localization</w:t>
-      </w:r>
+        <w:t xml:space="preserve">Object </w:t>
+      </w:r>
+      <w:proofErr w:type="spellStart"/>
+      <w:r>
+        <w:rPr>
+          <w:b/>
+          <w:bCs/>
+          <w:sz w:val="22"/>
+          <w:szCs w:val="22"/>
+        </w:rPr>
+        <w:t>localization</w:t>
+      </w:r>
+      <w:proofErr w:type="spellEnd"/>
       <w:r>
         <w:rPr>
           <w:b/>
@@ -403,7 +510,27 @@
           <w:sz w:val="22"/>
           <w:szCs w:val="22"/>
         </w:rPr>
-        <w:t>Segmentazione dell’immagine (Image Segmentation)</w:t>
+        <w:t xml:space="preserve">Segmentazione dell’immagine (Image </w:t>
+      </w:r>
+      <w:proofErr w:type="spellStart"/>
+      <w:r>
+        <w:rPr>
+          <w:b/>
+          <w:bCs/>
+          <w:sz w:val="22"/>
+          <w:szCs w:val="22"/>
+        </w:rPr>
+        <w:t>Segmentation</w:t>
+      </w:r>
+      <w:proofErr w:type="spellEnd"/>
+      <w:r>
+        <w:rPr>
+          <w:b/>
+          <w:bCs/>
+          <w:sz w:val="22"/>
+          <w:szCs w:val="22"/>
+        </w:rPr>
+        <w:t>)</w:t>
       </w:r>
       <w:r>
         <w:rPr>
@@ -431,7 +558,27 @@
           <w:sz w:val="22"/>
           <w:szCs w:val="22"/>
         </w:rPr>
-        <w:t>Riconoscimento facciale (Face Recognition)</w:t>
+        <w:t xml:space="preserve">Riconoscimento facciale (Face </w:t>
+      </w:r>
+      <w:proofErr w:type="spellStart"/>
+      <w:r>
+        <w:rPr>
+          <w:b/>
+          <w:bCs/>
+          <w:sz w:val="22"/>
+          <w:szCs w:val="22"/>
+        </w:rPr>
+        <w:t>Recognition</w:t>
+      </w:r>
+      <w:proofErr w:type="spellEnd"/>
+      <w:r>
+        <w:rPr>
+          <w:b/>
+          <w:bCs/>
+          <w:sz w:val="22"/>
+          <w:szCs w:val="22"/>
+        </w:rPr>
+        <w:t>)</w:t>
       </w:r>
       <w:r>
         <w:rPr>
@@ -473,7 +620,27 @@
           <w:sz w:val="22"/>
           <w:szCs w:val="22"/>
         </w:rPr>
-        <w:t>Riconoscimento di azioni (Action Recognition)</w:t>
+        <w:t xml:space="preserve">Riconoscimento di azioni (Action </w:t>
+      </w:r>
+      <w:proofErr w:type="spellStart"/>
+      <w:r>
+        <w:rPr>
+          <w:b/>
+          <w:bCs/>
+          <w:sz w:val="22"/>
+          <w:szCs w:val="22"/>
+        </w:rPr>
+        <w:t>Recognition</w:t>
+      </w:r>
+      <w:proofErr w:type="spellEnd"/>
+      <w:r>
+        <w:rPr>
+          <w:b/>
+          <w:bCs/>
+          <w:sz w:val="22"/>
+          <w:szCs w:val="22"/>
+        </w:rPr>
+        <w:t>)</w:t>
       </w:r>
       <w:r>
         <w:rPr>
@@ -516,7 +683,47 @@
           <w:szCs w:val="22"/>
         </w:rPr>
         <w:lastRenderedPageBreak/>
-        <w:t>Rilevamento delle relazioni visive (Visual Relationship Detection)</w:t>
+        <w:t xml:space="preserve">Rilevamento delle relazioni visive (Visual </w:t>
+      </w:r>
+      <w:proofErr w:type="spellStart"/>
+      <w:r>
+        <w:rPr>
+          <w:b/>
+          <w:bCs/>
+          <w:sz w:val="22"/>
+          <w:szCs w:val="22"/>
+        </w:rPr>
+        <w:t>Relationship</w:t>
+      </w:r>
+      <w:proofErr w:type="spellEnd"/>
+      <w:r>
+        <w:rPr>
+          <w:b/>
+          <w:bCs/>
+          <w:sz w:val="22"/>
+          <w:szCs w:val="22"/>
+        </w:rPr>
+        <w:t xml:space="preserve"> </w:t>
+      </w:r>
+      <w:proofErr w:type="spellStart"/>
+      <w:r>
+        <w:rPr>
+          <w:b/>
+          <w:bCs/>
+          <w:sz w:val="22"/>
+          <w:szCs w:val="22"/>
+        </w:rPr>
+        <w:t>Detection</w:t>
+      </w:r>
+      <w:proofErr w:type="spellEnd"/>
+      <w:r>
+        <w:rPr>
+          <w:b/>
+          <w:bCs/>
+          <w:sz w:val="22"/>
+          <w:szCs w:val="22"/>
+        </w:rPr>
+        <w:t>)</w:t>
       </w:r>
       <w:r>
         <w:rPr>
@@ -558,7 +765,47 @@
           <w:sz w:val="22"/>
           <w:szCs w:val="22"/>
         </w:rPr>
-        <w:t>Riconoscimento delle emozioni (Emotion Recognition)</w:t>
+        <w:t>Riconoscimento delle emozioni (</w:t>
+      </w:r>
+      <w:proofErr w:type="spellStart"/>
+      <w:r>
+        <w:rPr>
+          <w:b/>
+          <w:bCs/>
+          <w:sz w:val="22"/>
+          <w:szCs w:val="22"/>
+        </w:rPr>
+        <w:t>Emotion</w:t>
+      </w:r>
+      <w:proofErr w:type="spellEnd"/>
+      <w:r>
+        <w:rPr>
+          <w:b/>
+          <w:bCs/>
+          <w:sz w:val="22"/>
+          <w:szCs w:val="22"/>
+        </w:rPr>
+        <w:t xml:space="preserve"> </w:t>
+      </w:r>
+      <w:proofErr w:type="spellStart"/>
+      <w:r>
+        <w:rPr>
+          <w:b/>
+          <w:bCs/>
+          <w:sz w:val="22"/>
+          <w:szCs w:val="22"/>
+        </w:rPr>
+        <w:t>Recognition</w:t>
+      </w:r>
+      <w:proofErr w:type="spellEnd"/>
+      <w:r>
+        <w:rPr>
+          <w:b/>
+          <w:bCs/>
+          <w:sz w:val="22"/>
+          <w:szCs w:val="22"/>
+        </w:rPr>
+        <w:t>)</w:t>
       </w:r>
       <w:r>
         <w:rPr>
@@ -814,7 +1061,55 @@
           <w:sz w:val="32"/>
           <w:szCs w:val="32"/>
         </w:rPr>
-        <w:t xml:space="preserve"> (object classification)</w:t>
+        <w:t xml:space="preserve"> (</w:t>
+      </w:r>
+      <w:proofErr w:type="spellStart"/>
+      <w:r>
+        <w:rPr>
+          <w:b/>
+          <w:bCs/>
+          <w:i/>
+          <w:iCs/>
+          <w:sz w:val="32"/>
+          <w:szCs w:val="32"/>
+        </w:rPr>
+        <w:t>object</w:t>
+      </w:r>
+      <w:proofErr w:type="spellEnd"/>
+      <w:r>
+        <w:rPr>
+          <w:b/>
+          <w:bCs/>
+          <w:i/>
+          <w:iCs/>
+          <w:sz w:val="32"/>
+          <w:szCs w:val="32"/>
+        </w:rPr>
+        <w:t xml:space="preserve"> </w:t>
+      </w:r>
+      <w:proofErr w:type="spellStart"/>
+      <w:r>
+        <w:rPr>
+          <w:b/>
+          <w:bCs/>
+          <w:i/>
+          <w:iCs/>
+          <w:sz w:val="32"/>
+          <w:szCs w:val="32"/>
+        </w:rPr>
+        <w:t>classification</w:t>
+      </w:r>
+      <w:proofErr w:type="spellEnd"/>
+      <w:r>
+        <w:rPr>
+          <w:b/>
+          <w:bCs/>
+          <w:i/>
+          <w:iCs/>
+          <w:sz w:val="32"/>
+          <w:szCs w:val="32"/>
+        </w:rPr>
+        <w:t>)</w:t>
       </w:r>
     </w:p>
     <w:p>
@@ -831,14 +1126,45 @@
           <w:szCs w:val="22"/>
         </w:rPr>
       </w:pPr>
-      <w:r>
-        <w:rPr>
-          <w:b/>
-          <w:bCs/>
-          <w:sz w:val="22"/>
-          <w:szCs w:val="22"/>
-        </w:rPr>
-        <w:t>TensorFlow / Keras (Google)</w:t>
+      <w:proofErr w:type="spellStart"/>
+      <w:r>
+        <w:rPr>
+          <w:b/>
+          <w:bCs/>
+          <w:sz w:val="22"/>
+          <w:szCs w:val="22"/>
+        </w:rPr>
+        <w:t>TensorFlow</w:t>
+      </w:r>
+      <w:proofErr w:type="spellEnd"/>
+      <w:r>
+        <w:rPr>
+          <w:b/>
+          <w:bCs/>
+          <w:sz w:val="22"/>
+          <w:szCs w:val="22"/>
+        </w:rPr>
+        <w:t xml:space="preserve"> / </w:t>
+      </w:r>
+      <w:proofErr w:type="spellStart"/>
+      <w:r>
+        <w:rPr>
+          <w:b/>
+          <w:bCs/>
+          <w:sz w:val="22"/>
+          <w:szCs w:val="22"/>
+        </w:rPr>
+        <w:t>Keras</w:t>
+      </w:r>
+      <w:proofErr w:type="spellEnd"/>
+      <w:r>
+        <w:rPr>
+          <w:b/>
+          <w:bCs/>
+          <w:sz w:val="22"/>
+          <w:szCs w:val="22"/>
+        </w:rPr>
+        <w:t xml:space="preserve"> (Google)</w:t>
       </w:r>
     </w:p>
     <w:p>
@@ -878,7 +1204,87 @@
           <w:sz w:val="22"/>
           <w:szCs w:val="22"/>
         </w:rPr>
-        <w:t>Offre modelli pre-addestrati (ResNet, Inception, EfficientNet, MobileNet, ecc.).</w:t>
+        <w:t xml:space="preserve">Offre modelli </w:t>
+      </w:r>
+      <w:proofErr w:type="spellStart"/>
+      <w:r>
+        <w:rPr>
+          <w:sz w:val="22"/>
+          <w:szCs w:val="22"/>
+        </w:rPr>
+        <w:t>pre</w:t>
+      </w:r>
+      <w:proofErr w:type="spellEnd"/>
+      <w:r>
+        <w:rPr>
+          <w:sz w:val="22"/>
+          <w:szCs w:val="22"/>
+        </w:rPr>
+        <w:t>-addestrati (</w:t>
+      </w:r>
+      <w:proofErr w:type="spellStart"/>
+      <w:r>
+        <w:rPr>
+          <w:sz w:val="22"/>
+          <w:szCs w:val="22"/>
+        </w:rPr>
+        <w:t>ResNet</w:t>
+      </w:r>
+      <w:proofErr w:type="spellEnd"/>
+      <w:r>
+        <w:rPr>
+          <w:sz w:val="22"/>
+          <w:szCs w:val="22"/>
+        </w:rPr>
+        <w:t xml:space="preserve">, </w:t>
+      </w:r>
+      <w:proofErr w:type="spellStart"/>
+      <w:r>
+        <w:rPr>
+          <w:sz w:val="22"/>
+          <w:szCs w:val="22"/>
+        </w:rPr>
+        <w:t>Inception</w:t>
+      </w:r>
+      <w:proofErr w:type="spellEnd"/>
+      <w:r>
+        <w:rPr>
+          <w:sz w:val="22"/>
+          <w:szCs w:val="22"/>
+        </w:rPr>
+        <w:t xml:space="preserve">, </w:t>
+      </w:r>
+      <w:proofErr w:type="spellStart"/>
+      <w:r>
+        <w:rPr>
+          <w:sz w:val="22"/>
+          <w:szCs w:val="22"/>
+        </w:rPr>
+        <w:t>EfficientNet</w:t>
+      </w:r>
+      <w:proofErr w:type="spellEnd"/>
+      <w:r>
+        <w:rPr>
+          <w:sz w:val="22"/>
+          <w:szCs w:val="22"/>
+        </w:rPr>
+        <w:t xml:space="preserve">, </w:t>
+      </w:r>
+      <w:proofErr w:type="spellStart"/>
+      <w:r>
+        <w:rPr>
+          <w:sz w:val="22"/>
+          <w:szCs w:val="22"/>
+        </w:rPr>
+        <w:t>MobileNet</w:t>
+      </w:r>
+      <w:proofErr w:type="spellEnd"/>
+      <w:r>
+        <w:rPr>
+          <w:sz w:val="22"/>
+          <w:szCs w:val="22"/>
+        </w:rPr>
+        <w:t>, ecc.).</w:t>
       </w:r>
     </w:p>
     <w:p>
@@ -898,7 +1304,23 @@
           <w:sz w:val="22"/>
           <w:szCs w:val="22"/>
         </w:rPr>
-        <w:t>Buon supporto per il deployment (TensorFlow Lite, TensorFlow.js).</w:t>
+        <w:t>Buon supporto per il deployment (</w:t>
+      </w:r>
+      <w:proofErr w:type="spellStart"/>
+      <w:r>
+        <w:rPr>
+          <w:sz w:val="22"/>
+          <w:szCs w:val="22"/>
+        </w:rPr>
+        <w:t>TensorFlow</w:t>
+      </w:r>
+      <w:proofErr w:type="spellEnd"/>
+      <w:r>
+        <w:rPr>
+          <w:sz w:val="22"/>
+          <w:szCs w:val="22"/>
+        </w:rPr>
+        <w:t xml:space="preserve"> Lite, TensorFlow.js).</w:t>
       </w:r>
     </w:p>
     <w:p>
@@ -915,14 +1337,25 @@
           <w:szCs w:val="22"/>
         </w:rPr>
       </w:pPr>
-      <w:r>
-        <w:rPr>
-          <w:b/>
-          <w:bCs/>
-          <w:sz w:val="22"/>
-          <w:szCs w:val="22"/>
-        </w:rPr>
-        <w:t>PyTorch (Meta)</w:t>
+      <w:proofErr w:type="spellStart"/>
+      <w:r>
+        <w:rPr>
+          <w:b/>
+          <w:bCs/>
+          <w:sz w:val="22"/>
+          <w:szCs w:val="22"/>
+        </w:rPr>
+        <w:t>PyTorch</w:t>
+      </w:r>
+      <w:proofErr w:type="spellEnd"/>
+      <w:r>
+        <w:rPr>
+          <w:b/>
+          <w:bCs/>
+          <w:sz w:val="22"/>
+          <w:szCs w:val="22"/>
+        </w:rPr>
+        <w:t xml:space="preserve"> (Meta)</w:t>
       </w:r>
     </w:p>
     <w:p>
@@ -964,6 +1397,7 @@
         </w:rPr>
         <w:t xml:space="preserve">Integra librerie come </w:t>
       </w:r>
+      <w:proofErr w:type="spellStart"/>
       <w:r>
         <w:rPr>
           <w:b/>
@@ -973,12 +1407,77 @@
         </w:rPr>
         <w:t>torchvision</w:t>
       </w:r>
-      <w:r>
-        <w:rPr>
-          <w:sz w:val="22"/>
-          <w:szCs w:val="22"/>
-        </w:rPr>
-        <w:t xml:space="preserve"> (contiene modelli pre-addestrati per classificazione: ResNet, DenseNet, ViT, ecc.).</w:t>
+      <w:proofErr w:type="spellEnd"/>
+      <w:r>
+        <w:rPr>
+          <w:sz w:val="22"/>
+          <w:szCs w:val="22"/>
+        </w:rPr>
+        <w:t xml:space="preserve"> (contiene modelli </w:t>
+      </w:r>
+      <w:proofErr w:type="spellStart"/>
+      <w:r>
+        <w:rPr>
+          <w:sz w:val="22"/>
+          <w:szCs w:val="22"/>
+        </w:rPr>
+        <w:t>pre</w:t>
+      </w:r>
+      <w:proofErr w:type="spellEnd"/>
+      <w:r>
+        <w:rPr>
+          <w:sz w:val="22"/>
+          <w:szCs w:val="22"/>
+        </w:rPr>
+        <w:t xml:space="preserve">-addestrati per classificazione: </w:t>
+      </w:r>
+      <w:proofErr w:type="spellStart"/>
+      <w:r>
+        <w:rPr>
+          <w:sz w:val="22"/>
+          <w:szCs w:val="22"/>
+        </w:rPr>
+        <w:t>ResNet</w:t>
+      </w:r>
+      <w:proofErr w:type="spellEnd"/>
+      <w:r>
+        <w:rPr>
+          <w:sz w:val="22"/>
+          <w:szCs w:val="22"/>
+        </w:rPr>
+        <w:t xml:space="preserve">, </w:t>
+      </w:r>
+      <w:proofErr w:type="spellStart"/>
+      <w:r>
+        <w:rPr>
+          <w:sz w:val="22"/>
+          <w:szCs w:val="22"/>
+        </w:rPr>
+        <w:t>DenseNet</w:t>
+      </w:r>
+      <w:proofErr w:type="spellEnd"/>
+      <w:r>
+        <w:rPr>
+          <w:sz w:val="22"/>
+          <w:szCs w:val="22"/>
+        </w:rPr>
+        <w:t xml:space="preserve">, </w:t>
+      </w:r>
+      <w:proofErr w:type="spellStart"/>
+      <w:r>
+        <w:rPr>
+          <w:sz w:val="22"/>
+          <w:szCs w:val="22"/>
+        </w:rPr>
+        <w:t>ViT</w:t>
+      </w:r>
+      <w:proofErr w:type="spellEnd"/>
+      <w:r>
+        <w:rPr>
+          <w:sz w:val="22"/>
+          <w:szCs w:val="22"/>
+        </w:rPr>
+        <w:t>, ecc.).</w:t>
       </w:r>
     </w:p>
     <w:p>
@@ -1015,14 +1514,25 @@
           <w:szCs w:val="22"/>
         </w:rPr>
       </w:pPr>
-      <w:r>
-        <w:rPr>
-          <w:b/>
-          <w:bCs/>
-          <w:sz w:val="22"/>
-          <w:szCs w:val="22"/>
-        </w:rPr>
-        <w:t>MXNet (Apache / Amazon)</w:t>
+      <w:proofErr w:type="spellStart"/>
+      <w:r>
+        <w:rPr>
+          <w:b/>
+          <w:bCs/>
+          <w:sz w:val="22"/>
+          <w:szCs w:val="22"/>
+        </w:rPr>
+        <w:t>MXNet</w:t>
+      </w:r>
+      <w:proofErr w:type="spellEnd"/>
+      <w:r>
+        <w:rPr>
+          <w:b/>
+          <w:bCs/>
+          <w:sz w:val="22"/>
+          <w:szCs w:val="22"/>
+        </w:rPr>
+        <w:t xml:space="preserve"> (Apache / Amazon)</w:t>
       </w:r>
     </w:p>
     <w:p>
@@ -1035,28 +1545,26 @@
         <w:rPr>
           <w:sz w:val="22"/>
           <w:szCs w:val="22"/>
-        </w:rPr>
-      </w:pPr>
-      <w:r>
-        <w:rPr>
-          <w:sz w:val="22"/>
-          <w:szCs w:val="22"/>
-        </w:rPr>
-        <w:t>Supportato da AWS</w:t>
-      </w:r>
-      <w:r>
-        <w:rPr>
-          <w:sz w:val="22"/>
-          <w:szCs w:val="22"/>
-        </w:rPr>
-        <w:t xml:space="preserve"> (Amazon Web Services)</w:t>
-      </w:r>
-      <w:r>
-        <w:rPr>
-          <w:sz w:val="22"/>
-          <w:szCs w:val="22"/>
-        </w:rPr>
-        <w:t>.</w:t>
+          <w:lang w:val="en-US"/>
+        </w:rPr>
+      </w:pPr>
+      <w:proofErr w:type="spellStart"/>
+      <w:r>
+        <w:rPr>
+          <w:sz w:val="22"/>
+          <w:szCs w:val="22"/>
+          <w:lang w:val="en-US"/>
+        </w:rPr>
+        <w:t>Supportato</w:t>
+      </w:r>
+      <w:proofErr w:type="spellEnd"/>
+      <w:r>
+        <w:rPr>
+          <w:sz w:val="22"/>
+          <w:szCs w:val="22"/>
+          <w:lang w:val="en-US"/>
+        </w:rPr>
+        <w:t xml:space="preserve"> da AWS (Amazon Web Services).</w:t>
       </w:r>
     </w:p>
     <w:p>
@@ -1076,7 +1584,55 @@
           <w:sz w:val="22"/>
           <w:szCs w:val="22"/>
         </w:rPr>
-        <w:t>Buono per distributed training, ma meno usato rispetto a TensorFlow/PyTorch.</w:t>
+        <w:t xml:space="preserve">Buono per </w:t>
+      </w:r>
+      <w:proofErr w:type="spellStart"/>
+      <w:r>
+        <w:rPr>
+          <w:sz w:val="22"/>
+          <w:szCs w:val="22"/>
+        </w:rPr>
+        <w:t>distributed</w:t>
+      </w:r>
+      <w:proofErr w:type="spellEnd"/>
+      <w:r>
+        <w:rPr>
+          <w:sz w:val="22"/>
+          <w:szCs w:val="22"/>
+        </w:rPr>
+        <w:t xml:space="preserve"> training, ma meno usato rispetto a </w:t>
+      </w:r>
+      <w:proofErr w:type="spellStart"/>
+      <w:r>
+        <w:rPr>
+          <w:sz w:val="22"/>
+          <w:szCs w:val="22"/>
+        </w:rPr>
+        <w:t>TensorFlow</w:t>
+      </w:r>
+      <w:proofErr w:type="spellEnd"/>
+      <w:r>
+        <w:rPr>
+          <w:sz w:val="22"/>
+          <w:szCs w:val="22"/>
+        </w:rPr>
+        <w:t>/</w:t>
+      </w:r>
+      <w:proofErr w:type="spellStart"/>
+      <w:r>
+        <w:rPr>
+          <w:sz w:val="22"/>
+          <w:szCs w:val="22"/>
+        </w:rPr>
+        <w:t>PyTorch</w:t>
+      </w:r>
+      <w:proofErr w:type="spellEnd"/>
+      <w:r>
+        <w:rPr>
+          <w:sz w:val="22"/>
+          <w:szCs w:val="22"/>
+        </w:rPr>
+        <w:t>.</w:t>
       </w:r>
     </w:p>
     <w:p>
@@ -1140,7 +1696,23 @@
           <w:sz w:val="22"/>
           <w:szCs w:val="22"/>
         </w:rPr>
-        <w:t>Supportato da librerie come Flax e Haiku per costruzione di modelli di classificazione.</w:t>
+        <w:t xml:space="preserve">Supportato da librerie come </w:t>
+      </w:r>
+      <w:proofErr w:type="spellStart"/>
+      <w:r>
+        <w:rPr>
+          <w:sz w:val="22"/>
+          <w:szCs w:val="22"/>
+        </w:rPr>
+        <w:t>Flax</w:t>
+      </w:r>
+      <w:proofErr w:type="spellEnd"/>
+      <w:r>
+        <w:rPr>
+          <w:sz w:val="22"/>
+          <w:szCs w:val="22"/>
+        </w:rPr>
+        <w:t xml:space="preserve"> e Haiku per costruzione di modelli di classificazione.</w:t>
       </w:r>
     </w:p>
     <w:p>
@@ -1178,14 +1750,45 @@
           <w:szCs w:val="22"/>
         </w:rPr>
       </w:pPr>
-      <w:r>
-        <w:rPr>
-          <w:b/>
-          <w:bCs/>
-          <w:sz w:val="22"/>
-          <w:szCs w:val="22"/>
-        </w:rPr>
-        <w:t>Torchvision (PyTorch)</w:t>
+      <w:proofErr w:type="spellStart"/>
+      <w:r>
+        <w:rPr>
+          <w:b/>
+          <w:bCs/>
+          <w:sz w:val="22"/>
+          <w:szCs w:val="22"/>
+        </w:rPr>
+        <w:t>Torchvision</w:t>
+      </w:r>
+      <w:proofErr w:type="spellEnd"/>
+      <w:r>
+        <w:rPr>
+          <w:b/>
+          <w:bCs/>
+          <w:sz w:val="22"/>
+          <w:szCs w:val="22"/>
+        </w:rPr>
+        <w:t xml:space="preserve"> (</w:t>
+      </w:r>
+      <w:proofErr w:type="spellStart"/>
+      <w:r>
+        <w:rPr>
+          <w:b/>
+          <w:bCs/>
+          <w:sz w:val="22"/>
+          <w:szCs w:val="22"/>
+        </w:rPr>
+        <w:t>PyTorch</w:t>
+      </w:r>
+      <w:proofErr w:type="spellEnd"/>
+      <w:r>
+        <w:rPr>
+          <w:b/>
+          <w:bCs/>
+          <w:sz w:val="22"/>
+          <w:szCs w:val="22"/>
+        </w:rPr>
+        <w:t>)</w:t>
       </w:r>
       <w:r>
         <w:rPr>
@@ -1212,7 +1815,55 @@
           <w:sz w:val="22"/>
           <w:szCs w:val="22"/>
         </w:rPr>
-        <w:t>dataset e modelli standard per classification (ResNet, VGG, MobileNet, Vision Transformer).</w:t>
+        <w:t xml:space="preserve">dataset e modelli standard per </w:t>
+      </w:r>
+      <w:proofErr w:type="spellStart"/>
+      <w:r>
+        <w:rPr>
+          <w:sz w:val="22"/>
+          <w:szCs w:val="22"/>
+        </w:rPr>
+        <w:t>classification</w:t>
+      </w:r>
+      <w:proofErr w:type="spellEnd"/>
+      <w:r>
+        <w:rPr>
+          <w:sz w:val="22"/>
+          <w:szCs w:val="22"/>
+        </w:rPr>
+        <w:t xml:space="preserve"> (</w:t>
+      </w:r>
+      <w:proofErr w:type="spellStart"/>
+      <w:r>
+        <w:rPr>
+          <w:sz w:val="22"/>
+          <w:szCs w:val="22"/>
+        </w:rPr>
+        <w:t>ResNet</w:t>
+      </w:r>
+      <w:proofErr w:type="spellEnd"/>
+      <w:r>
+        <w:rPr>
+          <w:sz w:val="22"/>
+          <w:szCs w:val="22"/>
+        </w:rPr>
+        <w:t xml:space="preserve">, VGG, </w:t>
+      </w:r>
+      <w:proofErr w:type="spellStart"/>
+      <w:r>
+        <w:rPr>
+          <w:sz w:val="22"/>
+          <w:szCs w:val="22"/>
+        </w:rPr>
+        <w:t>MobileNet</w:t>
+      </w:r>
+      <w:proofErr w:type="spellEnd"/>
+      <w:r>
+        <w:rPr>
+          <w:sz w:val="22"/>
+          <w:szCs w:val="22"/>
+        </w:rPr>
+        <w:t>, Vision Transformer).</w:t>
       </w:r>
     </w:p>
     <w:p>
@@ -1231,14 +1882,45 @@
           <w:szCs w:val="22"/>
         </w:rPr>
       </w:pPr>
-      <w:r>
-        <w:rPr>
-          <w:b/>
-          <w:bCs/>
-          <w:sz w:val="22"/>
-          <w:szCs w:val="22"/>
-        </w:rPr>
-        <w:t>Timm (PyTorch Image Models):</w:t>
+      <w:proofErr w:type="spellStart"/>
+      <w:r>
+        <w:rPr>
+          <w:b/>
+          <w:bCs/>
+          <w:sz w:val="22"/>
+          <w:szCs w:val="22"/>
+        </w:rPr>
+        <w:t>Timm</w:t>
+      </w:r>
+      <w:proofErr w:type="spellEnd"/>
+      <w:r>
+        <w:rPr>
+          <w:b/>
+          <w:bCs/>
+          <w:sz w:val="22"/>
+          <w:szCs w:val="22"/>
+        </w:rPr>
+        <w:t xml:space="preserve"> (</w:t>
+      </w:r>
+      <w:proofErr w:type="spellStart"/>
+      <w:r>
+        <w:rPr>
+          <w:b/>
+          <w:bCs/>
+          <w:sz w:val="22"/>
+          <w:szCs w:val="22"/>
+        </w:rPr>
+        <w:t>PyTorch</w:t>
+      </w:r>
+      <w:proofErr w:type="spellEnd"/>
+      <w:r>
+        <w:rPr>
+          <w:b/>
+          <w:bCs/>
+          <w:sz w:val="22"/>
+          <w:szCs w:val="22"/>
+        </w:rPr>
+        <w:t xml:space="preserve"> Image Models):</w:t>
       </w:r>
       <w:r>
         <w:rPr>
@@ -1252,7 +1934,23 @@
           <w:sz w:val="22"/>
           <w:szCs w:val="22"/>
         </w:rPr>
-        <w:t>libreria molto popolare che raccoglie centinaia di modelli per image classification (CNN e Transformer).</w:t>
+        <w:t xml:space="preserve">libreria molto popolare che raccoglie centinaia di modelli per image </w:t>
+      </w:r>
+      <w:proofErr w:type="spellStart"/>
+      <w:r>
+        <w:rPr>
+          <w:sz w:val="22"/>
+          <w:szCs w:val="22"/>
+        </w:rPr>
+        <w:t>classification</w:t>
+      </w:r>
+      <w:proofErr w:type="spellEnd"/>
+      <w:r>
+        <w:rPr>
+          <w:sz w:val="22"/>
+          <w:szCs w:val="22"/>
+        </w:rPr>
+        <w:t xml:space="preserve"> (CNN e Transformer).</w:t>
       </w:r>
     </w:p>
     <w:p>
@@ -1267,21 +1965,68 @@
           <w:szCs w:val="22"/>
         </w:rPr>
       </w:pPr>
-      <w:r>
-        <w:rPr>
-          <w:b/>
-          <w:bCs/>
-          <w:sz w:val="22"/>
-          <w:szCs w:val="22"/>
-        </w:rPr>
-        <w:t>OpenCV (con DNN module):</w:t>
-      </w:r>
-      <w:r>
-        <w:rPr>
-          <w:sz w:val="22"/>
-          <w:szCs w:val="22"/>
-        </w:rPr>
-        <w:t xml:space="preserve"> utile per deployment leggero di classificatori pre-addestrati.</w:t>
+      <w:proofErr w:type="spellStart"/>
+      <w:r>
+        <w:rPr>
+          <w:b/>
+          <w:bCs/>
+          <w:sz w:val="22"/>
+          <w:szCs w:val="22"/>
+        </w:rPr>
+        <w:t>OpenCV</w:t>
+      </w:r>
+      <w:proofErr w:type="spellEnd"/>
+      <w:r>
+        <w:rPr>
+          <w:b/>
+          <w:bCs/>
+          <w:sz w:val="22"/>
+          <w:szCs w:val="22"/>
+        </w:rPr>
+        <w:t xml:space="preserve"> (con DNN </w:t>
+      </w:r>
+      <w:proofErr w:type="spellStart"/>
+      <w:r>
+        <w:rPr>
+          <w:b/>
+          <w:bCs/>
+          <w:sz w:val="22"/>
+          <w:szCs w:val="22"/>
+        </w:rPr>
+        <w:t>module</w:t>
+      </w:r>
+      <w:proofErr w:type="spellEnd"/>
+      <w:r>
+        <w:rPr>
+          <w:b/>
+          <w:bCs/>
+          <w:sz w:val="22"/>
+          <w:szCs w:val="22"/>
+        </w:rPr>
+        <w:t>):</w:t>
+      </w:r>
+      <w:r>
+        <w:rPr>
+          <w:sz w:val="22"/>
+          <w:szCs w:val="22"/>
+        </w:rPr>
+        <w:t xml:space="preserve"> utile per deployment leggero di classificatori </w:t>
+      </w:r>
+      <w:proofErr w:type="spellStart"/>
+      <w:r>
+        <w:rPr>
+          <w:sz w:val="22"/>
+          <w:szCs w:val="22"/>
+        </w:rPr>
+        <w:t>pre</w:t>
+      </w:r>
+      <w:proofErr w:type="spellEnd"/>
+      <w:r>
+        <w:rPr>
+          <w:sz w:val="22"/>
+          <w:szCs w:val="22"/>
+        </w:rPr>
+        <w:t>-addestrati.</w:t>
       </w:r>
     </w:p>
     <w:p>
@@ -1317,7 +2062,55 @@
           <w:sz w:val="22"/>
           <w:szCs w:val="22"/>
         </w:rPr>
-        <w:t>nato per detection/segmentation, ma sfruttabile anche per classification.</w:t>
+        <w:t xml:space="preserve">nato per </w:t>
+      </w:r>
+      <w:proofErr w:type="spellStart"/>
+      <w:r>
+        <w:rPr>
+          <w:sz w:val="22"/>
+          <w:szCs w:val="22"/>
+        </w:rPr>
+        <w:t>detection</w:t>
+      </w:r>
+      <w:proofErr w:type="spellEnd"/>
+      <w:r>
+        <w:rPr>
+          <w:sz w:val="22"/>
+          <w:szCs w:val="22"/>
+        </w:rPr>
+        <w:t>/</w:t>
+      </w:r>
+      <w:proofErr w:type="spellStart"/>
+      <w:r>
+        <w:rPr>
+          <w:sz w:val="22"/>
+          <w:szCs w:val="22"/>
+        </w:rPr>
+        <w:t>segmentation</w:t>
+      </w:r>
+      <w:proofErr w:type="spellEnd"/>
+      <w:r>
+        <w:rPr>
+          <w:sz w:val="22"/>
+          <w:szCs w:val="22"/>
+        </w:rPr>
+        <w:t xml:space="preserve">, ma sfruttabile anche per </w:t>
+      </w:r>
+      <w:proofErr w:type="spellStart"/>
+      <w:r>
+        <w:rPr>
+          <w:sz w:val="22"/>
+          <w:szCs w:val="22"/>
+        </w:rPr>
+        <w:t>classification</w:t>
+      </w:r>
+      <w:proofErr w:type="spellEnd"/>
+      <w:r>
+        <w:rPr>
+          <w:sz w:val="22"/>
+          <w:szCs w:val="22"/>
+        </w:rPr>
+        <w:t>.</w:t>
       </w:r>
     </w:p>
     <w:p>
@@ -1330,39 +2123,204 @@
         <w:rPr>
           <w:sz w:val="22"/>
           <w:szCs w:val="22"/>
-        </w:rPr>
-      </w:pPr>
-      <w:r>
-        <w:rPr>
-          <w:b/>
-          <w:bCs/>
-          <w:sz w:val="22"/>
-          <w:szCs w:val="22"/>
+          <w:lang w:val="en-US"/>
+        </w:rPr>
+      </w:pPr>
+      <w:r>
+        <w:rPr>
+          <w:b/>
+          <w:bCs/>
+          <w:sz w:val="22"/>
+          <w:szCs w:val="22"/>
+          <w:lang w:val="en-US"/>
         </w:rPr>
         <w:lastRenderedPageBreak/>
-        <w:t>Hugging Face Transformers + timm:</w:t>
-      </w:r>
-      <w:r>
-        <w:rPr>
-          <w:sz w:val="22"/>
-          <w:szCs w:val="22"/>
-        </w:rPr>
-        <w:t xml:space="preserve"> supporto a modelli moderni (Vision Transformers, DeiT, ConvNeXt, ecc.).</w:t>
-      </w:r>
-    </w:p>
-    <w:p>
-      <w:pPr>
-        <w:rPr>
-          <w:sz w:val="22"/>
-          <w:szCs w:val="22"/>
-        </w:rPr>
-      </w:pPr>
-      <w:r>
-        <w:rPr>
-          <w:sz w:val="22"/>
-          <w:szCs w:val="22"/>
-        </w:rPr>
-        <w:t>Per la realizzazione di questa tesi è stato selezionato pytorch, per la sua diffusione e per le librerie fornite da torchvision. Le principali sono:</w:t>
+        <w:t xml:space="preserve">Hugging Face Transformers + </w:t>
+      </w:r>
+      <w:proofErr w:type="spellStart"/>
+      <w:r>
+        <w:rPr>
+          <w:b/>
+          <w:bCs/>
+          <w:sz w:val="22"/>
+          <w:szCs w:val="22"/>
+          <w:lang w:val="en-US"/>
+        </w:rPr>
+        <w:t>timm</w:t>
+      </w:r>
+      <w:proofErr w:type="spellEnd"/>
+      <w:r>
+        <w:rPr>
+          <w:b/>
+          <w:bCs/>
+          <w:sz w:val="22"/>
+          <w:szCs w:val="22"/>
+          <w:lang w:val="en-US"/>
+        </w:rPr>
+        <w:t>:</w:t>
+      </w:r>
+      <w:r>
+        <w:rPr>
+          <w:sz w:val="22"/>
+          <w:szCs w:val="22"/>
+          <w:lang w:val="en-US"/>
+        </w:rPr>
+        <w:t xml:space="preserve"> </w:t>
+      </w:r>
+      <w:proofErr w:type="spellStart"/>
+      <w:r>
+        <w:rPr>
+          <w:sz w:val="22"/>
+          <w:szCs w:val="22"/>
+          <w:lang w:val="en-US"/>
+        </w:rPr>
+        <w:t>supporto</w:t>
+      </w:r>
+      <w:proofErr w:type="spellEnd"/>
+      <w:r>
+        <w:rPr>
+          <w:sz w:val="22"/>
+          <w:szCs w:val="22"/>
+          <w:lang w:val="en-US"/>
+        </w:rPr>
+        <w:t xml:space="preserve"> a </w:t>
+      </w:r>
+      <w:proofErr w:type="spellStart"/>
+      <w:r>
+        <w:rPr>
+          <w:sz w:val="22"/>
+          <w:szCs w:val="22"/>
+          <w:lang w:val="en-US"/>
+        </w:rPr>
+        <w:t>modelli</w:t>
+      </w:r>
+      <w:proofErr w:type="spellEnd"/>
+      <w:r>
+        <w:rPr>
+          <w:sz w:val="22"/>
+          <w:szCs w:val="22"/>
+          <w:lang w:val="en-US"/>
+        </w:rPr>
+        <w:t xml:space="preserve"> </w:t>
+      </w:r>
+      <w:proofErr w:type="spellStart"/>
+      <w:r>
+        <w:rPr>
+          <w:sz w:val="22"/>
+          <w:szCs w:val="22"/>
+          <w:lang w:val="en-US"/>
+        </w:rPr>
+        <w:t>moderni</w:t>
+      </w:r>
+      <w:proofErr w:type="spellEnd"/>
+      <w:r>
+        <w:rPr>
+          <w:sz w:val="22"/>
+          <w:szCs w:val="22"/>
+          <w:lang w:val="en-US"/>
+        </w:rPr>
+        <w:t xml:space="preserve"> (Vision Transformers, </w:t>
+      </w:r>
+      <w:proofErr w:type="spellStart"/>
+      <w:r>
+        <w:rPr>
+          <w:sz w:val="22"/>
+          <w:szCs w:val="22"/>
+          <w:lang w:val="en-US"/>
+        </w:rPr>
+        <w:t>DeiT</w:t>
+      </w:r>
+      <w:proofErr w:type="spellEnd"/>
+      <w:r>
+        <w:rPr>
+          <w:sz w:val="22"/>
+          <w:szCs w:val="22"/>
+          <w:lang w:val="en-US"/>
+        </w:rPr>
+        <w:t xml:space="preserve">, </w:t>
+      </w:r>
+      <w:proofErr w:type="spellStart"/>
+      <w:r>
+        <w:rPr>
+          <w:sz w:val="22"/>
+          <w:szCs w:val="22"/>
+          <w:lang w:val="en-US"/>
+        </w:rPr>
+        <w:t>ConvNeXt</w:t>
+      </w:r>
+      <w:proofErr w:type="spellEnd"/>
+      <w:r>
+        <w:rPr>
+          <w:sz w:val="22"/>
+          <w:szCs w:val="22"/>
+          <w:lang w:val="en-US"/>
+        </w:rPr>
+        <w:t xml:space="preserve">, </w:t>
+      </w:r>
+      <w:proofErr w:type="spellStart"/>
+      <w:r>
+        <w:rPr>
+          <w:sz w:val="22"/>
+          <w:szCs w:val="22"/>
+          <w:lang w:val="en-US"/>
+        </w:rPr>
+        <w:t>ecc</w:t>
+      </w:r>
+      <w:proofErr w:type="spellEnd"/>
+      <w:r>
+        <w:rPr>
+          <w:sz w:val="22"/>
+          <w:szCs w:val="22"/>
+          <w:lang w:val="en-US"/>
+        </w:rPr>
+        <w:t>.).</w:t>
+      </w:r>
+    </w:p>
+    <w:p>
+      <w:pPr>
+        <w:rPr>
+          <w:sz w:val="22"/>
+          <w:szCs w:val="22"/>
+        </w:rPr>
+      </w:pPr>
+      <w:r>
+        <w:rPr>
+          <w:sz w:val="22"/>
+          <w:szCs w:val="22"/>
+        </w:rPr>
+        <w:t xml:space="preserve">Per la realizzazione di questa tesi è stato selezionato </w:t>
+      </w:r>
+      <w:proofErr w:type="spellStart"/>
+      <w:r>
+        <w:rPr>
+          <w:sz w:val="22"/>
+          <w:szCs w:val="22"/>
+        </w:rPr>
+        <w:t>pytorch</w:t>
+      </w:r>
+      <w:proofErr w:type="spellEnd"/>
+      <w:r>
+        <w:rPr>
+          <w:sz w:val="22"/>
+          <w:szCs w:val="22"/>
+        </w:rPr>
+        <w:t xml:space="preserve">, per la sua diffusione e per le librerie fornite da </w:t>
+      </w:r>
+      <w:proofErr w:type="spellStart"/>
+      <w:r>
+        <w:rPr>
+          <w:sz w:val="22"/>
+          <w:szCs w:val="22"/>
+        </w:rPr>
+        <w:t>torchvision</w:t>
+      </w:r>
+      <w:proofErr w:type="spellEnd"/>
+      <w:r>
+        <w:rPr>
+          <w:sz w:val="22"/>
+          <w:szCs w:val="22"/>
+        </w:rPr>
+        <w:t>. Le principali sono:</w:t>
       </w:r>
     </w:p>
     <w:p>
@@ -1377,6 +2335,7 @@
           <w:szCs w:val="22"/>
         </w:rPr>
       </w:pPr>
+      <w:proofErr w:type="spellStart"/>
       <w:r>
         <w:rPr>
           <w:b/>
@@ -1386,21 +2345,90 @@
         </w:rPr>
         <w:t>ResNet</w:t>
       </w:r>
-      <w:r>
-        <w:rPr>
-          <w:b/>
-          <w:bCs/>
-          <w:sz w:val="22"/>
-          <w:szCs w:val="22"/>
-        </w:rPr>
-        <w:t xml:space="preserve"> (Residual Networks)</w:t>
-      </w:r>
-      <w:r>
-        <w:rPr>
-          <w:sz w:val="22"/>
-          <w:szCs w:val="22"/>
-        </w:rPr>
-        <w:t>: introducono i residual blocks che risolvono il problema del vanishing gradient. Sono un buon compromesso tra accuratezza e velocità.</w:t>
+      <w:proofErr w:type="spellEnd"/>
+      <w:r>
+        <w:rPr>
+          <w:b/>
+          <w:bCs/>
+          <w:sz w:val="22"/>
+          <w:szCs w:val="22"/>
+        </w:rPr>
+        <w:t xml:space="preserve"> (</w:t>
+      </w:r>
+      <w:proofErr w:type="spellStart"/>
+      <w:r>
+        <w:rPr>
+          <w:b/>
+          <w:bCs/>
+          <w:sz w:val="22"/>
+          <w:szCs w:val="22"/>
+        </w:rPr>
+        <w:t>Residual</w:t>
+      </w:r>
+      <w:proofErr w:type="spellEnd"/>
+      <w:r>
+        <w:rPr>
+          <w:b/>
+          <w:bCs/>
+          <w:sz w:val="22"/>
+          <w:szCs w:val="22"/>
+        </w:rPr>
+        <w:t xml:space="preserve"> Networks)</w:t>
+      </w:r>
+      <w:r>
+        <w:rPr>
+          <w:sz w:val="22"/>
+          <w:szCs w:val="22"/>
+        </w:rPr>
+        <w:t xml:space="preserve">: introducono i </w:t>
+      </w:r>
+      <w:proofErr w:type="spellStart"/>
+      <w:r>
+        <w:rPr>
+          <w:sz w:val="22"/>
+          <w:szCs w:val="22"/>
+        </w:rPr>
+        <w:t>residual</w:t>
+      </w:r>
+      <w:proofErr w:type="spellEnd"/>
+      <w:r>
+        <w:rPr>
+          <w:sz w:val="22"/>
+          <w:szCs w:val="22"/>
+        </w:rPr>
+        <w:t xml:space="preserve"> </w:t>
+      </w:r>
+      <w:proofErr w:type="spellStart"/>
+      <w:r>
+        <w:rPr>
+          <w:sz w:val="22"/>
+          <w:szCs w:val="22"/>
+        </w:rPr>
+        <w:t>blocks</w:t>
+      </w:r>
+      <w:proofErr w:type="spellEnd"/>
+      <w:r>
+        <w:rPr>
+          <w:sz w:val="22"/>
+          <w:szCs w:val="22"/>
+        </w:rPr>
+        <w:t xml:space="preserve"> che risolvono il problema del </w:t>
+      </w:r>
+      <w:proofErr w:type="spellStart"/>
+      <w:r>
+        <w:rPr>
+          <w:sz w:val="22"/>
+          <w:szCs w:val="22"/>
+        </w:rPr>
+        <w:t>vanishing</w:t>
+      </w:r>
+      <w:proofErr w:type="spellEnd"/>
+      <w:r>
+        <w:rPr>
+          <w:sz w:val="22"/>
+          <w:szCs w:val="22"/>
+        </w:rPr>
+        <w:t xml:space="preserve"> gradient. Sono un buon compromesso tra accuratezza e velocità.</w:t>
       </w:r>
     </w:p>
     <w:p>
@@ -1415,6 +2443,7 @@
           <w:szCs w:val="22"/>
         </w:rPr>
       </w:pPr>
+      <w:proofErr w:type="spellStart"/>
       <w:r>
         <w:rPr>
           <w:b/>
@@ -1424,6 +2453,7 @@
         </w:rPr>
         <w:t>ResNeXt</w:t>
       </w:r>
+      <w:proofErr w:type="spellEnd"/>
       <w:r>
         <w:rPr>
           <w:sz w:val="22"/>
@@ -1436,7 +2466,55 @@
           <w:sz w:val="22"/>
           <w:szCs w:val="22"/>
         </w:rPr>
-        <w:t xml:space="preserve"> sono una evoluzione delle ResNet con “cardinality” (più gruppi nei convolutions). Offrono un miglior rapporto affidabilità/efficienza rispetto alle sorelle minori.</w:t>
+        <w:t xml:space="preserve"> sono una evoluzione delle </w:t>
+      </w:r>
+      <w:proofErr w:type="spellStart"/>
+      <w:r>
+        <w:rPr>
+          <w:sz w:val="22"/>
+          <w:szCs w:val="22"/>
+        </w:rPr>
+        <w:t>ResNet</w:t>
+      </w:r>
+      <w:proofErr w:type="spellEnd"/>
+      <w:r>
+        <w:rPr>
+          <w:sz w:val="22"/>
+          <w:szCs w:val="22"/>
+        </w:rPr>
+        <w:t xml:space="preserve"> con “</w:t>
+      </w:r>
+      <w:proofErr w:type="spellStart"/>
+      <w:r>
+        <w:rPr>
+          <w:sz w:val="22"/>
+          <w:szCs w:val="22"/>
+        </w:rPr>
+        <w:t>cardinality</w:t>
+      </w:r>
+      <w:proofErr w:type="spellEnd"/>
+      <w:r>
+        <w:rPr>
+          <w:sz w:val="22"/>
+          <w:szCs w:val="22"/>
+        </w:rPr>
+        <w:t xml:space="preserve">” (più gruppi nei </w:t>
+      </w:r>
+      <w:proofErr w:type="spellStart"/>
+      <w:r>
+        <w:rPr>
+          <w:sz w:val="22"/>
+          <w:szCs w:val="22"/>
+        </w:rPr>
+        <w:t>convolutions</w:t>
+      </w:r>
+      <w:proofErr w:type="spellEnd"/>
+      <w:r>
+        <w:rPr>
+          <w:sz w:val="22"/>
+          <w:szCs w:val="22"/>
+        </w:rPr>
+        <w:t>). Offrono un miglior rapporto affidabilità/efficienza rispetto alle sorelle minori.</w:t>
       </w:r>
     </w:p>
     <w:p>
@@ -1451,6 +2529,7 @@
           <w:szCs w:val="22"/>
         </w:rPr>
       </w:pPr>
+      <w:proofErr w:type="spellStart"/>
       <w:r>
         <w:rPr>
           <w:b/>
@@ -1460,12 +2539,61 @@
         </w:rPr>
         <w:t>DenseNet</w:t>
       </w:r>
-      <w:r>
-        <w:rPr>
-          <w:sz w:val="22"/>
-          <w:szCs w:val="22"/>
-        </w:rPr>
-        <w:t>: ogni layer riceve in input le feature map di tutti i layer precedenti</w:t>
+      <w:proofErr w:type="spellEnd"/>
+      <w:r>
+        <w:rPr>
+          <w:sz w:val="22"/>
+          <w:szCs w:val="22"/>
+        </w:rPr>
+        <w:t xml:space="preserve">: ogni </w:t>
+      </w:r>
+      <w:proofErr w:type="spellStart"/>
+      <w:r>
+        <w:rPr>
+          <w:sz w:val="22"/>
+          <w:szCs w:val="22"/>
+        </w:rPr>
+        <w:t>layer</w:t>
+      </w:r>
+      <w:proofErr w:type="spellEnd"/>
+      <w:r>
+        <w:rPr>
+          <w:sz w:val="22"/>
+          <w:szCs w:val="22"/>
+        </w:rPr>
+        <w:t xml:space="preserve"> riceve in input le feature </w:t>
+      </w:r>
+      <w:proofErr w:type="spellStart"/>
+      <w:r>
+        <w:rPr>
+          <w:sz w:val="22"/>
+          <w:szCs w:val="22"/>
+        </w:rPr>
+        <w:t>map</w:t>
+      </w:r>
+      <w:proofErr w:type="spellEnd"/>
+      <w:r>
+        <w:rPr>
+          <w:sz w:val="22"/>
+          <w:szCs w:val="22"/>
+        </w:rPr>
+        <w:t xml:space="preserve"> di tutti i </w:t>
+      </w:r>
+      <w:proofErr w:type="spellStart"/>
+      <w:r>
+        <w:rPr>
+          <w:sz w:val="22"/>
+          <w:szCs w:val="22"/>
+        </w:rPr>
+        <w:t>layer</w:t>
+      </w:r>
+      <w:proofErr w:type="spellEnd"/>
+      <w:r>
+        <w:rPr>
+          <w:sz w:val="22"/>
+          <w:szCs w:val="22"/>
+        </w:rPr>
+        <w:t xml:space="preserve"> precedenti</w:t>
       </w:r>
       <w:r>
         <w:rPr>
@@ -1487,6 +2615,7 @@
           <w:szCs w:val="22"/>
         </w:rPr>
       </w:pPr>
+      <w:proofErr w:type="spellStart"/>
       <w:r>
         <w:rPr>
           <w:b/>
@@ -1496,6 +2625,7 @@
         </w:rPr>
         <w:t>EfficientNet</w:t>
       </w:r>
+      <w:proofErr w:type="spellEnd"/>
       <w:r>
         <w:rPr>
           <w:sz w:val="22"/>
@@ -1523,14 +2653,50 @@
           <w:sz w:val="22"/>
           <w:szCs w:val="22"/>
         </w:rPr>
-        <w:t>Vision Transformer (ViT)</w:t>
-      </w:r>
-      <w:r>
-        <w:rPr>
-          <w:sz w:val="22"/>
-          <w:szCs w:val="22"/>
-        </w:rPr>
-        <w:t>: sono modelli basati su Transformer applicati alle immagini. Sfruttano l’attenzione al posto delle convoluzioni. Ottengono ottimi risultati su ImageNet, specialmente su dataset grandi.</w:t>
+        <w:t>Vision Transformer (</w:t>
+      </w:r>
+      <w:proofErr w:type="spellStart"/>
+      <w:r>
+        <w:rPr>
+          <w:b/>
+          <w:bCs/>
+          <w:sz w:val="22"/>
+          <w:szCs w:val="22"/>
+        </w:rPr>
+        <w:t>ViT</w:t>
+      </w:r>
+      <w:proofErr w:type="spellEnd"/>
+      <w:r>
+        <w:rPr>
+          <w:b/>
+          <w:bCs/>
+          <w:sz w:val="22"/>
+          <w:szCs w:val="22"/>
+        </w:rPr>
+        <w:t>)</w:t>
+      </w:r>
+      <w:r>
+        <w:rPr>
+          <w:sz w:val="22"/>
+          <w:szCs w:val="22"/>
+        </w:rPr>
+        <w:t xml:space="preserve">: sono modelli basati su Transformer applicati alle immagini. Sfruttano l’attenzione al posto delle convoluzioni. Ottengono ottimi risultati su </w:t>
+      </w:r>
+      <w:proofErr w:type="spellStart"/>
+      <w:r>
+        <w:rPr>
+          <w:sz w:val="22"/>
+          <w:szCs w:val="22"/>
+        </w:rPr>
+        <w:t>ImageNet</w:t>
+      </w:r>
+      <w:proofErr w:type="spellEnd"/>
+      <w:r>
+        <w:rPr>
+          <w:sz w:val="22"/>
+          <w:szCs w:val="22"/>
+        </w:rPr>
+        <w:t>, specialmente su dataset grandi.</w:t>
       </w:r>
     </w:p>
     <w:p>
@@ -1566,7 +2732,23 @@
           <w:sz w:val="22"/>
           <w:szCs w:val="22"/>
         </w:rPr>
-        <w:t xml:space="preserve"> sono pensate per dispositivi mobili/edge. Hanno il pregio di essere leggere, veloci e con buona accuratezza e sono perfetti per deployment su smartphones e IoT.</w:t>
+        <w:t xml:space="preserve"> sono pensate per dispositivi mobili/</w:t>
+      </w:r>
+      <w:proofErr w:type="spellStart"/>
+      <w:r>
+        <w:rPr>
+          <w:sz w:val="22"/>
+          <w:szCs w:val="22"/>
+        </w:rPr>
+        <w:t>edge</w:t>
+      </w:r>
+      <w:proofErr w:type="spellEnd"/>
+      <w:r>
+        <w:rPr>
+          <w:sz w:val="22"/>
+          <w:szCs w:val="22"/>
+        </w:rPr>
+        <w:t>. Hanno il pregio di essere leggere, veloci e con buona accuratezza e sono perfetti per deployment su smartphones e IoT.</w:t>
       </w:r>
     </w:p>
     <w:p>
@@ -1581,6 +2763,7 @@
           <w:szCs w:val="22"/>
         </w:rPr>
       </w:pPr>
+      <w:proofErr w:type="spellStart"/>
       <w:r>
         <w:rPr>
           <w:b/>
@@ -1590,6 +2773,7 @@
         </w:rPr>
         <w:t>AlexNet</w:t>
       </w:r>
+      <w:proofErr w:type="spellEnd"/>
       <w:r>
         <w:rPr>
           <w:sz w:val="22"/>
@@ -1602,16 +2786,24 @@
           <w:sz w:val="22"/>
           <w:szCs w:val="22"/>
         </w:rPr>
-        <w:t xml:space="preserve"> è uno dei primi modelli (2012), ancora usato come biseline o per scopi didattici. Ormai è superato.</w:t>
-      </w:r>
-    </w:p>
-    <w:p>
-      <w:pPr>
-        <w:rPr>
-          <w:sz w:val="22"/>
-          <w:szCs w:val="22"/>
-        </w:rPr>
-      </w:pPr>
+        <w:t xml:space="preserve"> è uno dei primi modelli (2012), ancora usato come </w:t>
+      </w:r>
+      <w:proofErr w:type="spellStart"/>
+      <w:r>
+        <w:rPr>
+          <w:sz w:val="22"/>
+          <w:szCs w:val="22"/>
+        </w:rPr>
+        <w:t>biseline</w:t>
+      </w:r>
+      <w:proofErr w:type="spellEnd"/>
+      <w:r>
+        <w:rPr>
+          <w:sz w:val="22"/>
+          <w:szCs w:val="22"/>
+        </w:rPr>
+        <w:t xml:space="preserve"> o per scopi didattici. Ormai è superato.</w:t>
+      </w:r>
     </w:p>
     <w:p>
       <w:pPr>
@@ -1620,20 +2812,146 @@
           <w:bCs/>
           <w:i/>
           <w:iCs/>
-          <w:sz w:val="22"/>
-          <w:szCs w:val="22"/>
-        </w:rPr>
-      </w:pPr>
+          <w:sz w:val="32"/>
+          <w:szCs w:val="32"/>
+        </w:rPr>
+      </w:pPr>
+      <w:r>
+        <w:rPr>
+          <w:sz w:val="22"/>
+          <w:szCs w:val="22"/>
+        </w:rPr>
+        <w:t>La rete scelta per la realizzazione di questa tesi è ResNet50 (+ DeepLabV3).</w:t>
+      </w:r>
+      <w:r>
+        <w:rPr>
+          <w:sz w:val="22"/>
+          <w:szCs w:val="22"/>
+        </w:rPr>
+        <w:t xml:space="preserve"> Nel capitolo successivo verrà approfondita questa particolare rete neurale e le motivazioni che hanno portato all’utilizzo della stessa. </w:t>
+      </w:r>
+      <w:r>
+        <w:rPr>
+          <w:sz w:val="22"/>
+          <w:szCs w:val="22"/>
+        </w:rPr>
+        <w:br/>
+      </w:r>
+      <w:r>
+        <w:rPr>
+          <w:sz w:val="22"/>
+          <w:szCs w:val="22"/>
+        </w:rPr>
+        <w:br/>
+      </w:r>
+      <w:proofErr w:type="spellStart"/>
       <w:r>
         <w:rPr>
           <w:b/>
           <w:bCs/>
           <w:i/>
           <w:iCs/>
-          <w:sz w:val="22"/>
-          <w:szCs w:val="22"/>
-        </w:rPr>
-        <w:t>Font</w:t>
+          <w:sz w:val="32"/>
+          <w:szCs w:val="32"/>
+        </w:rPr>
+        <w:t>ResNet</w:t>
+      </w:r>
+      <w:proofErr w:type="spellEnd"/>
+    </w:p>
+    <w:p>
+      <w:pPr>
+        <w:rPr>
+          <w:sz w:val="22"/>
+          <w:szCs w:val="22"/>
+        </w:rPr>
+      </w:pPr>
+      <w:r>
+        <w:rPr>
+          <w:sz w:val="22"/>
+          <w:szCs w:val="22"/>
+        </w:rPr>
+        <w:t xml:space="preserve">Prima di focalizzarsi su </w:t>
+      </w:r>
+      <w:proofErr w:type="spellStart"/>
+      <w:r>
+        <w:rPr>
+          <w:b/>
+          <w:bCs/>
+          <w:sz w:val="22"/>
+          <w:szCs w:val="22"/>
+        </w:rPr>
+        <w:t>ResNet</w:t>
+      </w:r>
+      <w:proofErr w:type="spellEnd"/>
+      <w:r>
+        <w:rPr>
+          <w:sz w:val="22"/>
+          <w:szCs w:val="22"/>
+        </w:rPr>
+        <w:t xml:space="preserve">, e in particolare su </w:t>
+      </w:r>
+      <w:r>
+        <w:rPr>
+          <w:b/>
+          <w:bCs/>
+          <w:sz w:val="22"/>
+          <w:szCs w:val="22"/>
+        </w:rPr>
+        <w:t>ResNet50</w:t>
+      </w:r>
+      <w:r>
+        <w:rPr>
+          <w:sz w:val="22"/>
+          <w:szCs w:val="22"/>
+        </w:rPr>
+        <w:t xml:space="preserve">, occorre capire cosa è una </w:t>
+      </w:r>
+      <w:r>
+        <w:rPr>
+          <w:b/>
+          <w:bCs/>
+          <w:sz w:val="22"/>
+          <w:szCs w:val="22"/>
+        </w:rPr>
+        <w:t>rete neurale</w:t>
+      </w:r>
+      <w:r>
+        <w:rPr>
+          <w:sz w:val="22"/>
+          <w:szCs w:val="22"/>
+        </w:rPr>
+        <w:t xml:space="preserve"> (e cosa sono gli algoritmi di </w:t>
+      </w:r>
+      <w:r>
+        <w:rPr>
+          <w:b/>
+          <w:bCs/>
+          <w:sz w:val="22"/>
+          <w:szCs w:val="22"/>
+        </w:rPr>
+        <w:t>deep learning</w:t>
+      </w:r>
+      <w:r>
+        <w:rPr>
+          <w:sz w:val="22"/>
+          <w:szCs w:val="22"/>
+        </w:rPr>
+        <w:t>).</w:t>
+      </w:r>
+    </w:p>
+    <w:p>
+      <w:pPr>
+        <w:rPr>
+          <w:sz w:val="22"/>
+          <w:szCs w:val="22"/>
+        </w:rPr>
+      </w:pPr>
+      <w:r>
+        <w:rPr>
+          <w:sz w:val="22"/>
+          <w:szCs w:val="22"/>
+        </w:rPr>
+        <w:t xml:space="preserve"> </w:t>
       </w:r>
       <w:r>
         <w:rPr>
@@ -1641,32 +2959,28 @@
           <w:bCs/>
           <w:i/>
           <w:iCs/>
-          <w:sz w:val="22"/>
-          <w:szCs w:val="22"/>
-        </w:rPr>
-        <w:t>i</w:t>
-      </w:r>
+        </w:rPr>
+        <w:t xml:space="preserve">Deep learning e </w:t>
+      </w:r>
+      <w:proofErr w:type="spellStart"/>
       <w:r>
         <w:rPr>
           <w:b/>
           <w:bCs/>
           <w:i/>
           <w:iCs/>
-          <w:sz w:val="22"/>
-          <w:szCs w:val="22"/>
-        </w:rPr>
-        <w:t xml:space="preserve">: </w:t>
-      </w:r>
+        </w:rPr>
+        <w:t>Neural</w:t>
+      </w:r>
+      <w:proofErr w:type="spellEnd"/>
       <w:r>
         <w:rPr>
           <w:b/>
           <w:bCs/>
           <w:i/>
           <w:iCs/>
-          <w:sz w:val="22"/>
-          <w:szCs w:val="22"/>
-        </w:rPr>
-        <w:t xml:space="preserve"> </w:t>
+        </w:rPr>
+        <w:t xml:space="preserve"> Networks</w:t>
       </w:r>
       <w:r>
         <w:rPr>
@@ -1674,12 +2988,2926 @@
           <w:bCs/>
           <w:i/>
           <w:iCs/>
+        </w:rPr>
+        <w:br/>
+      </w:r>
+      <w:r>
+        <w:rPr>
+          <w:sz w:val="22"/>
+          <w:szCs w:val="22"/>
+        </w:rPr>
+        <w:t xml:space="preserve">Il </w:t>
+      </w:r>
+      <w:r>
+        <w:rPr>
+          <w:b/>
+          <w:bCs/>
+          <w:sz w:val="22"/>
+          <w:szCs w:val="22"/>
+        </w:rPr>
+        <w:t>deep learning</w:t>
+      </w:r>
+      <w:r>
+        <w:rPr>
+          <w:sz w:val="22"/>
+          <w:szCs w:val="22"/>
+        </w:rPr>
+        <w:t xml:space="preserve"> è un sottoinsieme del </w:t>
+      </w:r>
+      <w:r>
+        <w:rPr>
+          <w:sz w:val="22"/>
+          <w:szCs w:val="22"/>
+        </w:rPr>
+        <w:t>machine learning</w:t>
+      </w:r>
+      <w:r>
+        <w:rPr>
+          <w:sz w:val="22"/>
+          <w:szCs w:val="22"/>
+        </w:rPr>
+        <w:t xml:space="preserve">, utilizzato soprattutto nella computer vision che aiuta le tecnologie digitali a estrarre informazioni da media digitale come: immagini, video, gif, ecc. Al centro di tutto questo ci sono le </w:t>
+      </w:r>
+      <w:r>
+        <w:rPr>
+          <w:b/>
+          <w:bCs/>
+          <w:sz w:val="22"/>
+          <w:szCs w:val="22"/>
+        </w:rPr>
+        <w:t>reti neurali</w:t>
+      </w:r>
+      <w:r>
+        <w:rPr>
+          <w:sz w:val="22"/>
+          <w:szCs w:val="22"/>
+        </w:rPr>
+        <w:t xml:space="preserve">, che, come suggerisce il nome, cercano di imitare le reti neurali biologiche. Le reti neurali sono costituite principalmente dai seguenti elementi: input, </w:t>
+      </w:r>
+      <w:r>
+        <w:rPr>
+          <w:sz w:val="22"/>
+          <w:szCs w:val="22"/>
+        </w:rPr>
+        <w:t>weight</w:t>
+      </w:r>
+      <w:r>
+        <w:rPr>
+          <w:sz w:val="22"/>
+          <w:szCs w:val="22"/>
+        </w:rPr>
+        <w:t xml:space="preserve">, </w:t>
+      </w:r>
+      <w:proofErr w:type="spellStart"/>
+      <w:r>
+        <w:rPr>
+          <w:sz w:val="22"/>
+          <w:szCs w:val="22"/>
+        </w:rPr>
+        <w:t>threshold</w:t>
+      </w:r>
+      <w:proofErr w:type="spellEnd"/>
+      <w:r>
+        <w:rPr>
+          <w:sz w:val="22"/>
+          <w:szCs w:val="22"/>
+        </w:rPr>
+        <w:t xml:space="preserve"> e output. Queste reti, quando organizzate in più di tre livelli, inclusi sia input che output, costituiscono il deep learning. Lo scopo principale del deep learning è quello di creare modelli automatizzati e addestrati che riducano notevolmente l’intervento umano</w:t>
+      </w:r>
+      <w:r>
+        <w:rPr>
+          <w:sz w:val="22"/>
+          <w:szCs w:val="22"/>
+        </w:rPr>
+        <w:t>. L’apprendimento intelligente viene potenziato con l’addestramento e il perfezionamento dell’algoritmo e la disposizione di tali elementi per ottenere la massima accuratezza.</w:t>
+      </w:r>
+      <w:r>
+        <w:rPr>
+          <w:sz w:val="22"/>
+          <w:szCs w:val="22"/>
+        </w:rPr>
+        <w:t xml:space="preserve"> Questi modelli possono gestire cluster di dati e possono anche utilizzarne in quantità elevate per migliorare l’accuratezza.</w:t>
+      </w:r>
+      <w:r>
+        <w:rPr>
+          <w:sz w:val="22"/>
+          <w:szCs w:val="22"/>
+        </w:rPr>
+        <w:t xml:space="preserve"> Le reti neurali artificiali sono in grado di apportare modifiche man mano che ricevono nuovi input, utilizzando algoritmi di apprendimento avanzati. Ancora più importante, si tratta di una rete neurale feed-</w:t>
+      </w:r>
+      <w:proofErr w:type="spellStart"/>
+      <w:r>
+        <w:rPr>
+          <w:sz w:val="22"/>
+          <w:szCs w:val="22"/>
+        </w:rPr>
+        <w:t>forward</w:t>
+      </w:r>
+      <w:proofErr w:type="spellEnd"/>
+      <w:r>
+        <w:rPr>
+          <w:sz w:val="22"/>
+          <w:szCs w:val="22"/>
+        </w:rPr>
+        <w:t xml:space="preserve">, che invia solo informazioni dai neuroni agli strati più profondi (le informazioni vengono facilmente adattate e </w:t>
+      </w:r>
+      <w:r>
+        <w:rPr>
+          <w:sz w:val="22"/>
+          <w:szCs w:val="22"/>
+        </w:rPr>
+        <w:lastRenderedPageBreak/>
+        <w:t xml:space="preserve">trasmesse grazie a trasformazioni seriali). L’output delle reti neurali artificiali può essere calibrato utilizzando le informazioni di un errore di output trasmesso durante la fase di addestramento. Con il tempo, le reti neurali artificiali imparano a ridurre la possibilità di errore, aumentando così l’efficienza. Le reti neurali artificiali richiedono particolari tipi di dati definiti in modo esplicito. Inoltre, la conversione di immagini 2D in vettori 1D richiede molti parametri che, a loro volta, richiedono molta capacità di archiviazione e di elaborazione. Pertanto, le reti neurali artificiali si rivelano poco efficaci per la classificazione delle immagini. </w:t>
+      </w:r>
+      <w:r>
+        <w:rPr>
+          <w:sz w:val="22"/>
+          <w:szCs w:val="22"/>
+        </w:rPr>
+        <w:br/>
+        <w:t xml:space="preserve">Pertanto, utilizziamo un’altra rete neurale chiamata </w:t>
+      </w:r>
+      <w:proofErr w:type="spellStart"/>
+      <w:r>
+        <w:rPr>
+          <w:b/>
+          <w:bCs/>
+          <w:sz w:val="22"/>
+          <w:szCs w:val="22"/>
+        </w:rPr>
+        <w:t>Convolution</w:t>
+      </w:r>
+      <w:proofErr w:type="spellEnd"/>
+      <w:r>
+        <w:rPr>
+          <w:b/>
+          <w:bCs/>
           <w:sz w:val="22"/>
           <w:szCs w:val="22"/>
         </w:rPr>
         <w:t xml:space="preserve"> </w:t>
       </w:r>
-      <w:hyperlink r:id="rId5" w:history="1">
+      <w:proofErr w:type="spellStart"/>
+      <w:r>
+        <w:rPr>
+          <w:b/>
+          <w:bCs/>
+          <w:sz w:val="22"/>
+          <w:szCs w:val="22"/>
+        </w:rPr>
+        <w:t>Neural</w:t>
+      </w:r>
+      <w:proofErr w:type="spellEnd"/>
+      <w:r>
+        <w:rPr>
+          <w:b/>
+          <w:bCs/>
+          <w:sz w:val="22"/>
+          <w:szCs w:val="22"/>
+        </w:rPr>
+        <w:t xml:space="preserve"> Network (CNN)</w:t>
+      </w:r>
+      <w:r>
+        <w:rPr>
+          <w:sz w:val="22"/>
+          <w:szCs w:val="22"/>
+        </w:rPr>
+        <w:t>. A differenza della rete neurale artificiale, invece di distribuire neuroni o pesi, la rete utilizza filtri per mappare le caratteristiche dell’immagine inviata alla rete. Di conseguenza, viene sviluppato un output vettoriale. La CNN, identificando e confrontando i pattern</w:t>
+      </w:r>
+      <w:r>
+        <w:rPr>
+          <w:sz w:val="22"/>
+          <w:szCs w:val="22"/>
+        </w:rPr>
+        <w:t xml:space="preserve">, rileva le immagini. Invece di passare i dati in avanti, gli stessi dati vengono elaborati più volte con filtri per creare una feature </w:t>
+      </w:r>
+      <w:proofErr w:type="spellStart"/>
+      <w:r>
+        <w:rPr>
+          <w:sz w:val="22"/>
+          <w:szCs w:val="22"/>
+        </w:rPr>
+        <w:t>map</w:t>
+      </w:r>
+      <w:proofErr w:type="spellEnd"/>
+      <w:r>
+        <w:rPr>
+          <w:sz w:val="22"/>
+          <w:szCs w:val="22"/>
+        </w:rPr>
+        <w:t xml:space="preserve">. Poiché la CNN estrae le informazioni dalle immagini da sola, diventa un modello adatto quando migliaia di informazioni devono essere estratte e raccolte. Tutte queste proprietà rendono un modello CNN più adatto per la </w:t>
+      </w:r>
+      <w:proofErr w:type="spellStart"/>
+      <w:r>
+        <w:rPr>
+          <w:sz w:val="22"/>
+          <w:szCs w:val="22"/>
+        </w:rPr>
+        <w:t>object</w:t>
+      </w:r>
+      <w:proofErr w:type="spellEnd"/>
+      <w:r>
+        <w:rPr>
+          <w:sz w:val="22"/>
+          <w:szCs w:val="22"/>
+        </w:rPr>
+        <w:t xml:space="preserve"> </w:t>
+      </w:r>
+      <w:proofErr w:type="spellStart"/>
+      <w:r>
+        <w:rPr>
+          <w:sz w:val="22"/>
+          <w:szCs w:val="22"/>
+        </w:rPr>
+        <w:t>classification</w:t>
+      </w:r>
+      <w:proofErr w:type="spellEnd"/>
+      <w:r>
+        <w:rPr>
+          <w:sz w:val="22"/>
+          <w:szCs w:val="22"/>
+        </w:rPr>
+        <w:t>. I modelli CNN esistono con più architetture che si adattano e cambiano nel tempo, ciascuna con i propri set di feature ed efficienze. Per valutare il modello migliore è necessario un confronto dettagliato di feature e benchmark.</w:t>
+      </w:r>
+    </w:p>
+    <w:p>
+      <w:pPr>
+        <w:rPr>
+          <w:b/>
+          <w:bCs/>
+          <w:i/>
+          <w:iCs/>
+        </w:rPr>
+      </w:pPr>
+      <w:proofErr w:type="spellStart"/>
+      <w:r>
+        <w:rPr>
+          <w:b/>
+          <w:bCs/>
+          <w:i/>
+          <w:iCs/>
+        </w:rPr>
+        <w:t>Convolution</w:t>
+      </w:r>
+      <w:proofErr w:type="spellEnd"/>
+      <w:r>
+        <w:rPr>
+          <w:b/>
+          <w:bCs/>
+          <w:i/>
+          <w:iCs/>
+        </w:rPr>
+        <w:t xml:space="preserve"> </w:t>
+      </w:r>
+      <w:proofErr w:type="spellStart"/>
+      <w:r>
+        <w:rPr>
+          <w:b/>
+          <w:bCs/>
+          <w:i/>
+          <w:iCs/>
+        </w:rPr>
+        <w:t>Neural</w:t>
+      </w:r>
+      <w:proofErr w:type="spellEnd"/>
+      <w:r>
+        <w:rPr>
+          <w:b/>
+          <w:bCs/>
+          <w:i/>
+          <w:iCs/>
+        </w:rPr>
+        <w:t xml:space="preserve"> Network (CNN)</w:t>
+      </w:r>
+    </w:p>
+    <w:p>
+      <w:pPr>
+        <w:rPr>
+          <w:sz w:val="22"/>
+          <w:szCs w:val="22"/>
+        </w:rPr>
+      </w:pPr>
+      <w:r>
+        <w:rPr>
+          <w:noProof/>
+          <w:sz w:val="22"/>
+          <w:szCs w:val="22"/>
+        </w:rPr>
+        <w:drawing>
+          <wp:anchor distT="0" distB="0" distL="114300" distR="114300" simplePos="0" relativeHeight="251658240" behindDoc="0" locked="0" layoutInCell="1" allowOverlap="1" wp14:anchorId="1A9571D3" wp14:editId="43CFE496">
+            <wp:simplePos x="0" y="0"/>
+            <wp:positionH relativeFrom="margin">
+              <wp:posOffset>66835</wp:posOffset>
+            </wp:positionH>
+            <wp:positionV relativeFrom="margin">
+              <wp:posOffset>6032926</wp:posOffset>
+            </wp:positionV>
+            <wp:extent cx="3535680" cy="1893570"/>
+            <wp:effectExtent l="0" t="0" r="7620" b="0"/>
+            <wp:wrapSquare wrapText="bothSides"/>
+            <wp:docPr id="451300337" name="Immagine 6"/>
+            <wp:cNvGraphicFramePr>
+              <a:graphicFrameLocks xmlns:a="http://schemas.openxmlformats.org/drawingml/2006/main" noChangeAspect="1"/>
+            </wp:cNvGraphicFramePr>
+            <a:graphic xmlns:a="http://schemas.openxmlformats.org/drawingml/2006/main">
+              <a:graphicData uri="http://schemas.openxmlformats.org/drawingml/2006/picture">
+                <pic:pic xmlns:pic="http://schemas.openxmlformats.org/drawingml/2006/picture">
+                  <pic:nvPicPr>
+                    <pic:cNvPr id="0" name="Picture 25"/>
+                    <pic:cNvPicPr>
+                      <a:picLocks noChangeAspect="1" noChangeArrowheads="1"/>
+                    </pic:cNvPicPr>
+                  </pic:nvPicPr>
+                  <pic:blipFill>
+                    <a:blip r:embed="rId5" cstate="print">
+                      <a:extLst>
+                        <a:ext uri="{28A0092B-C50C-407E-A947-70E740481C1C}">
+                          <a14:useLocalDpi xmlns:a14="http://schemas.microsoft.com/office/drawing/2010/main" val="0"/>
+                        </a:ext>
+                      </a:extLst>
+                    </a:blip>
+                    <a:srcRect/>
+                    <a:stretch>
+                      <a:fillRect/>
+                    </a:stretch>
+                  </pic:blipFill>
+                  <pic:spPr bwMode="auto">
+                    <a:xfrm>
+                      <a:off x="0" y="0"/>
+                      <a:ext cx="3535680" cy="1893570"/>
+                    </a:xfrm>
+                    <a:prstGeom prst="rect">
+                      <a:avLst/>
+                    </a:prstGeom>
+                    <a:noFill/>
+                    <a:ln>
+                      <a:noFill/>
+                    </a:ln>
+                  </pic:spPr>
+                </pic:pic>
+              </a:graphicData>
+            </a:graphic>
+            <wp14:sizeRelH relativeFrom="margin">
+              <wp14:pctWidth>0</wp14:pctWidth>
+            </wp14:sizeRelH>
+            <wp14:sizeRelV relativeFrom="margin">
+              <wp14:pctHeight>0</wp14:pctHeight>
+            </wp14:sizeRelV>
+          </wp:anchor>
+        </w:drawing>
+      </w:r>
+      <w:r>
+        <w:rPr>
+          <w:sz w:val="22"/>
+          <w:szCs w:val="22"/>
+        </w:rPr>
+        <w:t>Una delle applicazioni più popolari del calcolo avanzato è il riconoscimento delle immagini e la computer vision</w:t>
+      </w:r>
+      <w:r>
+        <w:rPr>
+          <w:sz w:val="22"/>
+          <w:szCs w:val="22"/>
+        </w:rPr>
+        <w:t xml:space="preserve">. Per leggere e comprendere l’immagine, utilizza i canali RGB (Red, Green, Blue). Una dimensione dell’immagine data ha colonne A, righe B e </w:t>
+      </w:r>
+      <w:proofErr w:type="gramStart"/>
+      <w:r>
+        <w:rPr>
+          <w:sz w:val="22"/>
+          <w:szCs w:val="22"/>
+        </w:rPr>
+        <w:t>3</w:t>
+      </w:r>
+      <w:proofErr w:type="gramEnd"/>
+      <w:r>
+        <w:rPr>
+          <w:sz w:val="22"/>
+          <w:szCs w:val="22"/>
+        </w:rPr>
+        <w:t xml:space="preserve"> canali di colore.</w:t>
+      </w:r>
+      <w:r>
+        <w:rPr>
+          <w:rFonts w:ascii="Georgia" w:hAnsi="Georgia"/>
+          <w:color w:val="333333"/>
+          <w:sz w:val="27"/>
+          <w:szCs w:val="27"/>
+          <w:shd w:val="clear" w:color="auto" w:fill="FFFFFF"/>
+        </w:rPr>
+        <w:t xml:space="preserve"> </w:t>
+      </w:r>
+      <w:r>
+        <w:rPr>
+          <w:sz w:val="22"/>
+          <w:szCs w:val="22"/>
+        </w:rPr>
+        <w:t>Poiché abbiamo un'enorme densità di pixel nella maggior parte delle immagini, una rete neurale completamente connessa richiederebbe un numero elevato di pesi nel suo primo strato nascosto</w:t>
+      </w:r>
+      <w:r>
+        <w:rPr>
+          <w:sz w:val="22"/>
+          <w:szCs w:val="22"/>
+        </w:rPr>
+        <w:t xml:space="preserve">. </w:t>
+      </w:r>
+      <w:r>
+        <w:rPr>
+          <w:sz w:val="22"/>
+          <w:szCs w:val="22"/>
+        </w:rPr>
+        <w:t xml:space="preserve">È qui che una </w:t>
+      </w:r>
+      <w:r>
+        <w:rPr>
+          <w:sz w:val="22"/>
+          <w:szCs w:val="22"/>
+        </w:rPr>
+        <w:t>CNN</w:t>
+      </w:r>
+      <w:r>
+        <w:rPr>
+          <w:sz w:val="22"/>
+          <w:szCs w:val="22"/>
+        </w:rPr>
+        <w:t xml:space="preserve"> si distingue, avendo uno dei suoi neuroni connesso solo a una regione specifica dello strato adiacente.</w:t>
+      </w:r>
+      <w:r>
+        <w:rPr>
+          <w:rFonts w:ascii="Georgia" w:hAnsi="Georgia"/>
+          <w:color w:val="333333"/>
+          <w:sz w:val="27"/>
+          <w:szCs w:val="27"/>
+          <w:shd w:val="clear" w:color="auto" w:fill="FFFFFF"/>
+        </w:rPr>
+        <w:t xml:space="preserve"> </w:t>
+      </w:r>
+      <w:r>
+        <w:rPr>
+          <w:rFonts w:ascii="Georgia" w:hAnsi="Georgia"/>
+          <w:color w:val="333333"/>
+          <w:sz w:val="27"/>
+          <w:szCs w:val="27"/>
+          <w:shd w:val="clear" w:color="auto" w:fill="FFFFFF"/>
+        </w:rPr>
+        <w:br/>
+      </w:r>
+      <w:r>
+        <w:rPr>
+          <w:sz w:val="22"/>
+          <w:szCs w:val="22"/>
+        </w:rPr>
+        <w:t>I computer rilevano ed estraggono dati da queste immagini confrontandole con un'immagine di riferimento pixel per pixel, aiutandoli così a correlare le immagini di riferimento alle immagini deformate. Per confrontare queste immagini, il computer rileva l'immagine sezione per sezione e queste sezioni sono chiamate caratteristiche. Questo confronto sezionale rende il rilevamento e l'identificazione delle immagini molto più semplici rispetto al confronto di immagini intere.</w:t>
+      </w:r>
+    </w:p>
+    <w:p>
+      <w:pPr>
+        <w:rPr>
+          <w:sz w:val="22"/>
+          <w:szCs w:val="22"/>
+        </w:rPr>
+      </w:pPr>
+      <w:r>
+        <w:rPr>
+          <w:sz w:val="22"/>
+          <w:szCs w:val="22"/>
+        </w:rPr>
+        <w:br/>
+      </w:r>
+    </w:p>
+    <w:p>
+      <w:pPr>
+        <w:rPr>
+          <w:sz w:val="22"/>
+          <w:szCs w:val="22"/>
+        </w:rPr>
+      </w:pPr>
+    </w:p>
+    <w:p>
+      <w:pPr>
+        <w:ind w:left="360"/>
+        <w:rPr>
+          <w:b/>
+          <w:bCs/>
+          <w:i/>
+          <w:iCs/>
+          <w:sz w:val="22"/>
+          <w:szCs w:val="22"/>
+        </w:rPr>
+      </w:pPr>
+    </w:p>
+    <w:p>
+      <w:pPr>
+        <w:ind w:left="360"/>
+        <w:rPr>
+          <w:b/>
+          <w:bCs/>
+          <w:i/>
+          <w:iCs/>
+          <w:sz w:val="22"/>
+          <w:szCs w:val="22"/>
+        </w:rPr>
+      </w:pPr>
+    </w:p>
+    <w:p>
+      <w:pPr>
+        <w:ind w:left="360"/>
+        <w:rPr>
+          <w:b/>
+          <w:bCs/>
+          <w:i/>
+          <w:iCs/>
+          <w:sz w:val="22"/>
+          <w:szCs w:val="22"/>
+        </w:rPr>
+      </w:pPr>
+    </w:p>
+    <w:p>
+      <w:pPr>
+        <w:ind w:left="360"/>
+        <w:rPr>
+          <w:b/>
+          <w:bCs/>
+          <w:i/>
+          <w:iCs/>
+          <w:sz w:val="22"/>
+          <w:szCs w:val="22"/>
+        </w:rPr>
+      </w:pPr>
+    </w:p>
+    <w:p>
+      <w:pPr>
+        <w:rPr>
+          <w:sz w:val="22"/>
+          <w:szCs w:val="22"/>
+        </w:rPr>
+      </w:pPr>
+      <w:r>
+        <w:rPr>
+          <w:sz w:val="22"/>
+          <w:szCs w:val="22"/>
+        </w:rPr>
+        <w:t>Il primo livello della CNN è il livello di Convoluzione, utilizzato per estrarre le caratteristiche dell'immagine spostando un filtro di una dimensione specifica sull'immagine e creando una mappa delle caratteristiche. La mappa delle caratteristiche creata è una matrice di valori di pixel positivi e negativi, generata dalle operazioni matematiche eseguite spostando il filtro. Il livello successivo, chiamato</w:t>
+      </w:r>
+      <w:r>
+        <w:rPr>
+          <w:sz w:val="22"/>
+          <w:szCs w:val="22"/>
+        </w:rPr>
+        <w:t xml:space="preserve"> </w:t>
+      </w:r>
+      <w:proofErr w:type="spellStart"/>
+      <w:r>
+        <w:rPr>
+          <w:sz w:val="22"/>
+          <w:szCs w:val="22"/>
+        </w:rPr>
+        <w:t>Rectified</w:t>
+      </w:r>
+      <w:proofErr w:type="spellEnd"/>
+      <w:r>
+        <w:rPr>
+          <w:sz w:val="22"/>
+          <w:szCs w:val="22"/>
+        </w:rPr>
+        <w:t xml:space="preserve"> linear </w:t>
+      </w:r>
+      <w:proofErr w:type="spellStart"/>
+      <w:r>
+        <w:rPr>
+          <w:sz w:val="22"/>
+          <w:szCs w:val="22"/>
+        </w:rPr>
+        <w:t>activation</w:t>
+      </w:r>
+      <w:proofErr w:type="spellEnd"/>
+      <w:r>
+        <w:rPr>
+          <w:sz w:val="22"/>
+          <w:szCs w:val="22"/>
+        </w:rPr>
+        <w:t xml:space="preserve"> </w:t>
+      </w:r>
+      <w:proofErr w:type="spellStart"/>
+      <w:r>
+        <w:rPr>
+          <w:sz w:val="22"/>
+          <w:szCs w:val="22"/>
+        </w:rPr>
+        <w:t>function</w:t>
+      </w:r>
+      <w:proofErr w:type="spellEnd"/>
+      <w:r>
+        <w:rPr>
+          <w:sz w:val="22"/>
+          <w:szCs w:val="22"/>
+        </w:rPr>
+        <w:t xml:space="preserve"> o </w:t>
+      </w:r>
+      <w:proofErr w:type="spellStart"/>
+      <w:r>
+        <w:rPr>
+          <w:sz w:val="22"/>
+          <w:szCs w:val="22"/>
+        </w:rPr>
+        <w:t>ReLU</w:t>
+      </w:r>
+      <w:proofErr w:type="spellEnd"/>
+      <w:r>
+        <w:rPr>
+          <w:sz w:val="22"/>
+          <w:szCs w:val="22"/>
+        </w:rPr>
+        <w:t xml:space="preserve"> </w:t>
+      </w:r>
+      <w:r>
+        <w:rPr>
+          <w:sz w:val="22"/>
+          <w:szCs w:val="22"/>
+        </w:rPr>
+        <w:t xml:space="preserve">riceve l'output dal livello precedente come input </w:t>
+      </w:r>
+      <w:r>
+        <w:rPr>
+          <w:sz w:val="22"/>
+          <w:szCs w:val="22"/>
+        </w:rPr>
+        <w:lastRenderedPageBreak/>
+        <w:t>e produce l'input stesso come output</w:t>
+      </w:r>
+      <w:r>
+        <w:rPr>
+          <w:sz w:val="22"/>
+          <w:szCs w:val="22"/>
+        </w:rPr>
+        <w:t>,</w:t>
+      </w:r>
+      <w:r>
+        <w:rPr>
+          <w:sz w:val="22"/>
+          <w:szCs w:val="22"/>
+        </w:rPr>
+        <w:t xml:space="preserve"> se positivo.</w:t>
+      </w:r>
+      <w:r>
+        <w:rPr>
+          <w:sz w:val="22"/>
+          <w:szCs w:val="22"/>
+        </w:rPr>
+        <w:t xml:space="preserve"> </w:t>
+      </w:r>
+      <w:r>
+        <w:rPr>
+          <w:sz w:val="22"/>
+          <w:szCs w:val="22"/>
+        </w:rPr>
+        <w:t xml:space="preserve"> Tuttavia, se il valore del pixel di input risulta negativo, l'output della </w:t>
+      </w:r>
+      <w:proofErr w:type="spellStart"/>
+      <w:r>
+        <w:rPr>
+          <w:sz w:val="22"/>
+          <w:szCs w:val="22"/>
+        </w:rPr>
+        <w:t>ReLU</w:t>
+      </w:r>
+      <w:proofErr w:type="spellEnd"/>
+      <w:r>
+        <w:rPr>
+          <w:sz w:val="22"/>
+          <w:szCs w:val="22"/>
+        </w:rPr>
+        <w:t xml:space="preserve"> diventa zero.</w:t>
+      </w:r>
+      <w:r>
+        <w:rPr>
+          <w:sz w:val="22"/>
+          <w:szCs w:val="22"/>
+        </w:rPr>
+        <w:t xml:space="preserve"> </w:t>
+      </w:r>
+      <w:r>
+        <w:rPr>
+          <w:sz w:val="22"/>
+          <w:szCs w:val="22"/>
+        </w:rPr>
+        <w:t xml:space="preserve">Questo è seguito dal livello di Pooling, che cerca di ridurre le dimensioni della mappa delle caratteristiche. Questo riduce anche il tempo di calcolo e quindi rende il processo più veloce. Le caratteristiche di Pooling possono essere eseguite con diverse operazioni di pooling, come il Pooling Massimo e il Pooling Medio. Quando l'output del livello di Pooling passa attraverso una combinazione di livello di Convoluzione, livello </w:t>
+      </w:r>
+      <w:proofErr w:type="spellStart"/>
+      <w:r>
+        <w:rPr>
+          <w:sz w:val="22"/>
+          <w:szCs w:val="22"/>
+        </w:rPr>
+        <w:t>ReLU</w:t>
+      </w:r>
+      <w:proofErr w:type="spellEnd"/>
+      <w:r>
+        <w:rPr>
+          <w:sz w:val="22"/>
+          <w:szCs w:val="22"/>
+        </w:rPr>
+        <w:t xml:space="preserve"> e livello di Pooling, le dimensioni dell'input si riducono ulteriormente.</w:t>
+      </w:r>
+      <w:r>
+        <w:rPr>
+          <w:sz w:val="22"/>
+          <w:szCs w:val="22"/>
+        </w:rPr>
+        <w:t xml:space="preserve"> </w:t>
+      </w:r>
+      <w:r>
+        <w:rPr>
+          <w:sz w:val="22"/>
+          <w:szCs w:val="22"/>
+        </w:rPr>
+        <w:t xml:space="preserve">L'ultimo livello della CNN è il livello completamente connesso, che costituisce il livello finale di qualsiasi rete neurale. Di conseguenza, non si tratta di una caratteristica specifica della CNN. Il vettore di input al livello completamente connesso è soggetto a una funzione di attivazione (logistica o </w:t>
+      </w:r>
+      <w:proofErr w:type="spellStart"/>
+      <w:r>
+        <w:rPr>
+          <w:sz w:val="22"/>
+          <w:szCs w:val="22"/>
+        </w:rPr>
+        <w:t>Softmax</w:t>
+      </w:r>
+      <w:proofErr w:type="spellEnd"/>
+      <w:r>
+        <w:rPr>
+          <w:sz w:val="22"/>
+          <w:szCs w:val="22"/>
+        </w:rPr>
+        <w:t>) per calcolarne le probabilità. Una probabilità più elevata indicherebbe la presenza della caratteristica richiesta nell'immagine, indicando quindi un rilevamento riuscito dell'immagine.</w:t>
+      </w:r>
+    </w:p>
+    <w:p>
+      <w:pPr>
+        <w:rPr>
+          <w:sz w:val="22"/>
+          <w:szCs w:val="22"/>
+        </w:rPr>
+      </w:pPr>
+      <w:r>
+        <w:rPr>
+          <w:b/>
+          <w:bCs/>
+          <w:i/>
+          <w:iCs/>
+        </w:rPr>
+        <w:t>Addestramento Reti Neurali</w:t>
+      </w:r>
+      <w:r>
+        <w:rPr>
+          <w:b/>
+          <w:bCs/>
+          <w:i/>
+          <w:iCs/>
+        </w:rPr>
+        <w:br/>
+      </w:r>
+      <w:r>
+        <w:rPr>
+          <w:sz w:val="22"/>
+          <w:szCs w:val="22"/>
+        </w:rPr>
+        <w:t xml:space="preserve">Quando si addestrano </w:t>
+      </w:r>
+      <w:r>
+        <w:rPr>
+          <w:sz w:val="22"/>
+          <w:szCs w:val="22"/>
+        </w:rPr>
+        <w:t xml:space="preserve">con </w:t>
+      </w:r>
+      <w:r>
+        <w:rPr>
+          <w:sz w:val="22"/>
+          <w:szCs w:val="22"/>
+        </w:rPr>
+        <w:t xml:space="preserve">grandi set di dati, le reti neurali profonde richiederebbero un periodo di tempo che va da diversi giorni a settimane. Per evitare tale situazione, utilizziamo modelli </w:t>
+      </w:r>
+      <w:proofErr w:type="spellStart"/>
+      <w:r>
+        <w:rPr>
+          <w:sz w:val="22"/>
+          <w:szCs w:val="22"/>
+        </w:rPr>
+        <w:t>pre</w:t>
+      </w:r>
+      <w:proofErr w:type="spellEnd"/>
+      <w:r>
+        <w:rPr>
+          <w:sz w:val="22"/>
+          <w:szCs w:val="22"/>
+        </w:rPr>
+        <w:t>-addestrati</w:t>
+      </w:r>
+      <w:r>
+        <w:rPr>
+          <w:sz w:val="22"/>
+          <w:szCs w:val="22"/>
+        </w:rPr>
+        <w:t>.</w:t>
+      </w:r>
+      <w:r>
+        <w:rPr>
+          <w:rFonts w:ascii="Georgia" w:hAnsi="Georgia"/>
+          <w:color w:val="333333"/>
+          <w:sz w:val="27"/>
+          <w:szCs w:val="27"/>
+          <w:shd w:val="clear" w:color="auto" w:fill="FFFFFF"/>
+        </w:rPr>
+        <w:t xml:space="preserve"> </w:t>
+      </w:r>
+      <w:r>
+        <w:rPr>
+          <w:sz w:val="22"/>
+          <w:szCs w:val="22"/>
+        </w:rPr>
+        <w:t xml:space="preserve">Questi modelli </w:t>
+      </w:r>
+      <w:proofErr w:type="spellStart"/>
+      <w:r>
+        <w:rPr>
+          <w:sz w:val="22"/>
+          <w:szCs w:val="22"/>
+        </w:rPr>
+        <w:t>pre</w:t>
+      </w:r>
+      <w:proofErr w:type="spellEnd"/>
+      <w:r>
+        <w:rPr>
+          <w:sz w:val="22"/>
+          <w:szCs w:val="22"/>
+        </w:rPr>
+        <w:t xml:space="preserve">-addestrati riducono gli errori e il tempo necessario per l'addestramento. I modelli </w:t>
+      </w:r>
+      <w:proofErr w:type="spellStart"/>
+      <w:r>
+        <w:rPr>
+          <w:sz w:val="22"/>
+          <w:szCs w:val="22"/>
+        </w:rPr>
+        <w:t>pre</w:t>
+      </w:r>
+      <w:proofErr w:type="spellEnd"/>
+      <w:r>
+        <w:rPr>
+          <w:sz w:val="22"/>
+          <w:szCs w:val="22"/>
+        </w:rPr>
+        <w:t xml:space="preserve">-addestrati utilizzano pesi che vengono riutilizzati in livelli per adattarsi al nuovo problema in questione. Una parte del modello </w:t>
+      </w:r>
+      <w:proofErr w:type="spellStart"/>
+      <w:r>
+        <w:rPr>
+          <w:sz w:val="22"/>
+          <w:szCs w:val="22"/>
+        </w:rPr>
+        <w:t>pre</w:t>
+      </w:r>
+      <w:proofErr w:type="spellEnd"/>
+      <w:r>
+        <w:rPr>
+          <w:sz w:val="22"/>
+          <w:szCs w:val="22"/>
+        </w:rPr>
+        <w:t>-addestrato o l'intero modello possono essere uniti nel nuovo modello di rete neurale</w:t>
+      </w:r>
+      <w:r>
+        <w:rPr>
+          <w:sz w:val="22"/>
+          <w:szCs w:val="22"/>
+        </w:rPr>
+        <w:t>.</w:t>
+      </w:r>
+      <w:r>
+        <w:rPr>
+          <w:sz w:val="22"/>
+          <w:szCs w:val="22"/>
+        </w:rPr>
+        <w:t xml:space="preserve"> I </w:t>
+      </w:r>
+      <w:proofErr w:type="spellStart"/>
+      <w:r>
+        <w:rPr>
+          <w:sz w:val="22"/>
+          <w:szCs w:val="22"/>
+        </w:rPr>
+        <w:t>pesi</w:t>
+      </w:r>
+      <w:proofErr w:type="spellEnd"/>
+      <w:r>
+        <w:rPr>
+          <w:sz w:val="22"/>
+          <w:szCs w:val="22"/>
+        </w:rPr>
+        <w:t xml:space="preserve"> associati al modello </w:t>
+      </w:r>
+      <w:proofErr w:type="spellStart"/>
+      <w:r>
+        <w:rPr>
+          <w:sz w:val="22"/>
+          <w:szCs w:val="22"/>
+        </w:rPr>
+        <w:t>pre</w:t>
+      </w:r>
+      <w:proofErr w:type="spellEnd"/>
+      <w:r>
+        <w:rPr>
+          <w:sz w:val="22"/>
+          <w:szCs w:val="22"/>
+        </w:rPr>
+        <w:t>-addestrato possono essere congelati per assicurarsi che rimangano invariati.</w:t>
+      </w:r>
+      <w:r>
+        <w:rPr>
+          <w:sz w:val="22"/>
+          <w:szCs w:val="22"/>
+        </w:rPr>
+        <w:t xml:space="preserve"> Il modello che è stato utilizzato è un modello </w:t>
+      </w:r>
+      <w:proofErr w:type="spellStart"/>
+      <w:r>
+        <w:rPr>
+          <w:sz w:val="22"/>
+          <w:szCs w:val="22"/>
+        </w:rPr>
+        <w:t>ResNet</w:t>
+      </w:r>
+      <w:proofErr w:type="spellEnd"/>
+      <w:r>
+        <w:rPr>
+          <w:sz w:val="22"/>
+          <w:szCs w:val="22"/>
+        </w:rPr>
+        <w:t xml:space="preserve">, che è anch’esso un modello </w:t>
+      </w:r>
+      <w:proofErr w:type="spellStart"/>
+      <w:r>
+        <w:rPr>
+          <w:sz w:val="22"/>
+          <w:szCs w:val="22"/>
+        </w:rPr>
+        <w:t>pre</w:t>
+      </w:r>
+      <w:proofErr w:type="spellEnd"/>
+      <w:r>
+        <w:rPr>
+          <w:sz w:val="22"/>
+          <w:szCs w:val="22"/>
+        </w:rPr>
+        <w:t>-addestrato.</w:t>
+      </w:r>
+    </w:p>
+    <w:p>
+      <w:pPr>
+        <w:rPr>
+          <w:sz w:val="22"/>
+          <w:szCs w:val="22"/>
+        </w:rPr>
+      </w:pPr>
+      <w:r>
+        <w:rPr>
+          <w:b/>
+          <w:bCs/>
+          <w:i/>
+          <w:iCs/>
+        </w:rPr>
+        <w:t>Dataset</w:t>
+      </w:r>
+      <w:r>
+        <w:rPr>
+          <w:sz w:val="22"/>
+          <w:szCs w:val="22"/>
+        </w:rPr>
+        <w:br/>
+        <w:t>Un set di dati è una raccolta strutturata di dati organizzati e archiviati per l’analisi o l’elaborazione. I dati di un set sono tipicamente correlati in qualche modo e provengono da un’unica fonte o sono destinati ad un unico progetto. Ad esempio, un set può contenere una raccolta di dati aziendali (</w:t>
+      </w:r>
+      <w:r>
+        <w:rPr>
+          <w:sz w:val="22"/>
+          <w:szCs w:val="22"/>
+        </w:rPr>
+        <w:t>volumi di vendite, informazioni di contatto dei clienti, transazioni, ecc.) Un set può includere diversi tipi di dati, come valori numerici, testi, immagini o registrazioni audio. I dati all'interno di un set possono essere consultati singolarmente, in combinazione o gestiti come un'unica entità.</w:t>
+      </w:r>
+      <w:r>
+        <w:rPr>
+          <w:sz w:val="22"/>
+          <w:szCs w:val="22"/>
+        </w:rPr>
+        <w:br/>
+      </w:r>
+      <w:r>
+        <w:rPr>
+          <w:sz w:val="22"/>
+          <w:szCs w:val="22"/>
+        </w:rPr>
+        <w:br/>
+      </w:r>
+      <w:r>
+        <w:rPr>
+          <w:sz w:val="22"/>
+          <w:szCs w:val="22"/>
+        </w:rPr>
+        <w:t xml:space="preserve">I set di dati sono uno strumento fondamentale nell'analisi e nel machine learning e forniscono i dati da cui l'analista ricava informazioni dettagliate e tendenze. Sono essenziali per il </w:t>
+      </w:r>
+      <w:r>
+        <w:rPr>
+          <w:sz w:val="22"/>
+          <w:szCs w:val="22"/>
+        </w:rPr>
+        <w:t>machine learning</w:t>
+      </w:r>
+      <w:r>
+        <w:rPr>
+          <w:sz w:val="22"/>
+          <w:szCs w:val="22"/>
+        </w:rPr>
+        <w:t xml:space="preserve">, perché la selezione del set di dati adatto per un progetto di </w:t>
+      </w:r>
+      <w:r>
+        <w:rPr>
+          <w:sz w:val="22"/>
+          <w:szCs w:val="22"/>
+        </w:rPr>
+        <w:t>machine learning</w:t>
+      </w:r>
+      <w:r>
+        <w:rPr>
+          <w:sz w:val="22"/>
+          <w:szCs w:val="22"/>
+        </w:rPr>
+        <w:t xml:space="preserve"> è una delle fasi iniziali più importanti per l'efficace addestramento e implementazione di un modello di </w:t>
+      </w:r>
+      <w:r>
+        <w:rPr>
+          <w:sz w:val="22"/>
+          <w:szCs w:val="22"/>
+        </w:rPr>
+        <w:t>machine learning</w:t>
+      </w:r>
+      <w:r>
+        <w:rPr>
+          <w:sz w:val="22"/>
+          <w:szCs w:val="22"/>
+        </w:rPr>
+        <w:t>.</w:t>
+      </w:r>
+      <w:r>
+        <w:rPr>
+          <w:sz w:val="22"/>
+          <w:szCs w:val="22"/>
+        </w:rPr>
+        <w:t xml:space="preserve"> </w:t>
+      </w:r>
+      <w:r>
+        <w:rPr>
+          <w:sz w:val="22"/>
+          <w:szCs w:val="22"/>
+        </w:rPr>
+        <w:br/>
+      </w:r>
+      <w:r>
+        <w:rPr>
+          <w:sz w:val="22"/>
+          <w:szCs w:val="22"/>
+        </w:rPr>
+        <w:br/>
+        <w:t xml:space="preserve">Per l’addestramento della rete scelta (ResNet50) per la realizzazione di questa tesi è stato selezionato un dataset di 5000 immagini (fotografie scattate da veicoli su strade urbane). Il dataset, tuttavia, non è composto dalle solo fotografie, bensì sono presenti anche le relative immagini in </w:t>
+      </w:r>
+      <w:proofErr w:type="spellStart"/>
+      <w:r>
+        <w:rPr>
+          <w:sz w:val="22"/>
+          <w:szCs w:val="22"/>
+        </w:rPr>
+        <w:t>gtFine</w:t>
+      </w:r>
+      <w:proofErr w:type="spellEnd"/>
+      <w:r>
+        <w:rPr>
+          <w:sz w:val="22"/>
+          <w:szCs w:val="22"/>
+        </w:rPr>
+        <w:t>. Quest’ultime sono delle riproduzioni delle foto originali, ma ogni elemento presente è sostituito da una figura di uno specifico colore (ad es. persone -&gt;</w:t>
+      </w:r>
+      <w:r>
+        <w:rPr>
+          <w:sz w:val="22"/>
+          <w:szCs w:val="22"/>
+        </w:rPr>
+        <w:t xml:space="preserve"> rosa, automobili -&gt; viola, e così via</w:t>
+      </w:r>
+      <w:r>
+        <w:rPr>
+          <w:sz w:val="22"/>
+          <w:szCs w:val="22"/>
+        </w:rPr>
+        <w:t>)</w:t>
+      </w:r>
+      <w:r>
+        <w:rPr>
+          <w:sz w:val="22"/>
+          <w:szCs w:val="22"/>
+        </w:rPr>
+        <w:t>. Esse sono fondamentali, dato che permettono alla rete da addestrare di riconoscere in maniera più rapida e precisa gli elementi dalle fotografie mostrate, in modo da ottenere risultati precisi quando poi la rete sarà effettivamente utilizzata con nuove immagini.</w:t>
+      </w:r>
+    </w:p>
+    <w:p>
+      <w:pPr>
+        <w:rPr>
+          <w:sz w:val="22"/>
+          <w:szCs w:val="22"/>
+        </w:rPr>
+      </w:pPr>
+    </w:p>
+    <w:p>
+      <w:pPr>
+        <w:rPr>
+          <w:sz w:val="22"/>
+          <w:szCs w:val="22"/>
+        </w:rPr>
+      </w:pPr>
+      <w:r>
+        <w:rPr>
+          <w:noProof/>
+          <w:sz w:val="22"/>
+          <w:szCs w:val="22"/>
+        </w:rPr>
+        <w:lastRenderedPageBreak/>
+        <w:drawing>
+          <wp:anchor distT="0" distB="0" distL="114300" distR="114300" simplePos="0" relativeHeight="251660288" behindDoc="0" locked="0" layoutInCell="1" allowOverlap="1" wp14:anchorId="064A0826" wp14:editId="4D6873AA">
+            <wp:simplePos x="0" y="0"/>
+            <wp:positionH relativeFrom="margin">
+              <wp:posOffset>1333452</wp:posOffset>
+            </wp:positionH>
+            <wp:positionV relativeFrom="margin">
+              <wp:posOffset>5787</wp:posOffset>
+            </wp:positionV>
+            <wp:extent cx="3460750" cy="1730375"/>
+            <wp:effectExtent l="0" t="0" r="6350" b="3175"/>
+            <wp:wrapSquare wrapText="bothSides"/>
+            <wp:docPr id="1246427760" name="Immagine 2" descr="Immagine che contiene aria aperta, strada, strisce pedonali, persona&#10;&#10;Il contenuto generato dall'IA potrebbe non essere corretto."/>
+            <wp:cNvGraphicFramePr>
+              <a:graphicFrameLocks xmlns:a="http://schemas.openxmlformats.org/drawingml/2006/main" noChangeAspect="1"/>
+            </wp:cNvGraphicFramePr>
+            <a:graphic xmlns:a="http://schemas.openxmlformats.org/drawingml/2006/main">
+              <a:graphicData uri="http://schemas.openxmlformats.org/drawingml/2006/picture">
+                <pic:pic xmlns:pic="http://schemas.openxmlformats.org/drawingml/2006/picture">
+                  <pic:nvPicPr>
+                    <pic:cNvPr id="1246427760" name="Immagine 2" descr="Immagine che contiene aria aperta, strada, strisce pedonali, persona&#10;&#10;Il contenuto generato dall'IA potrebbe non essere corretto."/>
+                    <pic:cNvPicPr>
+                      <a:picLocks noChangeAspect="1" noChangeArrowheads="1"/>
+                    </pic:cNvPicPr>
+                  </pic:nvPicPr>
+                  <pic:blipFill>
+                    <a:blip r:embed="rId6" cstate="print">
+                      <a:extLst>
+                        <a:ext uri="{28A0092B-C50C-407E-A947-70E740481C1C}">
+                          <a14:useLocalDpi xmlns:a14="http://schemas.microsoft.com/office/drawing/2010/main" val="0"/>
+                        </a:ext>
+                      </a:extLst>
+                    </a:blip>
+                    <a:srcRect/>
+                    <a:stretch>
+                      <a:fillRect/>
+                    </a:stretch>
+                  </pic:blipFill>
+                  <pic:spPr bwMode="auto">
+                    <a:xfrm>
+                      <a:off x="0" y="0"/>
+                      <a:ext cx="3460750" cy="1730375"/>
+                    </a:xfrm>
+                    <a:prstGeom prst="rect">
+                      <a:avLst/>
+                    </a:prstGeom>
+                    <a:noFill/>
+                    <a:ln>
+                      <a:noFill/>
+                    </a:ln>
+                  </pic:spPr>
+                </pic:pic>
+              </a:graphicData>
+            </a:graphic>
+            <wp14:sizeRelH relativeFrom="margin">
+              <wp14:pctWidth>0</wp14:pctWidth>
+            </wp14:sizeRelH>
+            <wp14:sizeRelV relativeFrom="margin">
+              <wp14:pctHeight>0</wp14:pctHeight>
+            </wp14:sizeRelV>
+          </wp:anchor>
+        </w:drawing>
+      </w:r>
+    </w:p>
+    <w:p>
+      <w:pPr>
+        <w:rPr>
+          <w:sz w:val="22"/>
+          <w:szCs w:val="22"/>
+        </w:rPr>
+      </w:pPr>
+    </w:p>
+    <w:p>
+      <w:pPr>
+        <w:rPr>
+          <w:sz w:val="22"/>
+          <w:szCs w:val="22"/>
+        </w:rPr>
+      </w:pPr>
+    </w:p>
+    <w:p>
+      <w:pPr>
+        <w:rPr>
+          <w:sz w:val="22"/>
+          <w:szCs w:val="22"/>
+        </w:rPr>
+      </w:pPr>
+    </w:p>
+    <w:p>
+      <w:pPr>
+        <w:rPr>
+          <w:sz w:val="22"/>
+          <w:szCs w:val="22"/>
+        </w:rPr>
+      </w:pPr>
+    </w:p>
+    <w:p>
+      <w:pPr>
+        <w:rPr>
+          <w:sz w:val="22"/>
+          <w:szCs w:val="22"/>
+        </w:rPr>
+      </w:pPr>
+    </w:p>
+    <w:p>
+      <w:pPr>
+        <w:rPr>
+          <w:sz w:val="22"/>
+          <w:szCs w:val="22"/>
+        </w:rPr>
+      </w:pPr>
+      <w:r>
+        <w:rPr>
+          <w:noProof/>
+        </w:rPr>
+        <w:drawing>
+          <wp:anchor distT="0" distB="0" distL="114300" distR="114300" simplePos="0" relativeHeight="251661312" behindDoc="0" locked="0" layoutInCell="1" allowOverlap="1" wp14:anchorId="38DBB6B4" wp14:editId="58B24286">
+            <wp:simplePos x="0" y="0"/>
+            <wp:positionH relativeFrom="margin">
+              <wp:posOffset>-517855</wp:posOffset>
+            </wp:positionH>
+            <wp:positionV relativeFrom="margin">
+              <wp:posOffset>1997003</wp:posOffset>
+            </wp:positionV>
+            <wp:extent cx="3396615" cy="1697355"/>
+            <wp:effectExtent l="0" t="0" r="0" b="0"/>
+            <wp:wrapSquare wrapText="bothSides"/>
+            <wp:docPr id="13554995" name="Immagine 3" descr="Immagine che contiene schermata, Animazione, cartone animato, Magenta&#10;&#10;Il contenuto generato dall'IA potrebbe non essere corretto."/>
+            <wp:cNvGraphicFramePr>
+              <a:graphicFrameLocks xmlns:a="http://schemas.openxmlformats.org/drawingml/2006/main" noChangeAspect="1"/>
+            </wp:cNvGraphicFramePr>
+            <a:graphic xmlns:a="http://schemas.openxmlformats.org/drawingml/2006/main">
+              <a:graphicData uri="http://schemas.openxmlformats.org/drawingml/2006/picture">
+                <pic:pic xmlns:pic="http://schemas.openxmlformats.org/drawingml/2006/picture">
+                  <pic:nvPicPr>
+                    <pic:cNvPr id="13554995" name="Immagine 3" descr="Immagine che contiene schermata, Animazione, cartone animato, Magenta&#10;&#10;Il contenuto generato dall'IA potrebbe non essere corretto."/>
+                    <pic:cNvPicPr>
+                      <a:picLocks noChangeAspect="1" noChangeArrowheads="1"/>
+                    </pic:cNvPicPr>
+                  </pic:nvPicPr>
+                  <pic:blipFill>
+                    <a:blip r:embed="rId7" cstate="print">
+                      <a:extLst>
+                        <a:ext uri="{28A0092B-C50C-407E-A947-70E740481C1C}">
+                          <a14:useLocalDpi xmlns:a14="http://schemas.microsoft.com/office/drawing/2010/main" val="0"/>
+                        </a:ext>
+                      </a:extLst>
+                    </a:blip>
+                    <a:srcRect/>
+                    <a:stretch>
+                      <a:fillRect/>
+                    </a:stretch>
+                  </pic:blipFill>
+                  <pic:spPr bwMode="auto">
+                    <a:xfrm>
+                      <a:off x="0" y="0"/>
+                      <a:ext cx="3396615" cy="1697355"/>
+                    </a:xfrm>
+                    <a:prstGeom prst="rect">
+                      <a:avLst/>
+                    </a:prstGeom>
+                    <a:noFill/>
+                    <a:ln>
+                      <a:noFill/>
+                    </a:ln>
+                  </pic:spPr>
+                </pic:pic>
+              </a:graphicData>
+            </a:graphic>
+            <wp14:sizeRelH relativeFrom="margin">
+              <wp14:pctWidth>0</wp14:pctWidth>
+            </wp14:sizeRelH>
+            <wp14:sizeRelV relativeFrom="margin">
+              <wp14:pctHeight>0</wp14:pctHeight>
+            </wp14:sizeRelV>
+          </wp:anchor>
+        </w:drawing>
+      </w:r>
+      <w:r>
+        <w:rPr>
+          <w:noProof/>
+        </w:rPr>
+        <w:drawing>
+          <wp:anchor distT="0" distB="0" distL="114300" distR="114300" simplePos="0" relativeHeight="251662336" behindDoc="0" locked="0" layoutInCell="1" allowOverlap="1" wp14:anchorId="790499C2" wp14:editId="0ED8C903">
+            <wp:simplePos x="0" y="0"/>
+            <wp:positionH relativeFrom="margin">
+              <wp:posOffset>3216790</wp:posOffset>
+            </wp:positionH>
+            <wp:positionV relativeFrom="margin">
+              <wp:posOffset>2009703</wp:posOffset>
+            </wp:positionV>
+            <wp:extent cx="3368040" cy="1683385"/>
+            <wp:effectExtent l="0" t="0" r="3810" b="0"/>
+            <wp:wrapSquare wrapText="bothSides"/>
+            <wp:docPr id="1360834818" name="Immagine 4" descr="Immagine che contiene silhouette, nero, bianco e nero&#10;&#10;Il contenuto generato dall'IA potrebbe non essere corretto."/>
+            <wp:cNvGraphicFramePr>
+              <a:graphicFrameLocks xmlns:a="http://schemas.openxmlformats.org/drawingml/2006/main" noChangeAspect="1"/>
+            </wp:cNvGraphicFramePr>
+            <a:graphic xmlns:a="http://schemas.openxmlformats.org/drawingml/2006/main">
+              <a:graphicData uri="http://schemas.openxmlformats.org/drawingml/2006/picture">
+                <pic:pic xmlns:pic="http://schemas.openxmlformats.org/drawingml/2006/picture">
+                  <pic:nvPicPr>
+                    <pic:cNvPr id="1360834818" name="Immagine 4" descr="Immagine che contiene silhouette, nero, bianco e nero&#10;&#10;Il contenuto generato dall'IA potrebbe non essere corretto."/>
+                    <pic:cNvPicPr>
+                      <a:picLocks noChangeAspect="1" noChangeArrowheads="1"/>
+                    </pic:cNvPicPr>
+                  </pic:nvPicPr>
+                  <pic:blipFill>
+                    <a:blip r:embed="rId8" cstate="print">
+                      <a:extLst>
+                        <a:ext uri="{28A0092B-C50C-407E-A947-70E740481C1C}">
+                          <a14:useLocalDpi xmlns:a14="http://schemas.microsoft.com/office/drawing/2010/main" val="0"/>
+                        </a:ext>
+                      </a:extLst>
+                    </a:blip>
+                    <a:srcRect/>
+                    <a:stretch>
+                      <a:fillRect/>
+                    </a:stretch>
+                  </pic:blipFill>
+                  <pic:spPr bwMode="auto">
+                    <a:xfrm>
+                      <a:off x="0" y="0"/>
+                      <a:ext cx="3368040" cy="1683385"/>
+                    </a:xfrm>
+                    <a:prstGeom prst="rect">
+                      <a:avLst/>
+                    </a:prstGeom>
+                    <a:noFill/>
+                    <a:ln>
+                      <a:noFill/>
+                    </a:ln>
+                  </pic:spPr>
+                </pic:pic>
+              </a:graphicData>
+            </a:graphic>
+            <wp14:sizeRelH relativeFrom="margin">
+              <wp14:pctWidth>0</wp14:pctWidth>
+            </wp14:sizeRelH>
+            <wp14:sizeRelV relativeFrom="margin">
+              <wp14:pctHeight>0</wp14:pctHeight>
+            </wp14:sizeRelV>
+          </wp:anchor>
+        </w:drawing>
+      </w:r>
+    </w:p>
+    <w:p>
+      <w:pPr>
+        <w:rPr>
+          <w:sz w:val="22"/>
+          <w:szCs w:val="22"/>
+        </w:rPr>
+      </w:pPr>
+      <w:r>
+        <w:rPr>
+          <w:b/>
+          <w:bCs/>
+          <w:i/>
+          <w:iCs/>
+          <w:noProof/>
+        </w:rPr>
+        <w:drawing>
+          <wp:anchor distT="0" distB="0" distL="114300" distR="114300" simplePos="0" relativeHeight="251663360" behindDoc="0" locked="0" layoutInCell="1" allowOverlap="1" wp14:anchorId="26652286" wp14:editId="08D2BD44">
+            <wp:simplePos x="0" y="0"/>
+            <wp:positionH relativeFrom="margin">
+              <wp:align>center</wp:align>
+            </wp:positionH>
+            <wp:positionV relativeFrom="margin">
+              <wp:posOffset>3897903</wp:posOffset>
+            </wp:positionV>
+            <wp:extent cx="3639820" cy="1819275"/>
+            <wp:effectExtent l="0" t="0" r="0" b="9525"/>
+            <wp:wrapSquare wrapText="bothSides"/>
+            <wp:docPr id="1964307705" name="Immagine 5" descr="Immagine che contiene nero, schermata, oscurità&#10;&#10;Il contenuto generato dall'IA potrebbe non essere corretto."/>
+            <wp:cNvGraphicFramePr>
+              <a:graphicFrameLocks xmlns:a="http://schemas.openxmlformats.org/drawingml/2006/main" noChangeAspect="1"/>
+            </wp:cNvGraphicFramePr>
+            <a:graphic xmlns:a="http://schemas.openxmlformats.org/drawingml/2006/main">
+              <a:graphicData uri="http://schemas.openxmlformats.org/drawingml/2006/picture">
+                <pic:pic xmlns:pic="http://schemas.openxmlformats.org/drawingml/2006/picture">
+                  <pic:nvPicPr>
+                    <pic:cNvPr id="1964307705" name="Immagine 5" descr="Immagine che contiene nero, schermata, oscurità&#10;&#10;Il contenuto generato dall'IA potrebbe non essere corretto."/>
+                    <pic:cNvPicPr>
+                      <a:picLocks noChangeAspect="1" noChangeArrowheads="1"/>
+                    </pic:cNvPicPr>
+                  </pic:nvPicPr>
+                  <pic:blipFill>
+                    <a:blip r:embed="rId9" cstate="print">
+                      <a:extLst>
+                        <a:ext uri="{28A0092B-C50C-407E-A947-70E740481C1C}">
+                          <a14:useLocalDpi xmlns:a14="http://schemas.microsoft.com/office/drawing/2010/main" val="0"/>
+                        </a:ext>
+                      </a:extLst>
+                    </a:blip>
+                    <a:srcRect/>
+                    <a:stretch>
+                      <a:fillRect/>
+                    </a:stretch>
+                  </pic:blipFill>
+                  <pic:spPr bwMode="auto">
+                    <a:xfrm>
+                      <a:off x="0" y="0"/>
+                      <a:ext cx="3639820" cy="1819275"/>
+                    </a:xfrm>
+                    <a:prstGeom prst="rect">
+                      <a:avLst/>
+                    </a:prstGeom>
+                    <a:noFill/>
+                    <a:ln>
+                      <a:noFill/>
+                    </a:ln>
+                  </pic:spPr>
+                </pic:pic>
+              </a:graphicData>
+            </a:graphic>
+            <wp14:sizeRelH relativeFrom="margin">
+              <wp14:pctWidth>0</wp14:pctWidth>
+            </wp14:sizeRelH>
+            <wp14:sizeRelV relativeFrom="margin">
+              <wp14:pctHeight>0</wp14:pctHeight>
+            </wp14:sizeRelV>
+          </wp:anchor>
+        </w:drawing>
+      </w:r>
+    </w:p>
+    <w:p>
+      <w:pPr>
+        <w:tabs>
+          <w:tab w:val="left" w:pos="1859"/>
+        </w:tabs>
+        <w:rPr>
+          <w:sz w:val="22"/>
+          <w:szCs w:val="22"/>
+        </w:rPr>
+      </w:pPr>
+      <w:r>
+        <w:rPr>
+          <w:sz w:val="22"/>
+          <w:szCs w:val="22"/>
+        </w:rPr>
+        <w:tab/>
+      </w:r>
+    </w:p>
+    <w:p>
+      <w:pPr>
+        <w:rPr>
+          <w:sz w:val="22"/>
+          <w:szCs w:val="22"/>
+        </w:rPr>
+      </w:pPr>
+    </w:p>
+    <w:p>
+      <w:pPr>
+        <w:rPr>
+          <w:b/>
+          <w:bCs/>
+          <w:i/>
+          <w:iCs/>
+        </w:rPr>
+      </w:pPr>
+    </w:p>
+    <w:p>
+      <w:pPr>
+        <w:rPr>
+          <w:b/>
+          <w:bCs/>
+          <w:i/>
+          <w:iCs/>
+        </w:rPr>
+      </w:pPr>
+    </w:p>
+    <w:p>
+      <w:pPr>
+        <w:rPr>
+          <w:b/>
+          <w:bCs/>
+          <w:i/>
+          <w:iCs/>
+        </w:rPr>
+      </w:pPr>
+    </w:p>
+    <w:p>
+      <w:pPr>
+        <w:rPr>
+          <w:b/>
+          <w:bCs/>
+          <w:i/>
+          <w:iCs/>
+        </w:rPr>
+      </w:pPr>
+    </w:p>
+    <w:p>
+      <w:pPr>
+        <w:rPr>
+          <w:b/>
+          <w:bCs/>
+          <w:i/>
+          <w:iCs/>
+        </w:rPr>
+      </w:pPr>
+    </w:p>
+    <w:p>
+      <w:pPr>
+        <w:rPr>
+          <w:sz w:val="22"/>
+          <w:szCs w:val="22"/>
+        </w:rPr>
+      </w:pPr>
+      <w:r>
+        <w:rPr>
+          <w:b/>
+          <w:bCs/>
+          <w:i/>
+          <w:iCs/>
+        </w:rPr>
+        <w:t xml:space="preserve">Architettura </w:t>
+      </w:r>
+      <w:proofErr w:type="spellStart"/>
+      <w:r>
+        <w:rPr>
+          <w:b/>
+          <w:bCs/>
+          <w:i/>
+          <w:iCs/>
+        </w:rPr>
+        <w:t>ResNet</w:t>
+      </w:r>
+      <w:proofErr w:type="spellEnd"/>
+      <w:r>
+        <w:rPr>
+          <w:b/>
+          <w:bCs/>
+          <w:i/>
+          <w:iCs/>
+        </w:rPr>
+        <w:br/>
+      </w:r>
+      <w:r>
+        <w:rPr>
+          <w:sz w:val="22"/>
+          <w:szCs w:val="22"/>
+        </w:rPr>
+        <w:t>ResNet50 è un</w:t>
+      </w:r>
+      <w:r>
+        <w:rPr>
+          <w:sz w:val="22"/>
+          <w:szCs w:val="22"/>
+        </w:rPr>
+        <w:t xml:space="preserve"> </w:t>
+      </w:r>
+      <w:r>
+        <w:rPr>
+          <w:sz w:val="22"/>
+          <w:szCs w:val="22"/>
+        </w:rPr>
+        <w:t xml:space="preserve">modello basato su rete neurale </w:t>
+      </w:r>
+      <w:proofErr w:type="spellStart"/>
+      <w:r>
+        <w:rPr>
+          <w:sz w:val="22"/>
+          <w:szCs w:val="22"/>
+        </w:rPr>
+        <w:t>convoluzionale</w:t>
+      </w:r>
+      <w:proofErr w:type="spellEnd"/>
+      <w:r>
+        <w:rPr>
+          <w:sz w:val="22"/>
+          <w:szCs w:val="22"/>
+        </w:rPr>
+        <w:t xml:space="preserve">, costituito da 48 livelli di convoluzione. Gli altri due livelli sono un livello di pooling massimo e un livello di pooling medio. L'architettura di </w:t>
+      </w:r>
+      <w:proofErr w:type="spellStart"/>
+      <w:r>
+        <w:rPr>
+          <w:sz w:val="22"/>
+          <w:szCs w:val="22"/>
+        </w:rPr>
+        <w:t>ResNet</w:t>
+      </w:r>
+      <w:proofErr w:type="spellEnd"/>
+      <w:r>
+        <w:rPr>
+          <w:sz w:val="22"/>
+          <w:szCs w:val="22"/>
+        </w:rPr>
+        <w:t xml:space="preserve"> ha permesso a CNN di operare con più livelli. Le reti neurali profonde con più livelli sovrapposti tendevano a produrre percentuali di errore di addestramento maggiori rispetto ai modelli con livelli inferiori. Questo framework di rete residua ha consentito l'aggiunta di connessioni rapide e l'utilizzo di funzioni residue, consentendo così ai livelli sovrapposti delle reti neurali profonde di ridurre i loro errori di addestramento. Il set di connessioni dirette in questa architettura aiuta a saltare alcuni livelli del modello 0.</w:t>
+      </w:r>
+    </w:p>
+    <w:p>
+      <w:pPr>
+        <w:rPr>
+          <w:sz w:val="22"/>
+          <w:szCs w:val="22"/>
+        </w:rPr>
+      </w:pPr>
+    </w:p>
+    <w:p>
+      <w:pPr>
+        <w:ind w:left="360"/>
+        <w:rPr>
+          <w:b/>
+          <w:bCs/>
+          <w:i/>
+          <w:iCs/>
+          <w:sz w:val="22"/>
+          <w:szCs w:val="22"/>
+        </w:rPr>
+      </w:pPr>
+    </w:p>
+    <w:p>
+      <w:pPr>
+        <w:ind w:left="360"/>
+        <w:rPr>
+          <w:b/>
+          <w:bCs/>
+          <w:i/>
+          <w:iCs/>
+          <w:sz w:val="22"/>
+          <w:szCs w:val="22"/>
+        </w:rPr>
+      </w:pPr>
+    </w:p>
+    <w:p>
+      <w:pPr>
+        <w:ind w:left="360"/>
+        <w:rPr>
+          <w:b/>
+          <w:bCs/>
+          <w:i/>
+          <w:iCs/>
+          <w:sz w:val="22"/>
+          <w:szCs w:val="22"/>
+        </w:rPr>
+      </w:pPr>
+      <w:r>
+        <w:rPr>
+          <w:noProof/>
+        </w:rPr>
+        <w:lastRenderedPageBreak/>
+        <w:drawing>
+          <wp:anchor distT="0" distB="0" distL="114300" distR="114300" simplePos="0" relativeHeight="251659264" behindDoc="0" locked="0" layoutInCell="1" allowOverlap="1" wp14:anchorId="4A9C61B6" wp14:editId="54F68C04">
+            <wp:simplePos x="0" y="0"/>
+            <wp:positionH relativeFrom="margin">
+              <wp:posOffset>242112</wp:posOffset>
+            </wp:positionH>
+            <wp:positionV relativeFrom="margin">
+              <wp:posOffset>-514342</wp:posOffset>
+            </wp:positionV>
+            <wp:extent cx="2714625" cy="2760345"/>
+            <wp:effectExtent l="0" t="0" r="9525" b="1905"/>
+            <wp:wrapSquare wrapText="bothSides"/>
+            <wp:docPr id="702486098" name="Immagine 1" descr="Block diagram of Resnet-50 1 by 2 architecture. | Download Scientific  Diagram"/>
+            <wp:cNvGraphicFramePr>
+              <a:graphicFrameLocks xmlns:a="http://schemas.openxmlformats.org/drawingml/2006/main" noChangeAspect="1"/>
+            </wp:cNvGraphicFramePr>
+            <a:graphic xmlns:a="http://schemas.openxmlformats.org/drawingml/2006/main">
+              <a:graphicData uri="http://schemas.openxmlformats.org/drawingml/2006/picture">
+                <pic:pic xmlns:pic="http://schemas.openxmlformats.org/drawingml/2006/picture">
+                  <pic:nvPicPr>
+                    <pic:cNvPr id="0" name="Picture 1" descr="Block diagram of Resnet-50 1 by 2 architecture. | Download Scientific  Diagram"/>
+                    <pic:cNvPicPr>
+                      <a:picLocks noChangeAspect="1" noChangeArrowheads="1"/>
+                    </pic:cNvPicPr>
+                  </pic:nvPicPr>
+                  <pic:blipFill>
+                    <a:blip r:embed="rId10">
+                      <a:extLst>
+                        <a:ext uri="{28A0092B-C50C-407E-A947-70E740481C1C}">
+                          <a14:useLocalDpi xmlns:a14="http://schemas.microsoft.com/office/drawing/2010/main" val="0"/>
+                        </a:ext>
+                      </a:extLst>
+                    </a:blip>
+                    <a:srcRect/>
+                    <a:stretch>
+                      <a:fillRect/>
+                    </a:stretch>
+                  </pic:blipFill>
+                  <pic:spPr bwMode="auto">
+                    <a:xfrm>
+                      <a:off x="0" y="0"/>
+                      <a:ext cx="2714625" cy="2760345"/>
+                    </a:xfrm>
+                    <a:prstGeom prst="rect">
+                      <a:avLst/>
+                    </a:prstGeom>
+                    <a:noFill/>
+                    <a:ln>
+                      <a:noFill/>
+                    </a:ln>
+                  </pic:spPr>
+                </pic:pic>
+              </a:graphicData>
+            </a:graphic>
+          </wp:anchor>
+        </w:drawing>
+      </w:r>
+    </w:p>
+    <w:p>
+      <w:pPr>
+        <w:ind w:left="360"/>
+        <w:rPr>
+          <w:b/>
+          <w:bCs/>
+          <w:i/>
+          <w:iCs/>
+          <w:sz w:val="22"/>
+          <w:szCs w:val="22"/>
+        </w:rPr>
+      </w:pPr>
+    </w:p>
+    <w:p>
+      <w:pPr>
+        <w:ind w:left="360"/>
+        <w:rPr>
+          <w:b/>
+          <w:bCs/>
+          <w:i/>
+          <w:iCs/>
+          <w:sz w:val="22"/>
+          <w:szCs w:val="22"/>
+        </w:rPr>
+      </w:pPr>
+    </w:p>
+    <w:p>
+      <w:pPr>
+        <w:ind w:left="360"/>
+        <w:rPr>
+          <w:b/>
+          <w:bCs/>
+          <w:i/>
+          <w:iCs/>
+          <w:sz w:val="22"/>
+          <w:szCs w:val="22"/>
+        </w:rPr>
+      </w:pPr>
+    </w:p>
+    <w:p>
+      <w:pPr>
+        <w:ind w:left="360"/>
+        <w:rPr>
+          <w:b/>
+          <w:bCs/>
+          <w:i/>
+          <w:iCs/>
+          <w:sz w:val="22"/>
+          <w:szCs w:val="22"/>
+        </w:rPr>
+      </w:pPr>
+    </w:p>
+    <w:p>
+      <w:pPr>
+        <w:ind w:left="360"/>
+        <w:rPr>
+          <w:sz w:val="22"/>
+          <w:szCs w:val="22"/>
+        </w:rPr>
+      </w:pPr>
+    </w:p>
+    <w:p>
+      <w:pPr>
+        <w:ind w:left="360"/>
+        <w:rPr>
+          <w:b/>
+          <w:bCs/>
+          <w:i/>
+          <w:iCs/>
+          <w:sz w:val="22"/>
+          <w:szCs w:val="22"/>
+        </w:rPr>
+      </w:pPr>
+    </w:p>
+    <w:p>
+      <w:pPr>
+        <w:ind w:left="360"/>
+        <w:rPr>
+          <w:b/>
+          <w:bCs/>
+          <w:i/>
+          <w:iCs/>
+          <w:sz w:val="22"/>
+          <w:szCs w:val="22"/>
+        </w:rPr>
+      </w:pPr>
+    </w:p>
+    <w:p>
+      <w:pPr>
+        <w:ind w:left="360"/>
+        <w:rPr>
+          <w:b/>
+          <w:bCs/>
+          <w:i/>
+          <w:iCs/>
+          <w:sz w:val="22"/>
+          <w:szCs w:val="22"/>
+        </w:rPr>
+      </w:pPr>
+    </w:p>
+    <w:p>
+      <w:pPr>
+        <w:rPr>
+          <w:sz w:val="22"/>
+          <w:szCs w:val="22"/>
+        </w:rPr>
+      </w:pPr>
+      <w:r>
+        <w:rPr>
+          <w:b/>
+          <w:bCs/>
+          <w:i/>
+          <w:iCs/>
+        </w:rPr>
+        <w:t xml:space="preserve">DeepLabV3 (con </w:t>
+      </w:r>
+      <w:proofErr w:type="spellStart"/>
+      <w:r>
+        <w:rPr>
+          <w:b/>
+          <w:bCs/>
+          <w:i/>
+          <w:iCs/>
+        </w:rPr>
+        <w:t>backbone</w:t>
+      </w:r>
+      <w:proofErr w:type="spellEnd"/>
+      <w:r>
+        <w:rPr>
+          <w:b/>
+          <w:bCs/>
+          <w:i/>
+          <w:iCs/>
+        </w:rPr>
+        <w:t xml:space="preserve"> ResNet50)</w:t>
+      </w:r>
+      <w:r>
+        <w:rPr>
+          <w:b/>
+          <w:bCs/>
+          <w:i/>
+          <w:iCs/>
+        </w:rPr>
+        <w:br/>
+      </w:r>
+      <w:r>
+        <w:rPr>
+          <w:sz w:val="22"/>
+          <w:szCs w:val="22"/>
+        </w:rPr>
+        <w:t xml:space="preserve">Per la segmentazione semantica delle immagini è stato utilizzato il modello DeepLabV3, una rete </w:t>
+      </w:r>
+      <w:proofErr w:type="spellStart"/>
+      <w:r>
+        <w:rPr>
+          <w:sz w:val="22"/>
+          <w:szCs w:val="22"/>
+        </w:rPr>
+        <w:t>convoluzionale</w:t>
+      </w:r>
+      <w:proofErr w:type="spellEnd"/>
+      <w:r>
+        <w:rPr>
+          <w:sz w:val="22"/>
+          <w:szCs w:val="22"/>
+        </w:rPr>
+        <w:t xml:space="preserve"> sviluppata da Google </w:t>
+      </w:r>
+      <w:proofErr w:type="spellStart"/>
+      <w:r>
+        <w:rPr>
+          <w:sz w:val="22"/>
+          <w:szCs w:val="22"/>
+        </w:rPr>
+        <w:t>Research</w:t>
+      </w:r>
+      <w:proofErr w:type="spellEnd"/>
+      <w:r>
+        <w:rPr>
+          <w:sz w:val="22"/>
+          <w:szCs w:val="22"/>
+        </w:rPr>
+        <w:t>.</w:t>
+      </w:r>
+      <w:r>
+        <w:rPr>
+          <w:sz w:val="22"/>
+          <w:szCs w:val="22"/>
+        </w:rPr>
+        <w:br/>
+        <w:t>DeepLabV3 è progettata per affrontare il problema della segmentazione semantica, ossia l’assegnazione di una classe semantica a ciascun pixel dell’immagine in input, e si distingue per la sua capacità di ottenere contemporaneamente informazioni locali e globali della scena.</w:t>
+      </w:r>
+      <w:r>
+        <w:rPr>
+          <w:sz w:val="22"/>
+          <w:szCs w:val="22"/>
+        </w:rPr>
+        <w:br/>
+      </w:r>
+      <w:r>
+        <w:rPr>
+          <w:sz w:val="22"/>
+          <w:szCs w:val="22"/>
+        </w:rPr>
+        <w:br/>
+        <w:t>L’architettura di DeepLabV3 può essere suddivisa in due principali componenti:</w:t>
+      </w:r>
+    </w:p>
+    <w:p>
+      <w:pPr>
+        <w:pStyle w:val="Paragrafoelenco"/>
+        <w:numPr>
+          <w:ilvl w:val="0"/>
+          <w:numId w:val="25"/>
+        </w:numPr>
+        <w:rPr>
+          <w:sz w:val="22"/>
+          <w:szCs w:val="22"/>
+        </w:rPr>
+      </w:pPr>
+      <w:proofErr w:type="spellStart"/>
+      <w:r>
+        <w:rPr>
+          <w:sz w:val="22"/>
+          <w:szCs w:val="22"/>
+        </w:rPr>
+        <w:t>Backbone</w:t>
+      </w:r>
+      <w:proofErr w:type="spellEnd"/>
+      <w:r>
+        <w:rPr>
+          <w:sz w:val="22"/>
+          <w:szCs w:val="22"/>
+        </w:rPr>
+        <w:t xml:space="preserve"> di estrazione delle feature,</w:t>
+      </w:r>
+    </w:p>
+    <w:p>
+      <w:pPr>
+        <w:pStyle w:val="Paragrafoelenco"/>
+        <w:numPr>
+          <w:ilvl w:val="0"/>
+          <w:numId w:val="25"/>
+        </w:numPr>
+        <w:rPr>
+          <w:sz w:val="22"/>
+          <w:szCs w:val="22"/>
+        </w:rPr>
+      </w:pPr>
+      <w:r>
+        <w:rPr>
+          <w:sz w:val="22"/>
+          <w:szCs w:val="22"/>
+        </w:rPr>
+        <w:t>Modulo di aggregazione multi-scala (</w:t>
+      </w:r>
+      <w:proofErr w:type="spellStart"/>
+      <w:r>
+        <w:rPr>
+          <w:sz w:val="22"/>
+          <w:szCs w:val="22"/>
+        </w:rPr>
+        <w:t>Atrous</w:t>
+      </w:r>
+      <w:proofErr w:type="spellEnd"/>
+      <w:r>
+        <w:rPr>
+          <w:sz w:val="22"/>
+          <w:szCs w:val="22"/>
+        </w:rPr>
+        <w:t xml:space="preserve"> </w:t>
+      </w:r>
+      <w:proofErr w:type="spellStart"/>
+      <w:r>
+        <w:rPr>
+          <w:sz w:val="22"/>
+          <w:szCs w:val="22"/>
+        </w:rPr>
+        <w:t>Spatial</w:t>
+      </w:r>
+      <w:proofErr w:type="spellEnd"/>
+      <w:r>
+        <w:rPr>
+          <w:sz w:val="22"/>
+          <w:szCs w:val="22"/>
+        </w:rPr>
+        <w:t xml:space="preserve"> </w:t>
+      </w:r>
+      <w:proofErr w:type="spellStart"/>
+      <w:r>
+        <w:rPr>
+          <w:sz w:val="22"/>
+          <w:szCs w:val="22"/>
+        </w:rPr>
+        <w:t>Pyramid</w:t>
+      </w:r>
+      <w:proofErr w:type="spellEnd"/>
+      <w:r>
+        <w:rPr>
+          <w:sz w:val="22"/>
+          <w:szCs w:val="22"/>
+        </w:rPr>
+        <w:t xml:space="preserve"> Pooling, ASPP)</w:t>
+      </w:r>
+    </w:p>
+    <w:p>
+      <w:pPr>
+        <w:rPr>
+          <w:sz w:val="22"/>
+          <w:szCs w:val="22"/>
+        </w:rPr>
+      </w:pPr>
+      <w:r>
+        <w:rPr>
+          <w:sz w:val="22"/>
+          <w:szCs w:val="22"/>
+        </w:rPr>
+        <w:t xml:space="preserve">Questa combinazione </w:t>
+      </w:r>
+      <w:r>
+        <w:rPr>
+          <w:sz w:val="22"/>
+          <w:szCs w:val="22"/>
+        </w:rPr>
+        <w:t>consente al modello di rappresentare in modo più efficace sia i dettagli di piccole dimensioni, sia il contesto più ampio dell’immagine.</w:t>
+      </w:r>
+    </w:p>
+    <w:p>
+      <w:pPr>
+        <w:rPr>
+          <w:sz w:val="22"/>
+          <w:szCs w:val="22"/>
+        </w:rPr>
+      </w:pPr>
+      <w:r>
+        <w:rPr>
+          <w:sz w:val="22"/>
+          <w:szCs w:val="22"/>
+        </w:rPr>
+        <w:t>(</w:t>
+      </w:r>
+      <w:proofErr w:type="gramStart"/>
+      <w:r>
+        <w:rPr>
+          <w:sz w:val="22"/>
+          <w:szCs w:val="22"/>
+        </w:rPr>
+        <w:t>1)</w:t>
+      </w:r>
+      <w:r>
+        <w:rPr>
+          <w:sz w:val="22"/>
+          <w:szCs w:val="22"/>
+        </w:rPr>
+        <w:t>Come</w:t>
+      </w:r>
+      <w:proofErr w:type="gramEnd"/>
+      <w:r>
+        <w:rPr>
+          <w:sz w:val="22"/>
+          <w:szCs w:val="22"/>
+        </w:rPr>
+        <w:t xml:space="preserve"> detto in precedenza, per questa tesi, è stata utilizzata la Rete ResNet50. Essa rappresenta la </w:t>
+      </w:r>
+      <w:proofErr w:type="spellStart"/>
+      <w:r>
+        <w:rPr>
+          <w:sz w:val="22"/>
+          <w:szCs w:val="22"/>
+        </w:rPr>
+        <w:t>backbone</w:t>
+      </w:r>
+      <w:proofErr w:type="spellEnd"/>
+      <w:r>
+        <w:rPr>
+          <w:sz w:val="22"/>
+          <w:szCs w:val="22"/>
+        </w:rPr>
+        <w:t xml:space="preserve"> di DeepLabV3, ed è stata modificata in modo da:</w:t>
+      </w:r>
+    </w:p>
+    <w:p>
+      <w:pPr>
+        <w:pStyle w:val="Paragrafoelenco"/>
+        <w:numPr>
+          <w:ilvl w:val="0"/>
+          <w:numId w:val="26"/>
+        </w:numPr>
+        <w:rPr>
+          <w:sz w:val="22"/>
+          <w:szCs w:val="22"/>
+        </w:rPr>
+      </w:pPr>
+      <w:r>
+        <w:rPr>
+          <w:sz w:val="22"/>
+          <w:szCs w:val="22"/>
+        </w:rPr>
+        <w:t>Rimuovere i livelli di classificazione finali (</w:t>
+      </w:r>
+      <w:proofErr w:type="spellStart"/>
+      <w:r>
+        <w:rPr>
+          <w:sz w:val="22"/>
+          <w:szCs w:val="22"/>
+        </w:rPr>
+        <w:t>fully</w:t>
+      </w:r>
+      <w:proofErr w:type="spellEnd"/>
+      <w:r>
+        <w:rPr>
+          <w:sz w:val="22"/>
+          <w:szCs w:val="22"/>
+        </w:rPr>
+        <w:t xml:space="preserve"> </w:t>
+      </w:r>
+      <w:proofErr w:type="spellStart"/>
+      <w:r>
+        <w:rPr>
+          <w:sz w:val="22"/>
+          <w:szCs w:val="22"/>
+        </w:rPr>
+        <w:t>connected</w:t>
+      </w:r>
+      <w:proofErr w:type="spellEnd"/>
+      <w:r>
+        <w:rPr>
+          <w:sz w:val="22"/>
+          <w:szCs w:val="22"/>
+        </w:rPr>
+        <w:t xml:space="preserve"> </w:t>
+      </w:r>
+      <w:proofErr w:type="spellStart"/>
+      <w:r>
+        <w:rPr>
+          <w:sz w:val="22"/>
+          <w:szCs w:val="22"/>
+        </w:rPr>
+        <w:t>layer</w:t>
+      </w:r>
+      <w:proofErr w:type="spellEnd"/>
+      <w:r>
+        <w:rPr>
+          <w:sz w:val="22"/>
+          <w:szCs w:val="22"/>
+        </w:rPr>
+        <w:t>)</w:t>
+      </w:r>
+      <w:r>
+        <w:rPr>
+          <w:sz w:val="22"/>
+          <w:szCs w:val="22"/>
+        </w:rPr>
+        <w:t>,</w:t>
+      </w:r>
+    </w:p>
+    <w:p>
+      <w:pPr>
+        <w:pStyle w:val="Paragrafoelenco"/>
+        <w:numPr>
+          <w:ilvl w:val="0"/>
+          <w:numId w:val="26"/>
+        </w:numPr>
+        <w:rPr>
+          <w:sz w:val="22"/>
+          <w:szCs w:val="22"/>
+        </w:rPr>
+      </w:pPr>
+      <w:r>
+        <w:rPr>
+          <w:sz w:val="22"/>
+          <w:szCs w:val="22"/>
+        </w:rPr>
+        <w:t>Ridurre lo stride di alcune convoluzioni per preservare una risoluzione spaziale più elevata,</w:t>
+      </w:r>
+    </w:p>
+    <w:p>
+      <w:pPr>
+        <w:pStyle w:val="Paragrafoelenco"/>
+        <w:numPr>
+          <w:ilvl w:val="0"/>
+          <w:numId w:val="26"/>
+        </w:numPr>
+        <w:rPr>
+          <w:sz w:val="22"/>
+          <w:szCs w:val="22"/>
+        </w:rPr>
+      </w:pPr>
+      <w:r>
+        <w:rPr>
+          <w:sz w:val="22"/>
+          <w:szCs w:val="22"/>
+        </w:rPr>
+        <w:t xml:space="preserve">introdurre </w:t>
+      </w:r>
+      <w:r>
+        <w:rPr>
+          <w:b/>
+          <w:bCs/>
+          <w:sz w:val="22"/>
+          <w:szCs w:val="22"/>
+        </w:rPr>
+        <w:t>convoluzioni dilatate (</w:t>
+      </w:r>
+      <w:proofErr w:type="spellStart"/>
+      <w:r>
+        <w:rPr>
+          <w:b/>
+          <w:bCs/>
+          <w:sz w:val="22"/>
+          <w:szCs w:val="22"/>
+        </w:rPr>
+        <w:t>atrous</w:t>
+      </w:r>
+      <w:proofErr w:type="spellEnd"/>
+      <w:r>
+        <w:rPr>
+          <w:b/>
+          <w:bCs/>
+          <w:sz w:val="22"/>
+          <w:szCs w:val="22"/>
+        </w:rPr>
+        <w:t xml:space="preserve"> </w:t>
+      </w:r>
+      <w:proofErr w:type="spellStart"/>
+      <w:r>
+        <w:rPr>
+          <w:b/>
+          <w:bCs/>
+          <w:sz w:val="22"/>
+          <w:szCs w:val="22"/>
+        </w:rPr>
+        <w:t>convolutions</w:t>
+      </w:r>
+      <w:proofErr w:type="spellEnd"/>
+      <w:r>
+        <w:rPr>
+          <w:b/>
+          <w:bCs/>
+          <w:sz w:val="22"/>
+          <w:szCs w:val="22"/>
+        </w:rPr>
+        <w:t>)</w:t>
+      </w:r>
+      <w:r>
+        <w:rPr>
+          <w:sz w:val="22"/>
+          <w:szCs w:val="22"/>
+        </w:rPr>
+        <w:t xml:space="preserve"> nelle ultime sezioni della rete, al fine di ampliare il campo recettivo senza ridurre la dimensione delle feature </w:t>
+      </w:r>
+      <w:proofErr w:type="spellStart"/>
+      <w:r>
+        <w:rPr>
+          <w:sz w:val="22"/>
+          <w:szCs w:val="22"/>
+        </w:rPr>
+        <w:t>map</w:t>
+      </w:r>
+      <w:proofErr w:type="spellEnd"/>
+      <w:r>
+        <w:rPr>
+          <w:sz w:val="22"/>
+          <w:szCs w:val="22"/>
+        </w:rPr>
+        <w:t>.</w:t>
+      </w:r>
+    </w:p>
+    <w:p>
+      <w:pPr>
+        <w:rPr>
+          <w:sz w:val="22"/>
+          <w:szCs w:val="22"/>
+        </w:rPr>
+      </w:pPr>
+      <w:r>
+        <w:rPr>
+          <w:sz w:val="22"/>
+          <w:szCs w:val="22"/>
+        </w:rPr>
+        <w:t xml:space="preserve">In questo modo, la </w:t>
+      </w:r>
+      <w:proofErr w:type="spellStart"/>
+      <w:r>
+        <w:rPr>
+          <w:sz w:val="22"/>
+          <w:szCs w:val="22"/>
+        </w:rPr>
+        <w:t>backbone</w:t>
+      </w:r>
+      <w:proofErr w:type="spellEnd"/>
+      <w:r>
+        <w:rPr>
+          <w:sz w:val="22"/>
+          <w:szCs w:val="22"/>
+        </w:rPr>
+        <w:t xml:space="preserve"> (ResNet50) fornisce una rappresentazione densa e ricca dell’immagine, mantenendo un buon compromesso tra accuratezza e complessità computazionale.</w:t>
+      </w:r>
+    </w:p>
+    <w:p>
+      <w:pPr>
+        <w:rPr>
+          <w:sz w:val="22"/>
+          <w:szCs w:val="22"/>
+        </w:rPr>
+      </w:pPr>
+      <w:r>
+        <w:rPr>
+          <w:sz w:val="22"/>
+          <w:szCs w:val="22"/>
+        </w:rPr>
+        <w:t>(2)</w:t>
+      </w:r>
+      <w:r>
+        <w:rPr>
+          <w:rFonts w:ascii="Times New Roman" w:eastAsia="Times New Roman" w:hAnsi="Times New Roman" w:cs="Times New Roman"/>
+          <w:kern w:val="0"/>
+          <w:lang w:eastAsia="it-IT"/>
+          <w14:ligatures w14:val="none"/>
+        </w:rPr>
+        <w:t xml:space="preserve"> </w:t>
+      </w:r>
+      <w:r>
+        <w:rPr>
+          <w:sz w:val="22"/>
+          <w:szCs w:val="22"/>
+        </w:rPr>
+        <w:t xml:space="preserve">Il secondo elemento chiave di DeepLabV3 è il modulo </w:t>
+      </w:r>
+      <w:r>
+        <w:rPr>
+          <w:b/>
+          <w:bCs/>
+          <w:sz w:val="22"/>
+          <w:szCs w:val="22"/>
+        </w:rPr>
+        <w:t>ASPP</w:t>
+      </w:r>
+      <w:r>
+        <w:rPr>
+          <w:sz w:val="22"/>
+          <w:szCs w:val="22"/>
+        </w:rPr>
+        <w:t xml:space="preserve">, il cui scopo è </w:t>
+      </w:r>
+      <w:r>
+        <w:rPr>
+          <w:sz w:val="22"/>
+          <w:szCs w:val="22"/>
+        </w:rPr>
+        <w:t>ottenere</w:t>
+      </w:r>
+      <w:r>
+        <w:rPr>
+          <w:sz w:val="22"/>
+          <w:szCs w:val="22"/>
+        </w:rPr>
+        <w:t xml:space="preserve"> informazioni contestuali a diverse scale spaziali.</w:t>
+      </w:r>
+      <w:r>
+        <w:rPr>
+          <w:sz w:val="22"/>
+          <w:szCs w:val="22"/>
+        </w:rPr>
+        <w:br/>
+        <w:t xml:space="preserve">L’ASPP applica più convoluzioni parallele con </w:t>
+      </w:r>
+      <w:r>
+        <w:rPr>
+          <w:b/>
+          <w:bCs/>
+          <w:sz w:val="22"/>
+          <w:szCs w:val="22"/>
+        </w:rPr>
+        <w:t>diversi tassi di dilatazione</w:t>
+      </w:r>
+      <w:r>
+        <w:rPr>
+          <w:sz w:val="22"/>
+          <w:szCs w:val="22"/>
+        </w:rPr>
+        <w:t>, consentendo alla rete di integrare:</w:t>
+      </w:r>
+    </w:p>
+    <w:p>
+      <w:pPr>
+        <w:numPr>
+          <w:ilvl w:val="0"/>
+          <w:numId w:val="27"/>
+        </w:numPr>
+        <w:rPr>
+          <w:sz w:val="22"/>
+          <w:szCs w:val="22"/>
+        </w:rPr>
+      </w:pPr>
+      <w:r>
+        <w:rPr>
+          <w:sz w:val="22"/>
+          <w:szCs w:val="22"/>
+        </w:rPr>
+        <w:t>dettagli locali (attraverso convoluzioni a piccola dilatazione),</w:t>
+      </w:r>
+    </w:p>
+    <w:p>
+      <w:pPr>
+        <w:numPr>
+          <w:ilvl w:val="0"/>
+          <w:numId w:val="27"/>
+        </w:numPr>
+        <w:rPr>
+          <w:sz w:val="22"/>
+          <w:szCs w:val="22"/>
+        </w:rPr>
+      </w:pPr>
+      <w:r>
+        <w:rPr>
+          <w:sz w:val="22"/>
+          <w:szCs w:val="22"/>
+        </w:rPr>
+        <w:t>informazioni globali e di contesto (attraverso convoluzioni a grande dilatazione).</w:t>
+      </w:r>
+    </w:p>
+    <w:p>
+      <w:pPr>
+        <w:rPr>
+          <w:sz w:val="22"/>
+          <w:szCs w:val="22"/>
+        </w:rPr>
+      </w:pPr>
+      <w:r>
+        <w:rPr>
+          <w:sz w:val="22"/>
+          <w:szCs w:val="22"/>
+        </w:rPr>
+        <w:lastRenderedPageBreak/>
+        <w:t xml:space="preserve">I risultati di queste convoluzioni vengono poi concatenati e combinati da ulteriori strati </w:t>
+      </w:r>
+      <w:proofErr w:type="spellStart"/>
+      <w:r>
+        <w:rPr>
+          <w:sz w:val="22"/>
+          <w:szCs w:val="22"/>
+        </w:rPr>
+        <w:t>convoluzionali</w:t>
+      </w:r>
+      <w:proofErr w:type="spellEnd"/>
+      <w:r>
+        <w:rPr>
+          <w:sz w:val="22"/>
+          <w:szCs w:val="22"/>
+        </w:rPr>
+        <w:t>, producendo una mappa di attivazione finale che riflette la distribuzione semantica dei pixel nell’immagine.</w:t>
+      </w:r>
+    </w:p>
+    <w:p>
+      <w:pPr>
+        <w:rPr>
+          <w:sz w:val="22"/>
+          <w:szCs w:val="22"/>
+        </w:rPr>
+      </w:pPr>
+      <w:r>
+        <w:rPr>
+          <w:sz w:val="22"/>
+          <w:szCs w:val="22"/>
+        </w:rPr>
+        <w:t xml:space="preserve">L’utilizzo della combinazione </w:t>
+      </w:r>
+      <w:r>
+        <w:rPr>
+          <w:b/>
+          <w:bCs/>
+          <w:sz w:val="22"/>
+          <w:szCs w:val="22"/>
+        </w:rPr>
+        <w:t>DeepLabV3 + ResNet50</w:t>
+      </w:r>
+      <w:r>
+        <w:rPr>
+          <w:sz w:val="22"/>
+          <w:szCs w:val="22"/>
+        </w:rPr>
+        <w:t xml:space="preserve"> è particolarmente indicato per applicazioni di </w:t>
+      </w:r>
+      <w:r>
+        <w:rPr>
+          <w:b/>
+          <w:bCs/>
+          <w:sz w:val="22"/>
+          <w:szCs w:val="22"/>
+        </w:rPr>
+        <w:t>segmentazione stradale</w:t>
+      </w:r>
+      <w:r>
+        <w:rPr>
+          <w:sz w:val="22"/>
+          <w:szCs w:val="22"/>
+        </w:rPr>
+        <w:t xml:space="preserve"> e </w:t>
+      </w:r>
+      <w:r>
+        <w:rPr>
+          <w:b/>
+          <w:bCs/>
+          <w:sz w:val="22"/>
+          <w:szCs w:val="22"/>
+        </w:rPr>
+        <w:t xml:space="preserve">rilevamento di ostacoli da immagini </w:t>
+      </w:r>
+      <w:r>
+        <w:rPr>
+          <w:b/>
+          <w:bCs/>
+          <w:sz w:val="22"/>
+          <w:szCs w:val="22"/>
+        </w:rPr>
+        <w:t>scattate da veicoli</w:t>
+      </w:r>
+      <w:r>
+        <w:rPr>
+          <w:sz w:val="22"/>
+          <w:szCs w:val="22"/>
+        </w:rPr>
+        <w:t>, in quanto offre:</w:t>
+      </w:r>
+    </w:p>
+    <w:p>
+      <w:pPr>
+        <w:numPr>
+          <w:ilvl w:val="0"/>
+          <w:numId w:val="28"/>
+        </w:numPr>
+        <w:rPr>
+          <w:sz w:val="22"/>
+          <w:szCs w:val="22"/>
+        </w:rPr>
+      </w:pPr>
+      <w:r>
+        <w:rPr>
+          <w:b/>
+          <w:bCs/>
+          <w:sz w:val="22"/>
+          <w:szCs w:val="22"/>
+        </w:rPr>
+        <w:t>Elevata accuratezza</w:t>
+      </w:r>
+      <w:r>
+        <w:rPr>
+          <w:sz w:val="22"/>
+          <w:szCs w:val="22"/>
+        </w:rPr>
+        <w:t xml:space="preserve"> nella distinzione tra regioni semantiche anche complesse (strada, veicoli, pedoni, ostacoli, sfondo);</w:t>
+      </w:r>
+    </w:p>
+    <w:p>
+      <w:pPr>
+        <w:numPr>
+          <w:ilvl w:val="0"/>
+          <w:numId w:val="28"/>
+        </w:numPr>
+        <w:rPr>
+          <w:sz w:val="22"/>
+          <w:szCs w:val="22"/>
+        </w:rPr>
+      </w:pPr>
+      <w:r>
+        <w:rPr>
+          <w:b/>
+          <w:bCs/>
+          <w:sz w:val="22"/>
+          <w:szCs w:val="22"/>
+        </w:rPr>
+        <w:t>Buona generalizzazione</w:t>
+      </w:r>
+      <w:r>
+        <w:rPr>
+          <w:sz w:val="22"/>
+          <w:szCs w:val="22"/>
+        </w:rPr>
+        <w:t xml:space="preserve"> su dataset urbani, come </w:t>
+      </w:r>
+      <w:proofErr w:type="spellStart"/>
+      <w:r>
+        <w:rPr>
+          <w:i/>
+          <w:iCs/>
+          <w:sz w:val="22"/>
+          <w:szCs w:val="22"/>
+        </w:rPr>
+        <w:t>Cityscapes</w:t>
+      </w:r>
+      <w:proofErr w:type="spellEnd"/>
+      <w:r>
+        <w:rPr>
+          <w:sz w:val="22"/>
+          <w:szCs w:val="22"/>
+        </w:rPr>
+        <w:t>;</w:t>
+      </w:r>
+    </w:p>
+    <w:p>
+      <w:pPr>
+        <w:numPr>
+          <w:ilvl w:val="0"/>
+          <w:numId w:val="28"/>
+        </w:numPr>
+        <w:rPr>
+          <w:sz w:val="22"/>
+          <w:szCs w:val="22"/>
+        </w:rPr>
+      </w:pPr>
+      <w:r>
+        <w:rPr>
+          <w:b/>
+          <w:bCs/>
+          <w:sz w:val="22"/>
+          <w:szCs w:val="22"/>
+        </w:rPr>
+        <w:t>Efficienza computazionale</w:t>
+      </w:r>
+      <w:r>
+        <w:rPr>
+          <w:sz w:val="22"/>
+          <w:szCs w:val="22"/>
+        </w:rPr>
+        <w:t xml:space="preserve"> rispetto a modelli più profondi</w:t>
+      </w:r>
+      <w:r>
+        <w:rPr>
+          <w:sz w:val="22"/>
+          <w:szCs w:val="22"/>
+        </w:rPr>
+        <w:t xml:space="preserve">, </w:t>
+      </w:r>
+      <w:r>
+        <w:rPr>
+          <w:sz w:val="22"/>
+          <w:szCs w:val="22"/>
+        </w:rPr>
+        <w:t>mantenendo</w:t>
+      </w:r>
+      <w:r>
+        <w:rPr>
+          <w:sz w:val="22"/>
+          <w:szCs w:val="22"/>
+        </w:rPr>
+        <w:t xml:space="preserve"> ottime</w:t>
+      </w:r>
+      <w:r>
+        <w:rPr>
+          <w:sz w:val="22"/>
+          <w:szCs w:val="22"/>
+        </w:rPr>
+        <w:t xml:space="preserve"> prestazioni;</w:t>
+      </w:r>
+    </w:p>
+    <w:p>
+      <w:pPr>
+        <w:numPr>
+          <w:ilvl w:val="0"/>
+          <w:numId w:val="28"/>
+        </w:numPr>
+        <w:rPr>
+          <w:sz w:val="22"/>
+          <w:szCs w:val="22"/>
+        </w:rPr>
+      </w:pPr>
+      <w:r>
+        <w:rPr>
+          <w:b/>
+          <w:bCs/>
+          <w:sz w:val="22"/>
+          <w:szCs w:val="22"/>
+        </w:rPr>
+        <w:t xml:space="preserve">Supporto nativo in </w:t>
+      </w:r>
+      <w:proofErr w:type="spellStart"/>
+      <w:r>
+        <w:rPr>
+          <w:b/>
+          <w:bCs/>
+          <w:sz w:val="22"/>
+          <w:szCs w:val="22"/>
+        </w:rPr>
+        <w:t>PyTorch</w:t>
+      </w:r>
+      <w:proofErr w:type="spellEnd"/>
+      <w:r>
+        <w:rPr>
+          <w:b/>
+          <w:bCs/>
+          <w:sz w:val="22"/>
+          <w:szCs w:val="22"/>
+        </w:rPr>
+        <w:t>/</w:t>
+      </w:r>
+      <w:proofErr w:type="spellStart"/>
+      <w:proofErr w:type="gramStart"/>
+      <w:r>
+        <w:rPr>
+          <w:b/>
+          <w:bCs/>
+          <w:sz w:val="22"/>
+          <w:szCs w:val="22"/>
+        </w:rPr>
+        <w:t>TorchVision</w:t>
+      </w:r>
+      <w:proofErr w:type="spellEnd"/>
+      <w:proofErr w:type="gramEnd"/>
+      <w:r>
+        <w:rPr>
+          <w:sz w:val="22"/>
+          <w:szCs w:val="22"/>
+        </w:rPr>
+        <w:t>, che ne semplifica l’implementazione e l’addestramento.</w:t>
+      </w:r>
+    </w:p>
+    <w:p>
+      <w:pPr>
+        <w:rPr>
+          <w:b/>
+          <w:bCs/>
+          <w:i/>
+          <w:iCs/>
+          <w:sz w:val="22"/>
+          <w:szCs w:val="22"/>
+        </w:rPr>
+      </w:pPr>
+      <w:r>
+        <w:rPr>
+          <w:sz w:val="22"/>
+          <w:szCs w:val="22"/>
+        </w:rPr>
+        <w:t xml:space="preserve">Funzionamento modello: </w:t>
+      </w:r>
+      <w:r>
+        <w:rPr>
+          <w:sz w:val="22"/>
+          <w:szCs w:val="22"/>
+        </w:rPr>
+        <w:t xml:space="preserve">Durante l’inferenza, il modello riceve in ingresso un’immagine RGB e produce come output una </w:t>
+      </w:r>
+      <w:r>
+        <w:rPr>
+          <w:b/>
+          <w:bCs/>
+          <w:sz w:val="22"/>
+          <w:szCs w:val="22"/>
+        </w:rPr>
+        <w:t>mappa di probabilità</w:t>
+      </w:r>
+      <w:r>
+        <w:rPr>
+          <w:sz w:val="22"/>
+          <w:szCs w:val="22"/>
+        </w:rPr>
+        <w:t xml:space="preserve"> a due canali (una per ciascuna classe: </w:t>
+      </w:r>
+      <w:proofErr w:type="gramStart"/>
+      <w:r>
+        <w:rPr>
+          <w:sz w:val="22"/>
+          <w:szCs w:val="22"/>
+        </w:rPr>
+        <w:t>background</w:t>
+      </w:r>
+      <w:proofErr w:type="gramEnd"/>
+      <w:r>
+        <w:rPr>
+          <w:sz w:val="22"/>
+          <w:szCs w:val="22"/>
+        </w:rPr>
+        <w:t xml:space="preserve"> e ostacolo).</w:t>
+      </w:r>
+      <w:r>
+        <w:rPr>
+          <w:sz w:val="22"/>
+          <w:szCs w:val="22"/>
+        </w:rPr>
+        <w:br/>
+        <w:t xml:space="preserve">Per ogni pixel, il modello assegna la classe con probabilità maggiore, generando così una </w:t>
+      </w:r>
+      <w:r>
+        <w:rPr>
+          <w:b/>
+          <w:bCs/>
+          <w:sz w:val="22"/>
+          <w:szCs w:val="22"/>
+        </w:rPr>
+        <w:t>mappa di segmentazione binaria</w:t>
+      </w:r>
+      <w:r>
+        <w:rPr>
+          <w:sz w:val="22"/>
+          <w:szCs w:val="22"/>
+        </w:rPr>
+        <w:t xml:space="preserve"> che evidenzia le regioni dell’immagine corrispondenti agli ostacoli.</w:t>
+      </w:r>
+    </w:p>
+    <w:p>
+      <w:pPr>
+        <w:ind w:left="360"/>
+      </w:pPr>
+      <w:r>
+        <w:rPr>
+          <w:b/>
+          <w:bCs/>
+          <w:i/>
+          <w:iCs/>
+          <w:sz w:val="22"/>
+          <w:szCs w:val="22"/>
+        </w:rPr>
+        <w:t>Font</w:t>
+      </w:r>
+      <w:r>
+        <w:rPr>
+          <w:b/>
+          <w:bCs/>
+          <w:i/>
+          <w:iCs/>
+          <w:sz w:val="22"/>
+          <w:szCs w:val="22"/>
+        </w:rPr>
+        <w:t>i</w:t>
+      </w:r>
+      <w:r>
+        <w:rPr>
+          <w:b/>
+          <w:bCs/>
+          <w:i/>
+          <w:iCs/>
+          <w:sz w:val="22"/>
+          <w:szCs w:val="22"/>
+        </w:rPr>
+        <w:t xml:space="preserve">: </w:t>
+      </w:r>
+      <w:r>
+        <w:rPr>
+          <w:b/>
+          <w:bCs/>
+          <w:i/>
+          <w:iCs/>
+          <w:sz w:val="22"/>
+          <w:szCs w:val="22"/>
+        </w:rPr>
+        <w:t xml:space="preserve"> </w:t>
+      </w:r>
+      <w:r>
+        <w:rPr>
+          <w:b/>
+          <w:bCs/>
+          <w:i/>
+          <w:iCs/>
+          <w:sz w:val="22"/>
+          <w:szCs w:val="22"/>
+        </w:rPr>
+        <w:t xml:space="preserve"> </w:t>
+      </w:r>
+      <w:r>
+        <w:rPr>
+          <w:b/>
+          <w:bCs/>
+          <w:i/>
+          <w:iCs/>
+          <w:sz w:val="22"/>
+          <w:szCs w:val="22"/>
+        </w:rPr>
+        <w:br/>
+      </w:r>
+      <w:r>
+        <w:t xml:space="preserve">              </w:t>
+      </w:r>
+      <w:hyperlink r:id="rId11" w:history="1">
         <w:r>
           <w:rPr>
             <w:rStyle w:val="Collegamentoipertestuale"/>
@@ -1715,7 +5943,18 @@
         </w:rPr>
         <w:tab/>
       </w:r>
-      <w:hyperlink r:id="rId6" w:history="1">
+      <w:r>
+        <w:rPr>
+          <w:b/>
+          <w:bCs/>
+          <w:i/>
+          <w:iCs/>
+          <w:sz w:val="22"/>
+          <w:szCs w:val="22"/>
+        </w:rPr>
+        <w:t xml:space="preserve">        </w:t>
+      </w:r>
+      <w:hyperlink r:id="rId12" w:history="1">
         <w:r>
           <w:rPr>
             <w:rStyle w:val="Collegamentoipertestuale"/>
@@ -1747,7 +5986,7 @@
         </w:rPr>
         <w:t xml:space="preserve">                </w:t>
       </w:r>
-      <w:hyperlink r:id="rId7" w:history="1">
+      <w:hyperlink r:id="rId13" w:history="1">
         <w:r>
           <w:rPr>
             <w:rStyle w:val="Collegamentoipertestuale"/>
@@ -1784,7 +6023,7 @@
         <w:br/>
         <w:t xml:space="preserve">                </w:t>
       </w:r>
-      <w:hyperlink r:id="rId8" w:history="1">
+      <w:hyperlink r:id="rId14" w:history="1">
         <w:r>
           <w:rPr>
             <w:rStyle w:val="Collegamentoipertestuale"/>
@@ -1821,7 +6060,7 @@
         <w:br/>
         <w:t xml:space="preserve">                </w:t>
       </w:r>
-      <w:hyperlink r:id="rId9" w:history="1">
+      <w:hyperlink r:id="rId15" w:history="1">
         <w:r>
           <w:rPr>
             <w:rStyle w:val="Collegamentoipertestuale"/>
@@ -1858,7 +6097,7 @@
         <w:br/>
         <w:t xml:space="preserve">                </w:t>
       </w:r>
-      <w:hyperlink r:id="rId10" w:history="1">
+      <w:hyperlink r:id="rId16" w:history="1">
         <w:r>
           <w:rPr>
             <w:rStyle w:val="Collegamentoipertestuale"/>
@@ -1895,7 +6134,7 @@
         <w:br/>
         <w:t xml:space="preserve">                </w:t>
       </w:r>
-      <w:hyperlink r:id="rId11" w:history="1">
+      <w:hyperlink r:id="rId17" w:history="1">
         <w:r>
           <w:rPr>
             <w:rStyle w:val="Collegamentoipertestuale"/>
@@ -1932,7 +6171,7 @@
         <w:br/>
         <w:t xml:space="preserve">                </w:t>
       </w:r>
-      <w:hyperlink r:id="rId12" w:history="1">
+      <w:hyperlink r:id="rId18" w:history="1">
         <w:r>
           <w:rPr>
             <w:rStyle w:val="Collegamentoipertestuale"/>
@@ -1946,6 +6185,126 @@
           <w:t>https://www.cityscapes-dataset.com/</w:t>
         </w:r>
       </w:hyperlink>
+      <w:r>
+        <w:br/>
+        <w:t xml:space="preserve">               </w:t>
+      </w:r>
+      <w:hyperlink r:id="rId19" w:history="1">
+        <w:r>
+          <w:rPr>
+            <w:rStyle w:val="Collegamentoipertestuale"/>
+            <w:b/>
+            <w:bCs/>
+            <w:i/>
+            <w:iCs/>
+            <w:sz w:val="22"/>
+            <w:szCs w:val="22"/>
+          </w:rPr>
+          <w:t>https://ieeexplore.ieee.org/abstract/document/9687944</w:t>
+        </w:r>
+      </w:hyperlink>
+      <w:r>
+        <w:t xml:space="preserve"> </w:t>
+      </w:r>
+      <w:r>
+        <w:br/>
+      </w:r>
+      <w:r>
+        <w:tab/>
+      </w:r>
+      <w:r>
+        <w:rPr>
+          <w:b/>
+          <w:bCs/>
+          <w:i/>
+          <w:iCs/>
+          <w:sz w:val="22"/>
+          <w:szCs w:val="22"/>
+        </w:rPr>
+        <w:t xml:space="preserve">        </w:t>
+      </w:r>
+      <w:hyperlink r:id="rId20" w:history="1">
+        <w:r>
+          <w:rPr>
+            <w:rStyle w:val="Collegamentoipertestuale"/>
+            <w:b/>
+            <w:bCs/>
+            <w:i/>
+            <w:iCs/>
+            <w:sz w:val="22"/>
+            <w:szCs w:val="22"/>
+          </w:rPr>
+          <w:t>https://www.databricks.com/it/glossary/what-is-dataset</w:t>
+        </w:r>
+      </w:hyperlink>
+      <w:r>
+        <w:br/>
+        <w:t xml:space="preserve">               </w:t>
+      </w:r>
+      <w:hyperlink r:id="rId21" w:history="1">
+        <w:r>
+          <w:rPr>
+            <w:rStyle w:val="Collegamentoipertestuale"/>
+            <w:b/>
+            <w:bCs/>
+            <w:i/>
+            <w:iCs/>
+            <w:sz w:val="22"/>
+            <w:szCs w:val="22"/>
+          </w:rPr>
+          <w:t>https://ejournal.ittelkom-pwt.ac.id/index.php/infotel/article/view/1144/507</w:t>
+        </w:r>
+      </w:hyperlink>
+      <w:r>
+        <w:rPr>
+          <w:b/>
+          <w:bCs/>
+          <w:i/>
+          <w:iCs/>
+          <w:sz w:val="22"/>
+          <w:szCs w:val="22"/>
+          <w:u w:val="single"/>
+        </w:rPr>
+        <w:t xml:space="preserve"> </w:t>
+      </w:r>
+      <w:r>
+        <w:t xml:space="preserve"> </w:t>
+      </w:r>
+      <w:r>
+        <w:br/>
+        <w:t xml:space="preserve">               </w:t>
+      </w:r>
+      <w:hyperlink r:id="rId22" w:history="1">
+        <w:r>
+          <w:rPr>
+            <w:rStyle w:val="Collegamentoipertestuale"/>
+            <w:b/>
+            <w:bCs/>
+            <w:i/>
+            <w:iCs/>
+            <w:sz w:val="22"/>
+            <w:szCs w:val="22"/>
+          </w:rPr>
+          <w:t>https://ieeexplore.ieee.org/abstract/document/10923939</w:t>
+        </w:r>
+      </w:hyperlink>
+      <w:r>
+        <w:t xml:space="preserve"> </w:t>
+      </w:r>
+    </w:p>
+    <w:p>
+      <w:pPr>
+        <w:ind w:left="360"/>
+        <w:rPr>
+          <w:b/>
+          <w:bCs/>
+          <w:i/>
+          <w:iCs/>
+          <w:sz w:val="22"/>
+          <w:szCs w:val="22"/>
+          <w:u w:val="single"/>
+        </w:rPr>
+      </w:pPr>
     </w:p>
     <w:sectPr>
       <w:pgSz w:w="11906" w:h="16838"/>
@@ -2308,6 +6667,268 @@
     </w:lvl>
   </w:abstractNum>
   <w:abstractNum w:abstractNumId="3" w15:restartNumberingAfterBreak="0">
+    <w:nsid w:val="079177B9"/>
+    <w:multiLevelType w:val="hybridMultilevel"/>
+    <w:tmpl w:val="B124221A"/>
+    <w:lvl w:ilvl="0" w:tplc="04100001">
+      <w:start w:val="1"/>
+      <w:numFmt w:val="bullet"/>
+      <w:lvlText w:val=""/>
+      <w:lvlJc w:val="left"/>
+      <w:pPr>
+        <w:ind w:left="766" w:hanging="360"/>
+      </w:pPr>
+      <w:rPr>
+        <w:rFonts w:ascii="Symbol" w:hAnsi="Symbol" w:hint="default"/>
+      </w:rPr>
+    </w:lvl>
+    <w:lvl w:ilvl="1" w:tplc="04100003" w:tentative="1">
+      <w:start w:val="1"/>
+      <w:numFmt w:val="bullet"/>
+      <w:lvlText w:val="o"/>
+      <w:lvlJc w:val="left"/>
+      <w:pPr>
+        <w:ind w:left="1486" w:hanging="360"/>
+      </w:pPr>
+      <w:rPr>
+        <w:rFonts w:ascii="Courier New" w:hAnsi="Courier New" w:cs="Courier New" w:hint="default"/>
+      </w:rPr>
+    </w:lvl>
+    <w:lvl w:ilvl="2" w:tplc="04100005" w:tentative="1">
+      <w:start w:val="1"/>
+      <w:numFmt w:val="bullet"/>
+      <w:lvlText w:val=""/>
+      <w:lvlJc w:val="left"/>
+      <w:pPr>
+        <w:ind w:left="2206" w:hanging="360"/>
+      </w:pPr>
+      <w:rPr>
+        <w:rFonts w:ascii="Wingdings" w:hAnsi="Wingdings" w:hint="default"/>
+      </w:rPr>
+    </w:lvl>
+    <w:lvl w:ilvl="3" w:tplc="04100001" w:tentative="1">
+      <w:start w:val="1"/>
+      <w:numFmt w:val="bullet"/>
+      <w:lvlText w:val=""/>
+      <w:lvlJc w:val="left"/>
+      <w:pPr>
+        <w:ind w:left="2926" w:hanging="360"/>
+      </w:pPr>
+      <w:rPr>
+        <w:rFonts w:ascii="Symbol" w:hAnsi="Symbol" w:hint="default"/>
+      </w:rPr>
+    </w:lvl>
+    <w:lvl w:ilvl="4" w:tplc="04100003" w:tentative="1">
+      <w:start w:val="1"/>
+      <w:numFmt w:val="bullet"/>
+      <w:lvlText w:val="o"/>
+      <w:lvlJc w:val="left"/>
+      <w:pPr>
+        <w:ind w:left="3646" w:hanging="360"/>
+      </w:pPr>
+      <w:rPr>
+        <w:rFonts w:ascii="Courier New" w:hAnsi="Courier New" w:cs="Courier New" w:hint="default"/>
+      </w:rPr>
+    </w:lvl>
+    <w:lvl w:ilvl="5" w:tplc="04100005" w:tentative="1">
+      <w:start w:val="1"/>
+      <w:numFmt w:val="bullet"/>
+      <w:lvlText w:val=""/>
+      <w:lvlJc w:val="left"/>
+      <w:pPr>
+        <w:ind w:left="4366" w:hanging="360"/>
+      </w:pPr>
+      <w:rPr>
+        <w:rFonts w:ascii="Wingdings" w:hAnsi="Wingdings" w:hint="default"/>
+      </w:rPr>
+    </w:lvl>
+    <w:lvl w:ilvl="6" w:tplc="04100001" w:tentative="1">
+      <w:start w:val="1"/>
+      <w:numFmt w:val="bullet"/>
+      <w:lvlText w:val=""/>
+      <w:lvlJc w:val="left"/>
+      <w:pPr>
+        <w:ind w:left="5086" w:hanging="360"/>
+      </w:pPr>
+      <w:rPr>
+        <w:rFonts w:ascii="Symbol" w:hAnsi="Symbol" w:hint="default"/>
+      </w:rPr>
+    </w:lvl>
+    <w:lvl w:ilvl="7" w:tplc="04100003" w:tentative="1">
+      <w:start w:val="1"/>
+      <w:numFmt w:val="bullet"/>
+      <w:lvlText w:val="o"/>
+      <w:lvlJc w:val="left"/>
+      <w:pPr>
+        <w:ind w:left="5806" w:hanging="360"/>
+      </w:pPr>
+      <w:rPr>
+        <w:rFonts w:ascii="Courier New" w:hAnsi="Courier New" w:cs="Courier New" w:hint="default"/>
+      </w:rPr>
+    </w:lvl>
+    <w:lvl w:ilvl="8" w:tplc="04100005" w:tentative="1">
+      <w:start w:val="1"/>
+      <w:numFmt w:val="bullet"/>
+      <w:lvlText w:val=""/>
+      <w:lvlJc w:val="left"/>
+      <w:pPr>
+        <w:ind w:left="6526" w:hanging="360"/>
+      </w:pPr>
+      <w:rPr>
+        <w:rFonts w:ascii="Wingdings" w:hAnsi="Wingdings" w:hint="default"/>
+      </w:rPr>
+    </w:lvl>
+  </w:abstractNum>
+  <w:abstractNum w:abstractNumId="4" w15:restartNumberingAfterBreak="0">
+    <w:nsid w:val="17BE1756"/>
+    <w:multiLevelType w:val="multilevel"/>
+    <w:tmpl w:val="C8D40538"/>
+    <w:lvl w:ilvl="0">
+      <w:start w:val="1"/>
+      <w:numFmt w:val="bullet"/>
+      <w:lvlText w:val=""/>
+      <w:lvlJc w:val="left"/>
+      <w:pPr>
+        <w:tabs>
+          <w:tab w:val="num" w:pos="720"/>
+        </w:tabs>
+        <w:ind w:left="720" w:hanging="360"/>
+      </w:pPr>
+      <w:rPr>
+        <w:rFonts w:ascii="Symbol" w:hAnsi="Symbol" w:hint="default"/>
+        <w:sz w:val="20"/>
+      </w:rPr>
+    </w:lvl>
+    <w:lvl w:ilvl="1" w:tentative="1">
+      <w:start w:val="1"/>
+      <w:numFmt w:val="bullet"/>
+      <w:lvlText w:val="o"/>
+      <w:lvlJc w:val="left"/>
+      <w:pPr>
+        <w:tabs>
+          <w:tab w:val="num" w:pos="1440"/>
+        </w:tabs>
+        <w:ind w:left="1440" w:hanging="360"/>
+      </w:pPr>
+      <w:rPr>
+        <w:rFonts w:ascii="Courier New" w:hAnsi="Courier New" w:hint="default"/>
+        <w:sz w:val="20"/>
+      </w:rPr>
+    </w:lvl>
+    <w:lvl w:ilvl="2" w:tentative="1">
+      <w:start w:val="1"/>
+      <w:numFmt w:val="bullet"/>
+      <w:lvlText w:val=""/>
+      <w:lvlJc w:val="left"/>
+      <w:pPr>
+        <w:tabs>
+          <w:tab w:val="num" w:pos="2160"/>
+        </w:tabs>
+        <w:ind w:left="2160" w:hanging="360"/>
+      </w:pPr>
+      <w:rPr>
+        <w:rFonts w:ascii="Wingdings" w:hAnsi="Wingdings" w:hint="default"/>
+        <w:sz w:val="20"/>
+      </w:rPr>
+    </w:lvl>
+    <w:lvl w:ilvl="3" w:tentative="1">
+      <w:start w:val="1"/>
+      <w:numFmt w:val="bullet"/>
+      <w:lvlText w:val=""/>
+      <w:lvlJc w:val="left"/>
+      <w:pPr>
+        <w:tabs>
+          <w:tab w:val="num" w:pos="2880"/>
+        </w:tabs>
+        <w:ind w:left="2880" w:hanging="360"/>
+      </w:pPr>
+      <w:rPr>
+        <w:rFonts w:ascii="Wingdings" w:hAnsi="Wingdings" w:hint="default"/>
+        <w:sz w:val="20"/>
+      </w:rPr>
+    </w:lvl>
+    <w:lvl w:ilvl="4" w:tentative="1">
+      <w:start w:val="1"/>
+      <w:numFmt w:val="bullet"/>
+      <w:lvlText w:val=""/>
+      <w:lvlJc w:val="left"/>
+      <w:pPr>
+        <w:tabs>
+          <w:tab w:val="num" w:pos="3600"/>
+        </w:tabs>
+        <w:ind w:left="3600" w:hanging="360"/>
+      </w:pPr>
+      <w:rPr>
+        <w:rFonts w:ascii="Wingdings" w:hAnsi="Wingdings" w:hint="default"/>
+        <w:sz w:val="20"/>
+      </w:rPr>
+    </w:lvl>
+    <w:lvl w:ilvl="5" w:tentative="1">
+      <w:start w:val="1"/>
+      <w:numFmt w:val="bullet"/>
+      <w:lvlText w:val=""/>
+      <w:lvlJc w:val="left"/>
+      <w:pPr>
+        <w:tabs>
+          <w:tab w:val="num" w:pos="4320"/>
+        </w:tabs>
+        <w:ind w:left="4320" w:hanging="360"/>
+      </w:pPr>
+      <w:rPr>
+        <w:rFonts w:ascii="Wingdings" w:hAnsi="Wingdings" w:hint="default"/>
+        <w:sz w:val="20"/>
+      </w:rPr>
+    </w:lvl>
+    <w:lvl w:ilvl="6" w:tentative="1">
+      <w:start w:val="1"/>
+      <w:numFmt w:val="bullet"/>
+      <w:lvlText w:val=""/>
+      <w:lvlJc w:val="left"/>
+      <w:pPr>
+        <w:tabs>
+          <w:tab w:val="num" w:pos="5040"/>
+        </w:tabs>
+        <w:ind w:left="5040" w:hanging="360"/>
+      </w:pPr>
+      <w:rPr>
+        <w:rFonts w:ascii="Wingdings" w:hAnsi="Wingdings" w:hint="default"/>
+        <w:sz w:val="20"/>
+      </w:rPr>
+    </w:lvl>
+    <w:lvl w:ilvl="7" w:tentative="1">
+      <w:start w:val="1"/>
+      <w:numFmt w:val="bullet"/>
+      <w:lvlText w:val=""/>
+      <w:lvlJc w:val="left"/>
+      <w:pPr>
+        <w:tabs>
+          <w:tab w:val="num" w:pos="5760"/>
+        </w:tabs>
+        <w:ind w:left="5760" w:hanging="360"/>
+      </w:pPr>
+      <w:rPr>
+        <w:rFonts w:ascii="Wingdings" w:hAnsi="Wingdings" w:hint="default"/>
+        <w:sz w:val="20"/>
+      </w:rPr>
+    </w:lvl>
+    <w:lvl w:ilvl="8" w:tentative="1">
+      <w:start w:val="1"/>
+      <w:numFmt w:val="bullet"/>
+      <w:lvlText w:val=""/>
+      <w:lvlJc w:val="left"/>
+      <w:pPr>
+        <w:tabs>
+          <w:tab w:val="num" w:pos="6480"/>
+        </w:tabs>
+        <w:ind w:left="6480" w:hanging="360"/>
+      </w:pPr>
+      <w:rPr>
+        <w:rFonts w:ascii="Wingdings" w:hAnsi="Wingdings" w:hint="default"/>
+        <w:sz w:val="20"/>
+      </w:rPr>
+    </w:lvl>
+  </w:abstractNum>
+  <w:abstractNum w:abstractNumId="5" w15:restartNumberingAfterBreak="0">
     <w:nsid w:val="194645AC"/>
     <w:multiLevelType w:val="hybridMultilevel"/>
     <w:tmpl w:val="4926957E"/>
@@ -2393,7 +7014,7 @@
       </w:pPr>
     </w:lvl>
   </w:abstractNum>
-  <w:abstractNum w:abstractNumId="4" w15:restartNumberingAfterBreak="0">
+  <w:abstractNum w:abstractNumId="6" w15:restartNumberingAfterBreak="0">
     <w:nsid w:val="1A5B489D"/>
     <w:multiLevelType w:val="hybridMultilevel"/>
     <w:tmpl w:val="D592E922"/>
@@ -2479,7 +7100,93 @@
       </w:pPr>
     </w:lvl>
   </w:abstractNum>
-  <w:abstractNum w:abstractNumId="5" w15:restartNumberingAfterBreak="0">
+  <w:abstractNum w:abstractNumId="7" w15:restartNumberingAfterBreak="0">
+    <w:nsid w:val="1E735EB0"/>
+    <w:multiLevelType w:val="hybridMultilevel"/>
+    <w:tmpl w:val="C6CC161A"/>
+    <w:lvl w:ilvl="0" w:tplc="FFFFFFFF">
+      <w:start w:val="1"/>
+      <w:numFmt w:val="decimal"/>
+      <w:lvlText w:val="%1."/>
+      <w:lvlJc w:val="left"/>
+      <w:pPr>
+        <w:ind w:left="720" w:hanging="360"/>
+      </w:pPr>
+    </w:lvl>
+    <w:lvl w:ilvl="1" w:tplc="FFFFFFFF">
+      <w:start w:val="1"/>
+      <w:numFmt w:val="lowerLetter"/>
+      <w:lvlText w:val="%2."/>
+      <w:lvlJc w:val="left"/>
+      <w:pPr>
+        <w:ind w:left="1440" w:hanging="360"/>
+      </w:pPr>
+    </w:lvl>
+    <w:lvl w:ilvl="2" w:tplc="FFFFFFFF">
+      <w:start w:val="1"/>
+      <w:numFmt w:val="lowerRoman"/>
+      <w:lvlText w:val="%3."/>
+      <w:lvlJc w:val="right"/>
+      <w:pPr>
+        <w:ind w:left="2160" w:hanging="180"/>
+      </w:pPr>
+    </w:lvl>
+    <w:lvl w:ilvl="3" w:tplc="FFFFFFFF" w:tentative="1">
+      <w:start w:val="1"/>
+      <w:numFmt w:val="decimal"/>
+      <w:lvlText w:val="%4."/>
+      <w:lvlJc w:val="left"/>
+      <w:pPr>
+        <w:ind w:left="2880" w:hanging="360"/>
+      </w:pPr>
+    </w:lvl>
+    <w:lvl w:ilvl="4" w:tplc="FFFFFFFF" w:tentative="1">
+      <w:start w:val="1"/>
+      <w:numFmt w:val="lowerLetter"/>
+      <w:lvlText w:val="%5."/>
+      <w:lvlJc w:val="left"/>
+      <w:pPr>
+        <w:ind w:left="3600" w:hanging="360"/>
+      </w:pPr>
+    </w:lvl>
+    <w:lvl w:ilvl="5" w:tplc="FFFFFFFF" w:tentative="1">
+      <w:start w:val="1"/>
+      <w:numFmt w:val="lowerRoman"/>
+      <w:lvlText w:val="%6."/>
+      <w:lvlJc w:val="right"/>
+      <w:pPr>
+        <w:ind w:left="4320" w:hanging="180"/>
+      </w:pPr>
+    </w:lvl>
+    <w:lvl w:ilvl="6" w:tplc="FFFFFFFF" w:tentative="1">
+      <w:start w:val="1"/>
+      <w:numFmt w:val="decimal"/>
+      <w:lvlText w:val="%7."/>
+      <w:lvlJc w:val="left"/>
+      <w:pPr>
+        <w:ind w:left="5040" w:hanging="360"/>
+      </w:pPr>
+    </w:lvl>
+    <w:lvl w:ilvl="7" w:tplc="FFFFFFFF" w:tentative="1">
+      <w:start w:val="1"/>
+      <w:numFmt w:val="lowerLetter"/>
+      <w:lvlText w:val="%8."/>
+      <w:lvlJc w:val="left"/>
+      <w:pPr>
+        <w:ind w:left="5760" w:hanging="360"/>
+      </w:pPr>
+    </w:lvl>
+    <w:lvl w:ilvl="8" w:tplc="FFFFFFFF" w:tentative="1">
+      <w:start w:val="1"/>
+      <w:numFmt w:val="lowerRoman"/>
+      <w:lvlText w:val="%9."/>
+      <w:lvlJc w:val="right"/>
+      <w:pPr>
+        <w:ind w:left="6480" w:hanging="180"/>
+      </w:pPr>
+    </w:lvl>
+  </w:abstractNum>
+  <w:abstractNum w:abstractNumId="8" w15:restartNumberingAfterBreak="0">
     <w:nsid w:val="20587783"/>
     <w:multiLevelType w:val="hybridMultilevel"/>
     <w:tmpl w:val="725A5110"/>
@@ -2565,7 +7272,7 @@
       </w:pPr>
     </w:lvl>
   </w:abstractNum>
-  <w:abstractNum w:abstractNumId="6" w15:restartNumberingAfterBreak="0">
+  <w:abstractNum w:abstractNumId="9" w15:restartNumberingAfterBreak="0">
     <w:nsid w:val="284D5189"/>
     <w:multiLevelType w:val="hybridMultilevel"/>
     <w:tmpl w:val="59E4066C"/>
@@ -2678,7 +7385,7 @@
       </w:rPr>
     </w:lvl>
   </w:abstractNum>
-  <w:abstractNum w:abstractNumId="7" w15:restartNumberingAfterBreak="0">
+  <w:abstractNum w:abstractNumId="10" w15:restartNumberingAfterBreak="0">
     <w:nsid w:val="2D2A4FFF"/>
     <w:multiLevelType w:val="hybridMultilevel"/>
     <w:tmpl w:val="59F8D976"/>
@@ -2791,7 +7498,7 @@
       </w:rPr>
     </w:lvl>
   </w:abstractNum>
-  <w:abstractNum w:abstractNumId="8" w15:restartNumberingAfterBreak="0">
+  <w:abstractNum w:abstractNumId="11" w15:restartNumberingAfterBreak="0">
     <w:nsid w:val="2F27262F"/>
     <w:multiLevelType w:val="multilevel"/>
     <w:tmpl w:val="19AC4F72"/>
@@ -2940,7 +7647,156 @@
       </w:rPr>
     </w:lvl>
   </w:abstractNum>
-  <w:abstractNum w:abstractNumId="9" w15:restartNumberingAfterBreak="0">
+  <w:abstractNum w:abstractNumId="12" w15:restartNumberingAfterBreak="0">
+    <w:nsid w:val="34130236"/>
+    <w:multiLevelType w:val="multilevel"/>
+    <w:tmpl w:val="2280DD40"/>
+    <w:lvl w:ilvl="0">
+      <w:start w:val="1"/>
+      <w:numFmt w:val="bullet"/>
+      <w:lvlText w:val=""/>
+      <w:lvlJc w:val="left"/>
+      <w:pPr>
+        <w:tabs>
+          <w:tab w:val="num" w:pos="720"/>
+        </w:tabs>
+        <w:ind w:left="720" w:hanging="360"/>
+      </w:pPr>
+      <w:rPr>
+        <w:rFonts w:ascii="Symbol" w:hAnsi="Symbol" w:hint="default"/>
+        <w:sz w:val="20"/>
+      </w:rPr>
+    </w:lvl>
+    <w:lvl w:ilvl="1" w:tentative="1">
+      <w:start w:val="1"/>
+      <w:numFmt w:val="bullet"/>
+      <w:lvlText w:val="o"/>
+      <w:lvlJc w:val="left"/>
+      <w:pPr>
+        <w:tabs>
+          <w:tab w:val="num" w:pos="1440"/>
+        </w:tabs>
+        <w:ind w:left="1440" w:hanging="360"/>
+      </w:pPr>
+      <w:rPr>
+        <w:rFonts w:ascii="Courier New" w:hAnsi="Courier New" w:hint="default"/>
+        <w:sz w:val="20"/>
+      </w:rPr>
+    </w:lvl>
+    <w:lvl w:ilvl="2" w:tentative="1">
+      <w:start w:val="1"/>
+      <w:numFmt w:val="bullet"/>
+      <w:lvlText w:val=""/>
+      <w:lvlJc w:val="left"/>
+      <w:pPr>
+        <w:tabs>
+          <w:tab w:val="num" w:pos="2160"/>
+        </w:tabs>
+        <w:ind w:left="2160" w:hanging="360"/>
+      </w:pPr>
+      <w:rPr>
+        <w:rFonts w:ascii="Wingdings" w:hAnsi="Wingdings" w:hint="default"/>
+        <w:sz w:val="20"/>
+      </w:rPr>
+    </w:lvl>
+    <w:lvl w:ilvl="3" w:tentative="1">
+      <w:start w:val="1"/>
+      <w:numFmt w:val="bullet"/>
+      <w:lvlText w:val=""/>
+      <w:lvlJc w:val="left"/>
+      <w:pPr>
+        <w:tabs>
+          <w:tab w:val="num" w:pos="2880"/>
+        </w:tabs>
+        <w:ind w:left="2880" w:hanging="360"/>
+      </w:pPr>
+      <w:rPr>
+        <w:rFonts w:ascii="Wingdings" w:hAnsi="Wingdings" w:hint="default"/>
+        <w:sz w:val="20"/>
+      </w:rPr>
+    </w:lvl>
+    <w:lvl w:ilvl="4" w:tentative="1">
+      <w:start w:val="1"/>
+      <w:numFmt w:val="bullet"/>
+      <w:lvlText w:val=""/>
+      <w:lvlJc w:val="left"/>
+      <w:pPr>
+        <w:tabs>
+          <w:tab w:val="num" w:pos="3600"/>
+        </w:tabs>
+        <w:ind w:left="3600" w:hanging="360"/>
+      </w:pPr>
+      <w:rPr>
+        <w:rFonts w:ascii="Wingdings" w:hAnsi="Wingdings" w:hint="default"/>
+        <w:sz w:val="20"/>
+      </w:rPr>
+    </w:lvl>
+    <w:lvl w:ilvl="5" w:tentative="1">
+      <w:start w:val="1"/>
+      <w:numFmt w:val="bullet"/>
+      <w:lvlText w:val=""/>
+      <w:lvlJc w:val="left"/>
+      <w:pPr>
+        <w:tabs>
+          <w:tab w:val="num" w:pos="4320"/>
+        </w:tabs>
+        <w:ind w:left="4320" w:hanging="360"/>
+      </w:pPr>
+      <w:rPr>
+        <w:rFonts w:ascii="Wingdings" w:hAnsi="Wingdings" w:hint="default"/>
+        <w:sz w:val="20"/>
+      </w:rPr>
+    </w:lvl>
+    <w:lvl w:ilvl="6" w:tentative="1">
+      <w:start w:val="1"/>
+      <w:numFmt w:val="bullet"/>
+      <w:lvlText w:val=""/>
+      <w:lvlJc w:val="left"/>
+      <w:pPr>
+        <w:tabs>
+          <w:tab w:val="num" w:pos="5040"/>
+        </w:tabs>
+        <w:ind w:left="5040" w:hanging="360"/>
+      </w:pPr>
+      <w:rPr>
+        <w:rFonts w:ascii="Wingdings" w:hAnsi="Wingdings" w:hint="default"/>
+        <w:sz w:val="20"/>
+      </w:rPr>
+    </w:lvl>
+    <w:lvl w:ilvl="7" w:tentative="1">
+      <w:start w:val="1"/>
+      <w:numFmt w:val="bullet"/>
+      <w:lvlText w:val=""/>
+      <w:lvlJc w:val="left"/>
+      <w:pPr>
+        <w:tabs>
+          <w:tab w:val="num" w:pos="5760"/>
+        </w:tabs>
+        <w:ind w:left="5760" w:hanging="360"/>
+      </w:pPr>
+      <w:rPr>
+        <w:rFonts w:ascii="Wingdings" w:hAnsi="Wingdings" w:hint="default"/>
+        <w:sz w:val="20"/>
+      </w:rPr>
+    </w:lvl>
+    <w:lvl w:ilvl="8" w:tentative="1">
+      <w:start w:val="1"/>
+      <w:numFmt w:val="bullet"/>
+      <w:lvlText w:val=""/>
+      <w:lvlJc w:val="left"/>
+      <w:pPr>
+        <w:tabs>
+          <w:tab w:val="num" w:pos="6480"/>
+        </w:tabs>
+        <w:ind w:left="6480" w:hanging="360"/>
+      </w:pPr>
+      <w:rPr>
+        <w:rFonts w:ascii="Wingdings" w:hAnsi="Wingdings" w:hint="default"/>
+        <w:sz w:val="20"/>
+      </w:rPr>
+    </w:lvl>
+  </w:abstractNum>
+  <w:abstractNum w:abstractNumId="13" w15:restartNumberingAfterBreak="0">
     <w:nsid w:val="37E45E75"/>
     <w:multiLevelType w:val="multilevel"/>
     <w:tmpl w:val="0EC61958"/>
@@ -3089,7 +7945,7 @@
       </w:rPr>
     </w:lvl>
   </w:abstractNum>
-  <w:abstractNum w:abstractNumId="10" w15:restartNumberingAfterBreak="0">
+  <w:abstractNum w:abstractNumId="14" w15:restartNumberingAfterBreak="0">
     <w:nsid w:val="38722593"/>
     <w:multiLevelType w:val="hybridMultilevel"/>
     <w:tmpl w:val="608656DC"/>
@@ -3202,7 +8058,7 @@
       </w:rPr>
     </w:lvl>
   </w:abstractNum>
-  <w:abstractNum w:abstractNumId="11" w15:restartNumberingAfterBreak="0">
+  <w:abstractNum w:abstractNumId="15" w15:restartNumberingAfterBreak="0">
     <w:nsid w:val="3A18668A"/>
     <w:multiLevelType w:val="hybridMultilevel"/>
     <w:tmpl w:val="287EC586"/>
@@ -3315,7 +8171,7 @@
       </w:rPr>
     </w:lvl>
   </w:abstractNum>
-  <w:abstractNum w:abstractNumId="12" w15:restartNumberingAfterBreak="0">
+  <w:abstractNum w:abstractNumId="16" w15:restartNumberingAfterBreak="0">
     <w:nsid w:val="40500DC3"/>
     <w:multiLevelType w:val="hybridMultilevel"/>
     <w:tmpl w:val="53D6BA92"/>
@@ -3428,7 +8284,7 @@
       </w:rPr>
     </w:lvl>
   </w:abstractNum>
-  <w:abstractNum w:abstractNumId="13" w15:restartNumberingAfterBreak="0">
+  <w:abstractNum w:abstractNumId="17" w15:restartNumberingAfterBreak="0">
     <w:nsid w:val="45911BF3"/>
     <w:multiLevelType w:val="hybridMultilevel"/>
     <w:tmpl w:val="EDBE4498"/>
@@ -3541,7 +8397,7 @@
       </w:rPr>
     </w:lvl>
   </w:abstractNum>
-  <w:abstractNum w:abstractNumId="14" w15:restartNumberingAfterBreak="0">
+  <w:abstractNum w:abstractNumId="18" w15:restartNumberingAfterBreak="0">
     <w:nsid w:val="46417C42"/>
     <w:multiLevelType w:val="hybridMultilevel"/>
     <w:tmpl w:val="692E9336"/>
@@ -3654,7 +8510,7 @@
       </w:rPr>
     </w:lvl>
   </w:abstractNum>
-  <w:abstractNum w:abstractNumId="15" w15:restartNumberingAfterBreak="0">
+  <w:abstractNum w:abstractNumId="19" w15:restartNumberingAfterBreak="0">
     <w:nsid w:val="477062EC"/>
     <w:multiLevelType w:val="hybridMultilevel"/>
     <w:tmpl w:val="83E67802"/>
@@ -3740,7 +8596,7 @@
       </w:pPr>
     </w:lvl>
   </w:abstractNum>
-  <w:abstractNum w:abstractNumId="16" w15:restartNumberingAfterBreak="0">
+  <w:abstractNum w:abstractNumId="20" w15:restartNumberingAfterBreak="0">
     <w:nsid w:val="4B5C3CCB"/>
     <w:multiLevelType w:val="hybridMultilevel"/>
     <w:tmpl w:val="F138B80C"/>
@@ -3853,10 +8709,10 @@
       </w:rPr>
     </w:lvl>
   </w:abstractNum>
-  <w:abstractNum w:abstractNumId="17" w15:restartNumberingAfterBreak="0">
+  <w:abstractNum w:abstractNumId="21" w15:restartNumberingAfterBreak="0">
     <w:nsid w:val="5B6F7C57"/>
     <w:multiLevelType w:val="hybridMultilevel"/>
-    <w:tmpl w:val="4926957E"/>
+    <w:tmpl w:val="C6CC161A"/>
     <w:lvl w:ilvl="0" w:tplc="0410000F">
       <w:start w:val="1"/>
       <w:numFmt w:val="decimal"/>
@@ -3939,7 +8795,7 @@
       </w:pPr>
     </w:lvl>
   </w:abstractNum>
-  <w:abstractNum w:abstractNumId="18" w15:restartNumberingAfterBreak="0">
+  <w:abstractNum w:abstractNumId="22" w15:restartNumberingAfterBreak="0">
     <w:nsid w:val="5E45356A"/>
     <w:multiLevelType w:val="hybridMultilevel"/>
     <w:tmpl w:val="4A7E11B8"/>
@@ -4031,7 +8887,7 @@
       </w:pPr>
     </w:lvl>
   </w:abstractNum>
-  <w:abstractNum w:abstractNumId="19" w15:restartNumberingAfterBreak="0">
+  <w:abstractNum w:abstractNumId="23" w15:restartNumberingAfterBreak="0">
     <w:nsid w:val="67E63A1C"/>
     <w:multiLevelType w:val="hybridMultilevel"/>
     <w:tmpl w:val="010C7FEC"/>
@@ -4144,7 +9000,7 @@
       </w:rPr>
     </w:lvl>
   </w:abstractNum>
-  <w:abstractNum w:abstractNumId="20" w15:restartNumberingAfterBreak="0">
+  <w:abstractNum w:abstractNumId="24" w15:restartNumberingAfterBreak="0">
     <w:nsid w:val="6AAD3A27"/>
     <w:multiLevelType w:val="hybridMultilevel"/>
     <w:tmpl w:val="30383416"/>
@@ -4257,7 +9113,7 @@
       </w:rPr>
     </w:lvl>
   </w:abstractNum>
-  <w:abstractNum w:abstractNumId="21" w15:restartNumberingAfterBreak="0">
+  <w:abstractNum w:abstractNumId="25" w15:restartNumberingAfterBreak="0">
     <w:nsid w:val="756323E0"/>
     <w:multiLevelType w:val="hybridMultilevel"/>
     <w:tmpl w:val="04DCC2C0"/>
@@ -4343,7 +9199,7 @@
       </w:pPr>
     </w:lvl>
   </w:abstractNum>
-  <w:abstractNum w:abstractNumId="22" w15:restartNumberingAfterBreak="0">
+  <w:abstractNum w:abstractNumId="26" w15:restartNumberingAfterBreak="0">
     <w:nsid w:val="76DA4826"/>
     <w:multiLevelType w:val="multilevel"/>
     <w:tmpl w:val="185289BC"/>
@@ -4492,7 +9348,7 @@
       </w:rPr>
     </w:lvl>
   </w:abstractNum>
-  <w:abstractNum w:abstractNumId="23" w15:restartNumberingAfterBreak="0">
+  <w:abstractNum w:abstractNumId="27" w15:restartNumberingAfterBreak="0">
     <w:nsid w:val="7F4C506A"/>
     <w:multiLevelType w:val="multilevel"/>
     <w:tmpl w:val="6B88B8F4"/>
@@ -4642,76 +9498,88 @@
     </w:lvl>
   </w:abstractNum>
   <w:num w:numId="1" w16cid:durableId="697121770">
-    <w:abstractNumId w:val="12"/>
+    <w:abstractNumId w:val="16"/>
   </w:num>
   <w:num w:numId="2" w16cid:durableId="872772233">
-    <w:abstractNumId w:val="15"/>
+    <w:abstractNumId w:val="19"/>
   </w:num>
   <w:num w:numId="3" w16cid:durableId="18359230">
-    <w:abstractNumId w:val="21"/>
+    <w:abstractNumId w:val="25"/>
   </w:num>
   <w:num w:numId="4" w16cid:durableId="1729650917">
-    <w:abstractNumId w:val="9"/>
+    <w:abstractNumId w:val="13"/>
   </w:num>
   <w:num w:numId="5" w16cid:durableId="1931312940">
-    <w:abstractNumId w:val="4"/>
+    <w:abstractNumId w:val="6"/>
   </w:num>
   <w:num w:numId="6" w16cid:durableId="116216533">
-    <w:abstractNumId w:val="23"/>
+    <w:abstractNumId w:val="27"/>
   </w:num>
   <w:num w:numId="7" w16cid:durableId="1285234046">
-    <w:abstractNumId w:val="22"/>
+    <w:abstractNumId w:val="26"/>
   </w:num>
   <w:num w:numId="8" w16cid:durableId="518394086">
-    <w:abstractNumId w:val="8"/>
+    <w:abstractNumId w:val="11"/>
   </w:num>
   <w:num w:numId="9" w16cid:durableId="1842046293">
     <w:abstractNumId w:val="2"/>
   </w:num>
   <w:num w:numId="10" w16cid:durableId="1758748325">
-    <w:abstractNumId w:val="5"/>
+    <w:abstractNumId w:val="8"/>
   </w:num>
   <w:num w:numId="11" w16cid:durableId="2016373315">
-    <w:abstractNumId w:val="17"/>
+    <w:abstractNumId w:val="21"/>
   </w:num>
   <w:num w:numId="12" w16cid:durableId="98181834">
-    <w:abstractNumId w:val="16"/>
+    <w:abstractNumId w:val="20"/>
   </w:num>
   <w:num w:numId="13" w16cid:durableId="1535843065">
-    <w:abstractNumId w:val="19"/>
+    <w:abstractNumId w:val="23"/>
   </w:num>
   <w:num w:numId="14" w16cid:durableId="1803303023">
-    <w:abstractNumId w:val="7"/>
+    <w:abstractNumId w:val="10"/>
   </w:num>
   <w:num w:numId="15" w16cid:durableId="1897424613">
-    <w:abstractNumId w:val="6"/>
+    <w:abstractNumId w:val="9"/>
   </w:num>
   <w:num w:numId="16" w16cid:durableId="229383925">
-    <w:abstractNumId w:val="14"/>
+    <w:abstractNumId w:val="18"/>
   </w:num>
   <w:num w:numId="17" w16cid:durableId="1158233185">
     <w:abstractNumId w:val="1"/>
   </w:num>
   <w:num w:numId="18" w16cid:durableId="847868406">
-    <w:abstractNumId w:val="11"/>
+    <w:abstractNumId w:val="15"/>
   </w:num>
   <w:num w:numId="19" w16cid:durableId="1348218216">
-    <w:abstractNumId w:val="10"/>
+    <w:abstractNumId w:val="14"/>
   </w:num>
   <w:num w:numId="20" w16cid:durableId="183398530">
-    <w:abstractNumId w:val="20"/>
+    <w:abstractNumId w:val="24"/>
   </w:num>
   <w:num w:numId="21" w16cid:durableId="591813677">
-    <w:abstractNumId w:val="3"/>
+    <w:abstractNumId w:val="5"/>
   </w:num>
   <w:num w:numId="22" w16cid:durableId="888036921">
     <w:abstractNumId w:val="0"/>
   </w:num>
   <w:num w:numId="23" w16cid:durableId="1919056399">
-    <w:abstractNumId w:val="18"/>
+    <w:abstractNumId w:val="22"/>
   </w:num>
   <w:num w:numId="24" w16cid:durableId="2511455">
-    <w:abstractNumId w:val="13"/>
+    <w:abstractNumId w:val="17"/>
+  </w:num>
+  <w:num w:numId="25" w16cid:durableId="1517692441">
+    <w:abstractNumId w:val="7"/>
+  </w:num>
+  <w:num w:numId="26" w16cid:durableId="947081434">
+    <w:abstractNumId w:val="3"/>
+  </w:num>
+  <w:num w:numId="27" w16cid:durableId="980037463">
+    <w:abstractNumId w:val="4"/>
+  </w:num>
+  <w:num w:numId="28" w16cid:durableId="1379401759">
+    <w:abstractNumId w:val="12"/>
   </w:num>
 </w:numbering>
 </file>
@@ -5319,7 +10187,6 @@
   <w:style w:type="character" w:default="1" w:styleId="Carpredefinitoparagrafo">
     <w:name w:val="Default Paragraph Font"/>
     <w:uiPriority w:val="1"/>
-    <w:semiHidden/>
     <w:unhideWhenUsed/>
   </w:style>
   <w:style w:type="table" w:default="1" w:styleId="Tabellanormale">
@@ -5668,6 +10535,17 @@
       <w:u w:val="single"/>
     </w:rPr>
   </w:style>
+  <w:style w:type="paragraph" w:styleId="NormaleWeb">
+    <w:name w:val="Normal (Web)"/>
+    <w:basedOn w:val="Normale"/>
+    <w:uiPriority w:val="99"/>
+    <w:semiHidden/>
+    <w:unhideWhenUsed/>
+    <w:rsid w:val="00CF42D3"/>
+    <w:rPr>
+      <w:rFonts w:ascii="Times New Roman" w:hAnsi="Times New Roman" w:cs="Times New Roman"/>
+    </w:rPr>
+  </w:style>
 </w:styles>
 </file>
 
